--- a/S1-CL1-Cloud-Design-Build/mappings/ICTCLD401_Assessment_Mapping.docx
+++ b/S1-CL1-Cloud-Design-Build/mappings/ICTCLD401_Assessment_Mapping.docx
@@ -1,6 +1,6 @@
 
 <file path=word/document.xml><?xml version="1.0" encoding="utf-8"?>
-<w:document xmlns:wpc="http://schemas.microsoft.com/office/word/2010/wordprocessingCanvas" xmlns:cx="http://schemas.microsoft.com/office/drawing/2014/chartex" xmlns:cx1="http://schemas.microsoft.com/office/drawing/2015/9/8/chartex" xmlns:cx2="http://schemas.microsoft.com/office/drawing/2015/10/21/chartex" xmlns:cx3="http://schemas.microsoft.com/office/drawing/2016/5/9/chartex" xmlns:cx4="http://schemas.microsoft.com/office/drawing/2016/5/10/chartex" xmlns:cx5="http://schemas.microsoft.com/office/drawing/2016/5/11/chartex" xmlns:cx6="http://schemas.microsoft.com/office/drawing/2016/5/12/chartex" xmlns:cx7="http://schemas.microsoft.com/office/drawing/2016/5/13/chartex" xmlns:cx8="http://schemas.microsoft.com/office/drawing/2016/5/14/chartex" xmlns:mc="http://schemas.openxmlformats.org/markup-compatibility/2006" xmlns:m="http://schemas.openxmlformats.org/officeDocument/2006/math" xmlns:aink="http://schemas.microsoft.com/office/drawing/2016/ink" xmlns:am3d="http://schemas.microsoft.com/office/drawing/2017/model3d" xmlns:oel="http://schemas.microsoft.com/office/2019/extlst" xmlns:r="http://schemas.openxmlformats.org/officeDocument/2006/relationships" xmlns:wp14="http://schemas.microsoft.com/office/word/2010/wordprocessingDrawing" xmlns:wp="http://schemas.openxmlformats.org/drawingml/2006/wordprocessingDrawing" xmlns:wpg="http://schemas.microsoft.com/office/word/2010/wordprocessingGroup" xmlns:wpi="http://schemas.microsoft.com/office/word/2010/wordprocessingInk" xmlns:wps="http://schemas.microsoft.com/office/word/2010/wordprocessingShape" xmlns:o="urn:schemas-microsoft-com:office:office" xmlns:v="urn:schemas-microsoft-com:vml" xmlns:w10="urn:schemas-microsoft-com:office:word" xmlns:w="http://schemas.openxmlformats.org/wordprocessingml/2006/main" xmlns:w14="http://schemas.microsoft.com/office/word/2010/wordml" xmlns:w15="http://schemas.microsoft.com/office/word/2012/wordml" xmlns:w16cex="http://schemas.microsoft.com/office/word/2018/wordml/cex" xmlns:w16cid="http://schemas.microsoft.com/office/word/2016/wordml/cid" xmlns:w16="http://schemas.microsoft.com/office/word/2018/wordml" xmlns:w16sdtdh="http://schemas.microsoft.com/office/word/2020/wordml/sdtdatahash" xmlns:w16sdtfl="http://schemas.microsoft.com/office/word/2024/wordml/sdtformatlock" xmlns:w16se="http://schemas.microsoft.com/office/word/2015/wordml/symex" xmlns:w16du="http://schemas.microsoft.com/office/word/2023/wordml/word16du" xmlns:wne="http://schemas.microsoft.com/office/word/2006/wordml" mc:Ignorable="w14 w15 w16se w16cid w16 w16cex w16sdtdh w16sdtfl w16du wp14">
+<w:document xmlns:wpc="http://schemas.microsoft.com/office/word/2010/wordprocessingCanvas" xmlns:cx="http://schemas.microsoft.com/office/drawing/2014/chartex" xmlns:cx1="http://schemas.microsoft.com/office/drawing/2015/9/8/chartex" xmlns:cx2="http://schemas.microsoft.com/office/drawing/2015/10/21/chartex" xmlns:cx3="http://schemas.microsoft.com/office/drawing/2016/5/9/chartex" xmlns:cx4="http://schemas.microsoft.com/office/drawing/2016/5/10/chartex" xmlns:cx5="http://schemas.microsoft.com/office/drawing/2016/5/11/chartex" xmlns:cx6="http://schemas.microsoft.com/office/drawing/2016/5/12/chartex" xmlns:cx7="http://schemas.microsoft.com/office/drawing/2016/5/13/chartex" xmlns:cx8="http://schemas.microsoft.com/office/drawing/2016/5/14/chartex" xmlns:mc="http://schemas.openxmlformats.org/markup-compatibility/2006" xmlns:aink="http://schemas.microsoft.com/office/drawing/2016/ink" xmlns:am3d="http://schemas.microsoft.com/office/drawing/2017/model3d" xmlns:o="urn:schemas-microsoft-com:office:office" xmlns:oel="http://schemas.microsoft.com/office/2019/extlst" xmlns:r="http://schemas.openxmlformats.org/officeDocument/2006/relationships" xmlns:m="http://schemas.openxmlformats.org/officeDocument/2006/math" xmlns:v="urn:schemas-microsoft-com:vml" xmlns:wp14="http://schemas.microsoft.com/office/word/2010/wordprocessingDrawing" xmlns:wp="http://schemas.openxmlformats.org/drawingml/2006/wordprocessingDrawing" xmlns:w10="urn:schemas-microsoft-com:office:word" xmlns:w="http://schemas.openxmlformats.org/wordprocessingml/2006/main" xmlns:w14="http://schemas.microsoft.com/office/word/2010/wordml" xmlns:w15="http://schemas.microsoft.com/office/word/2012/wordml" xmlns:w16cex="http://schemas.microsoft.com/office/word/2018/wordml/cex" xmlns:w16cid="http://schemas.microsoft.com/office/word/2016/wordml/cid" xmlns:w16="http://schemas.microsoft.com/office/word/2018/wordml" xmlns:w16sdtdh="http://schemas.microsoft.com/office/word/2020/wordml/sdtdatahash" xmlns:w16se="http://schemas.microsoft.com/office/word/2015/wordml/symex" xmlns:wpg="http://schemas.microsoft.com/office/word/2010/wordprocessingGroup" xmlns:wpi="http://schemas.microsoft.com/office/word/2010/wordprocessingInk" xmlns:wne="http://schemas.microsoft.com/office/word/2006/wordml" xmlns:wps="http://schemas.microsoft.com/office/word/2010/wordprocessingShape" mc:Ignorable="w14 w15 w16se w16cid w16 w16cex w16sdtdh wp14">
   <w:body>
     <w:p>
       <w:pPr>
@@ -74,6 +74,7 @@
               <w:bottom w:val="nil"/>
               <w:right w:val="nil"/>
             </w:tcBorders>
+            <w:shd w:val="clear" w:color="auto" w:fill="auto"/>
           </w:tcPr>
           <w:p>
             <w:r>
@@ -199,6 +200,7 @@
               <w:bottom w:val="single" w:sz="4" w:space="0" w:color="auto"/>
               <w:right w:val="single" w:sz="4" w:space="0" w:color="auto"/>
             </w:tcBorders>
+            <w:shd w:val="clear" w:color="auto" w:fill="auto"/>
             <w:vAlign w:val="center"/>
           </w:tcPr>
           <w:p>
@@ -219,6 +221,7 @@
               <w:bottom w:val="single" w:sz="4" w:space="0" w:color="auto"/>
               <w:right w:val="single" w:sz="4" w:space="0" w:color="auto"/>
             </w:tcBorders>
+            <w:shd w:val="clear" w:color="auto" w:fill="auto"/>
             <w:vAlign w:val="center"/>
           </w:tcPr>
           <w:p>
@@ -239,6 +242,7 @@
               <w:bottom w:val="single" w:sz="4" w:space="0" w:color="auto"/>
               <w:right w:val="single" w:sz="4" w:space="0" w:color="auto"/>
             </w:tcBorders>
+            <w:shd w:val="clear" w:color="auto" w:fill="auto"/>
             <w:vAlign w:val="center"/>
           </w:tcPr>
           <w:p>
@@ -259,6 +263,7 @@
               <w:bottom w:val="single" w:sz="4" w:space="0" w:color="auto"/>
               <w:right w:val="single" w:sz="4" w:space="0" w:color="auto"/>
             </w:tcBorders>
+            <w:shd w:val="clear" w:color="auto" w:fill="auto"/>
             <w:vAlign w:val="center"/>
           </w:tcPr>
           <w:p>
@@ -279,6 +284,7 @@
               <w:bottom w:val="single" w:sz="4" w:space="0" w:color="auto"/>
               <w:right w:val="single" w:sz="4" w:space="0" w:color="auto"/>
             </w:tcBorders>
+            <w:shd w:val="clear" w:color="auto" w:fill="auto"/>
             <w:vAlign w:val="center"/>
           </w:tcPr>
           <w:p>
@@ -299,6 +305,7 @@
               <w:bottom w:val="single" w:sz="4" w:space="0" w:color="auto"/>
               <w:right w:val="nil"/>
             </w:tcBorders>
+            <w:shd w:val="clear" w:color="auto" w:fill="auto"/>
             <w:vAlign w:val="center"/>
           </w:tcPr>
           <w:p>
@@ -321,6 +328,7 @@
               <w:bottom w:val="single" w:sz="4" w:space="0" w:color="auto"/>
               <w:right w:val="single" w:sz="4" w:space="0" w:color="auto"/>
             </w:tcBorders>
+            <w:shd w:val="clear" w:color="auto" w:fill="auto"/>
             <w:vAlign w:val="center"/>
           </w:tcPr>
           <w:p>
@@ -341,6 +349,7 @@
               <w:bottom w:val="single" w:sz="4" w:space="0" w:color="auto"/>
               <w:right w:val="single" w:sz="4" w:space="0" w:color="auto"/>
             </w:tcBorders>
+            <w:shd w:val="clear" w:color="auto" w:fill="auto"/>
             <w:vAlign w:val="center"/>
           </w:tcPr>
           <w:p>
@@ -361,6 +370,7 @@
               <w:bottom w:val="single" w:sz="4" w:space="0" w:color="auto"/>
               <w:right w:val="single" w:sz="4" w:space="0" w:color="auto"/>
             </w:tcBorders>
+            <w:shd w:val="clear" w:color="auto" w:fill="auto"/>
             <w:vAlign w:val="center"/>
           </w:tcPr>
           <w:p>
@@ -382,6 +392,7 @@
               <w:bottom w:val="single" w:sz="4" w:space="0" w:color="auto"/>
               <w:right w:val="nil"/>
             </w:tcBorders>
+            <w:shd w:val="clear" w:color="auto" w:fill="auto"/>
             <w:vAlign w:val="center"/>
           </w:tcPr>
           <w:p>
@@ -404,6 +415,7 @@
               <w:bottom w:val="single" w:sz="4" w:space="0" w:color="auto"/>
               <w:right w:val="single" w:sz="4" w:space="0" w:color="auto"/>
             </w:tcBorders>
+            <w:shd w:val="clear" w:color="auto" w:fill="auto"/>
             <w:vAlign w:val="center"/>
           </w:tcPr>
           <w:p>
@@ -425,6 +437,7 @@
               <w:bottom w:val="single" w:sz="4" w:space="0" w:color="auto"/>
               <w:right w:val="nil"/>
             </w:tcBorders>
+            <w:shd w:val="clear" w:color="auto" w:fill="auto"/>
             <w:vAlign w:val="center"/>
           </w:tcPr>
           <w:p>
@@ -444,6 +457,7 @@
               <w:bottom w:val="single" w:sz="4" w:space="0" w:color="auto"/>
               <w:right w:val="single" w:sz="4" w:space="0" w:color="auto"/>
             </w:tcBorders>
+            <w:shd w:val="clear" w:color="auto" w:fill="auto"/>
             <w:vAlign w:val="center"/>
           </w:tcPr>
           <w:p>
@@ -465,6 +479,7 @@
               <w:bottom w:val="single" w:sz="4" w:space="0" w:color="auto"/>
               <w:right w:val="nil"/>
             </w:tcBorders>
+            <w:shd w:val="clear" w:color="auto" w:fill="auto"/>
             <w:vAlign w:val="center"/>
           </w:tcPr>
           <w:p>
@@ -535,6 +550,7 @@
               <w:bottom w:val="single" w:sz="4" w:space="0" w:color="auto"/>
               <w:right w:val="single" w:sz="4" w:space="0" w:color="auto"/>
             </w:tcBorders>
+            <w:shd w:val="clear" w:color="auto" w:fill="auto"/>
           </w:tcPr>
           <w:p>
             <w:pPr>
@@ -551,6 +567,7 @@
               <w:bottom w:val="single" w:sz="4" w:space="0" w:color="auto"/>
               <w:right w:val="single" w:sz="4" w:space="0" w:color="auto"/>
             </w:tcBorders>
+            <w:shd w:val="clear" w:color="auto" w:fill="auto"/>
             <w:vAlign w:val="center"/>
           </w:tcPr>
           <w:p>
@@ -571,6 +588,7 @@
               <w:bottom w:val="single" w:sz="4" w:space="0" w:color="auto"/>
               <w:right w:val="nil"/>
             </w:tcBorders>
+            <w:shd w:val="clear" w:color="auto" w:fill="auto"/>
             <w:vAlign w:val="center"/>
           </w:tcPr>
           <w:p>
@@ -596,6 +614,7 @@
               <w:bottom w:val="single" w:sz="4" w:space="0" w:color="auto"/>
               <w:right w:val="single" w:sz="4" w:space="0" w:color="auto"/>
             </w:tcBorders>
+            <w:shd w:val="clear" w:color="auto" w:fill="auto"/>
             <w:vAlign w:val="center"/>
           </w:tcPr>
           <w:p>
@@ -619,6 +638,7 @@
               <w:bottom w:val="single" w:sz="4" w:space="0" w:color="auto"/>
               <w:right w:val="single" w:sz="4" w:space="0" w:color="auto"/>
             </w:tcBorders>
+            <w:shd w:val="clear" w:color="auto" w:fill="auto"/>
             <w:vAlign w:val="center"/>
           </w:tcPr>
           <w:p>
@@ -636,6 +656,7 @@
               <w:bottom w:val="single" w:sz="4" w:space="0" w:color="auto"/>
               <w:right w:val="nil"/>
             </w:tcBorders>
+            <w:shd w:val="clear" w:color="auto" w:fill="auto"/>
             <w:vAlign w:val="center"/>
           </w:tcPr>
           <w:p>
@@ -658,6 +679,7 @@
               <w:bottom w:val="single" w:sz="4" w:space="0" w:color="auto"/>
               <w:right w:val="single" w:sz="4" w:space="0" w:color="auto"/>
             </w:tcBorders>
+            <w:shd w:val="clear" w:color="auto" w:fill="auto"/>
             <w:vAlign w:val="center"/>
           </w:tcPr>
           <w:p>
@@ -681,6 +703,7 @@
               <w:bottom w:val="single" w:sz="4" w:space="0" w:color="auto"/>
               <w:right w:val="single" w:sz="4" w:space="0" w:color="auto"/>
             </w:tcBorders>
+            <w:shd w:val="clear" w:color="auto" w:fill="auto"/>
             <w:vAlign w:val="center"/>
           </w:tcPr>
           <w:p>
@@ -698,6 +721,7 @@
               <w:bottom w:val="single" w:sz="4" w:space="0" w:color="auto"/>
               <w:right w:val="nil"/>
             </w:tcBorders>
+            <w:shd w:val="clear" w:color="auto" w:fill="auto"/>
             <w:vAlign w:val="center"/>
           </w:tcPr>
           <w:p>
@@ -720,6 +744,7 @@
               <w:bottom w:val="single" w:sz="4" w:space="0" w:color="auto"/>
               <w:right w:val="single" w:sz="4" w:space="0" w:color="auto"/>
             </w:tcBorders>
+            <w:shd w:val="clear" w:color="auto" w:fill="auto"/>
             <w:vAlign w:val="center"/>
           </w:tcPr>
           <w:p>
@@ -743,6 +768,7 @@
               <w:bottom w:val="single" w:sz="4" w:space="0" w:color="auto"/>
               <w:right w:val="single" w:sz="4" w:space="0" w:color="auto"/>
             </w:tcBorders>
+            <w:shd w:val="clear" w:color="auto" w:fill="auto"/>
             <w:vAlign w:val="center"/>
           </w:tcPr>
           <w:p>
@@ -760,6 +786,7 @@
               <w:bottom w:val="single" w:sz="4" w:space="0" w:color="auto"/>
               <w:right w:val="nil"/>
             </w:tcBorders>
+            <w:shd w:val="clear" w:color="auto" w:fill="auto"/>
             <w:vAlign w:val="center"/>
           </w:tcPr>
           <w:p>
@@ -782,6 +809,7 @@
               <w:bottom w:val="single" w:sz="4" w:space="0" w:color="auto"/>
               <w:right w:val="single" w:sz="4" w:space="0" w:color="auto"/>
             </w:tcBorders>
+            <w:shd w:val="clear" w:color="auto" w:fill="auto"/>
             <w:vAlign w:val="center"/>
           </w:tcPr>
           <w:p>
@@ -805,6 +833,7 @@
               <w:bottom w:val="single" w:sz="4" w:space="0" w:color="auto"/>
               <w:right w:val="single" w:sz="4" w:space="0" w:color="auto"/>
             </w:tcBorders>
+            <w:shd w:val="clear" w:color="auto" w:fill="auto"/>
             <w:vAlign w:val="center"/>
           </w:tcPr>
           <w:p/>
@@ -818,6 +847,7 @@
               <w:bottom w:val="single" w:sz="4" w:space="0" w:color="auto"/>
               <w:right w:val="nil"/>
             </w:tcBorders>
+            <w:shd w:val="clear" w:color="auto" w:fill="auto"/>
             <w:vAlign w:val="center"/>
           </w:tcPr>
           <w:p/>
@@ -836,6 +866,7 @@
               <w:bottom w:val="single" w:sz="4" w:space="0" w:color="auto"/>
               <w:right w:val="single" w:sz="4" w:space="0" w:color="auto"/>
             </w:tcBorders>
+            <w:shd w:val="clear" w:color="auto" w:fill="auto"/>
             <w:vAlign w:val="center"/>
           </w:tcPr>
           <w:p>
@@ -859,6 +890,7 @@
               <w:bottom w:val="single" w:sz="4" w:space="0" w:color="auto"/>
               <w:right w:val="single" w:sz="4" w:space="0" w:color="auto"/>
             </w:tcBorders>
+            <w:shd w:val="clear" w:color="auto" w:fill="auto"/>
             <w:vAlign w:val="center"/>
           </w:tcPr>
           <w:p/>
@@ -872,6 +904,7 @@
               <w:bottom w:val="single" w:sz="4" w:space="0" w:color="auto"/>
               <w:right w:val="nil"/>
             </w:tcBorders>
+            <w:shd w:val="clear" w:color="auto" w:fill="auto"/>
             <w:vAlign w:val="center"/>
           </w:tcPr>
           <w:p/>
@@ -1040,6 +1073,7 @@
               <w:bottom w:val="single" w:sz="4" w:space="0" w:color="auto"/>
               <w:right w:val="single" w:sz="4" w:space="0" w:color="auto"/>
             </w:tcBorders>
+            <w:shd w:val="clear" w:color="auto" w:fill="auto"/>
             <w:vAlign w:val="center"/>
           </w:tcPr>
           <w:p>
@@ -1084,6 +1118,7 @@
               <w:bottom w:val="single" w:sz="4" w:space="0" w:color="auto"/>
               <w:right w:val="single" w:sz="4" w:space="0" w:color="auto"/>
             </w:tcBorders>
+            <w:shd w:val="clear" w:color="auto" w:fill="auto"/>
             <w:vAlign w:val="center"/>
           </w:tcPr>
           <w:p>
@@ -1105,6 +1140,7 @@
               <w:bottom w:val="single" w:sz="4" w:space="0" w:color="auto"/>
               <w:right w:val="single" w:sz="4" w:space="0" w:color="auto"/>
             </w:tcBorders>
+            <w:shd w:val="clear" w:color="auto" w:fill="auto"/>
             <w:vAlign w:val="center"/>
           </w:tcPr>
           <w:p>
@@ -1126,6 +1162,7 @@
               <w:bottom w:val="single" w:sz="4" w:space="0" w:color="auto"/>
               <w:right w:val="single" w:sz="4" w:space="0" w:color="auto"/>
             </w:tcBorders>
+            <w:shd w:val="clear" w:color="auto" w:fill="auto"/>
             <w:vAlign w:val="center"/>
           </w:tcPr>
           <w:p>
@@ -1147,6 +1184,7 @@
               <w:bottom w:val="single" w:sz="4" w:space="0" w:color="auto"/>
               <w:right w:val="single" w:sz="4" w:space="0" w:color="auto"/>
             </w:tcBorders>
+            <w:shd w:val="clear" w:color="auto" w:fill="auto"/>
             <w:vAlign w:val="center"/>
           </w:tcPr>
           <w:p>
@@ -1168,6 +1206,7 @@
               <w:bottom w:val="single" w:sz="4" w:space="0" w:color="auto"/>
               <w:right w:val="nil"/>
             </w:tcBorders>
+            <w:shd w:val="clear" w:color="auto" w:fill="auto"/>
             <w:vAlign w:val="center"/>
           </w:tcPr>
           <w:p>
@@ -1193,6 +1232,7 @@
               <w:left w:val="nil"/>
               <w:right w:val="single" w:sz="4" w:space="0" w:color="auto"/>
             </w:tcBorders>
+            <w:shd w:val="clear" w:color="auto" w:fill="auto"/>
           </w:tcPr>
           <w:p>
             <w:r>
@@ -1208,8 +1248,11 @@
               <w:left w:val="single" w:sz="4" w:space="0" w:color="auto"/>
               <w:right w:val="single" w:sz="4" w:space="0" w:color="auto"/>
             </w:tcBorders>
-          </w:tcPr>
-          <w:p/>
+            <w:shd w:val="clear" w:color="auto" w:fill="auto"/>
+          </w:tcPr>
+          <w:p>
+            <w:r/>
+          </w:p>
         </w:tc>
         <w:tc>
           <w:tcPr>
@@ -1219,6 +1262,7 @@
               <w:left w:val="single" w:sz="4" w:space="0" w:color="auto"/>
               <w:right w:val="single" w:sz="4" w:space="0" w:color="auto"/>
             </w:tcBorders>
+            <w:shd w:val="clear" w:color="auto" w:fill="auto"/>
           </w:tcPr>
           <w:p>
             <w:r>
@@ -1234,6 +1278,7 @@
               <w:left w:val="single" w:sz="4" w:space="0" w:color="auto"/>
               <w:right w:val="single" w:sz="4" w:space="0" w:color="auto"/>
             </w:tcBorders>
+            <w:shd w:val="clear" w:color="auto" w:fill="auto"/>
           </w:tcPr>
           <w:p>
             <w:r>
@@ -1249,8 +1294,11 @@
               <w:left w:val="single" w:sz="4" w:space="0" w:color="auto"/>
               <w:right w:val="single" w:sz="4" w:space="0" w:color="auto"/>
             </w:tcBorders>
-          </w:tcPr>
-          <w:p/>
+            <w:shd w:val="clear" w:color="auto" w:fill="auto"/>
+          </w:tcPr>
+          <w:p>
+            <w:r/>
+          </w:p>
         </w:tc>
         <w:tc>
           <w:tcPr>
@@ -1260,8 +1308,11 @@
               <w:left w:val="single" w:sz="4" w:space="0" w:color="auto"/>
               <w:right w:val="nil"/>
             </w:tcBorders>
-          </w:tcPr>
-          <w:p/>
+            <w:shd w:val="clear" w:color="auto" w:fill="auto"/>
+          </w:tcPr>
+          <w:p>
+            <w:r/>
+          </w:p>
         </w:tc>
       </w:tr>
       <w:tr>
@@ -1276,6 +1327,7 @@
               <w:left w:val="nil"/>
               <w:right w:val="single" w:sz="4" w:space="0" w:color="auto"/>
             </w:tcBorders>
+            <w:shd w:val="clear" w:color="auto" w:fill="auto"/>
           </w:tcPr>
           <w:p>
             <w:r>
@@ -1291,8 +1343,11 @@
               <w:left w:val="single" w:sz="4" w:space="0" w:color="auto"/>
               <w:right w:val="single" w:sz="4" w:space="0" w:color="auto"/>
             </w:tcBorders>
-          </w:tcPr>
-          <w:p/>
+            <w:shd w:val="clear" w:color="auto" w:fill="auto"/>
+          </w:tcPr>
+          <w:p>
+            <w:r/>
+          </w:p>
         </w:tc>
         <w:tc>
           <w:tcPr>
@@ -1302,6 +1357,7 @@
               <w:left w:val="single" w:sz="4" w:space="0" w:color="auto"/>
               <w:right w:val="single" w:sz="4" w:space="0" w:color="auto"/>
             </w:tcBorders>
+            <w:shd w:val="clear" w:color="auto" w:fill="auto"/>
           </w:tcPr>
           <w:p>
             <w:r>
@@ -1317,6 +1373,7 @@
               <w:left w:val="single" w:sz="4" w:space="0" w:color="auto"/>
               <w:right w:val="single" w:sz="4" w:space="0" w:color="auto"/>
             </w:tcBorders>
+            <w:shd w:val="clear" w:color="auto" w:fill="auto"/>
           </w:tcPr>
           <w:p>
             <w:r>
@@ -1332,8 +1389,11 @@
               <w:left w:val="single" w:sz="4" w:space="0" w:color="auto"/>
               <w:right w:val="single" w:sz="4" w:space="0" w:color="auto"/>
             </w:tcBorders>
-          </w:tcPr>
-          <w:p/>
+            <w:shd w:val="clear" w:color="auto" w:fill="auto"/>
+          </w:tcPr>
+          <w:p>
+            <w:r/>
+          </w:p>
         </w:tc>
         <w:tc>
           <w:tcPr>
@@ -1343,8 +1403,11 @@
               <w:left w:val="single" w:sz="4" w:space="0" w:color="auto"/>
               <w:right w:val="nil"/>
             </w:tcBorders>
-          </w:tcPr>
-          <w:p/>
+            <w:shd w:val="clear" w:color="auto" w:fill="auto"/>
+          </w:tcPr>
+          <w:p>
+            <w:r/>
+          </w:p>
         </w:tc>
       </w:tr>
       <w:tr>
@@ -1359,6 +1422,7 @@
               <w:left w:val="nil"/>
               <w:right w:val="single" w:sz="4" w:space="0" w:color="auto"/>
             </w:tcBorders>
+            <w:shd w:val="clear" w:color="auto" w:fill="auto"/>
           </w:tcPr>
           <w:p>
             <w:r>
@@ -1374,8 +1438,11 @@
               <w:left w:val="single" w:sz="4" w:space="0" w:color="auto"/>
               <w:right w:val="single" w:sz="4" w:space="0" w:color="auto"/>
             </w:tcBorders>
-          </w:tcPr>
-          <w:p/>
+            <w:shd w:val="clear" w:color="auto" w:fill="auto"/>
+          </w:tcPr>
+          <w:p>
+            <w:r/>
+          </w:p>
         </w:tc>
         <w:tc>
           <w:tcPr>
@@ -1385,6 +1452,7 @@
               <w:left w:val="single" w:sz="4" w:space="0" w:color="auto"/>
               <w:right w:val="single" w:sz="4" w:space="0" w:color="auto"/>
             </w:tcBorders>
+            <w:shd w:val="clear" w:color="auto" w:fill="auto"/>
           </w:tcPr>
           <w:p>
             <w:r>
@@ -1400,6 +1468,7 @@
               <w:left w:val="single" w:sz="4" w:space="0" w:color="auto"/>
               <w:right w:val="single" w:sz="4" w:space="0" w:color="auto"/>
             </w:tcBorders>
+            <w:shd w:val="clear" w:color="auto" w:fill="auto"/>
           </w:tcPr>
           <w:p>
             <w:r>
@@ -1415,8 +1484,11 @@
               <w:left w:val="single" w:sz="4" w:space="0" w:color="auto"/>
               <w:right w:val="single" w:sz="4" w:space="0" w:color="auto"/>
             </w:tcBorders>
-          </w:tcPr>
-          <w:p/>
+            <w:shd w:val="clear" w:color="auto" w:fill="auto"/>
+          </w:tcPr>
+          <w:p>
+            <w:r/>
+          </w:p>
         </w:tc>
         <w:tc>
           <w:tcPr>
@@ -1426,8 +1498,11 @@
               <w:left w:val="single" w:sz="4" w:space="0" w:color="auto"/>
               <w:right w:val="nil"/>
             </w:tcBorders>
-          </w:tcPr>
-          <w:p/>
+            <w:shd w:val="clear" w:color="auto" w:fill="auto"/>
+          </w:tcPr>
+          <w:p>
+            <w:r/>
+          </w:p>
         </w:tc>
       </w:tr>
       <w:tr>
@@ -1442,6 +1517,7 @@
               <w:left w:val="nil"/>
               <w:right w:val="single" w:sz="4" w:space="0" w:color="auto"/>
             </w:tcBorders>
+            <w:shd w:val="clear" w:color="auto" w:fill="auto"/>
           </w:tcPr>
           <w:p>
             <w:r>
@@ -1457,6 +1533,7 @@
               <w:left w:val="single" w:sz="4" w:space="0" w:color="auto"/>
               <w:right w:val="single" w:sz="4" w:space="0" w:color="auto"/>
             </w:tcBorders>
+            <w:shd w:val="clear" w:color="auto" w:fill="auto"/>
           </w:tcPr>
           <w:p>
             <w:r>
@@ -1472,6 +1549,7 @@
               <w:left w:val="single" w:sz="4" w:space="0" w:color="auto"/>
               <w:right w:val="single" w:sz="4" w:space="0" w:color="auto"/>
             </w:tcBorders>
+            <w:shd w:val="clear" w:color="auto" w:fill="auto"/>
           </w:tcPr>
           <w:p>
             <w:r>
@@ -1487,6 +1565,7 @@
               <w:left w:val="single" w:sz="4" w:space="0" w:color="auto"/>
               <w:right w:val="single" w:sz="4" w:space="0" w:color="auto"/>
             </w:tcBorders>
+            <w:shd w:val="clear" w:color="auto" w:fill="auto"/>
           </w:tcPr>
           <w:p>
             <w:r>
@@ -1502,8 +1581,11 @@
               <w:left w:val="single" w:sz="4" w:space="0" w:color="auto"/>
               <w:right w:val="single" w:sz="4" w:space="0" w:color="auto"/>
             </w:tcBorders>
-          </w:tcPr>
-          <w:p/>
+            <w:shd w:val="clear" w:color="auto" w:fill="auto"/>
+          </w:tcPr>
+          <w:p>
+            <w:r/>
+          </w:p>
         </w:tc>
         <w:tc>
           <w:tcPr>
@@ -1513,8 +1595,11 @@
               <w:left w:val="single" w:sz="4" w:space="0" w:color="auto"/>
               <w:right w:val="nil"/>
             </w:tcBorders>
-          </w:tcPr>
-          <w:p/>
+            <w:shd w:val="clear" w:color="auto" w:fill="auto"/>
+          </w:tcPr>
+          <w:p>
+            <w:r/>
+          </w:p>
         </w:tc>
       </w:tr>
       <w:tr>
@@ -1529,6 +1614,7 @@
               <w:left w:val="nil"/>
               <w:right w:val="single" w:sz="4" w:space="0" w:color="auto"/>
             </w:tcBorders>
+            <w:shd w:val="clear" w:color="auto" w:fill="auto"/>
           </w:tcPr>
           <w:p>
             <w:r>
@@ -1544,6 +1630,7 @@
               <w:left w:val="single" w:sz="4" w:space="0" w:color="auto"/>
               <w:right w:val="single" w:sz="4" w:space="0" w:color="auto"/>
             </w:tcBorders>
+            <w:shd w:val="clear" w:color="auto" w:fill="auto"/>
           </w:tcPr>
           <w:p>
             <w:r>
@@ -1559,6 +1646,7 @@
               <w:left w:val="single" w:sz="4" w:space="0" w:color="auto"/>
               <w:right w:val="single" w:sz="4" w:space="0" w:color="auto"/>
             </w:tcBorders>
+            <w:shd w:val="clear" w:color="auto" w:fill="auto"/>
           </w:tcPr>
           <w:p>
             <w:r>
@@ -1574,6 +1662,7 @@
               <w:left w:val="single" w:sz="4" w:space="0" w:color="auto"/>
               <w:right w:val="single" w:sz="4" w:space="0" w:color="auto"/>
             </w:tcBorders>
+            <w:shd w:val="clear" w:color="auto" w:fill="auto"/>
           </w:tcPr>
           <w:p>
             <w:r>
@@ -1589,8 +1678,11 @@
               <w:left w:val="single" w:sz="4" w:space="0" w:color="auto"/>
               <w:right w:val="single" w:sz="4" w:space="0" w:color="auto"/>
             </w:tcBorders>
-          </w:tcPr>
-          <w:p/>
+            <w:shd w:val="clear" w:color="auto" w:fill="auto"/>
+          </w:tcPr>
+          <w:p>
+            <w:r/>
+          </w:p>
         </w:tc>
         <w:tc>
           <w:tcPr>
@@ -1600,8 +1692,11 @@
               <w:left w:val="single" w:sz="4" w:space="0" w:color="auto"/>
               <w:right w:val="nil"/>
             </w:tcBorders>
-          </w:tcPr>
-          <w:p/>
+            <w:shd w:val="clear" w:color="auto" w:fill="auto"/>
+          </w:tcPr>
+          <w:p>
+            <w:r/>
+          </w:p>
         </w:tc>
       </w:tr>
     </w:tbl>
@@ -1763,6 +1858,7 @@
               <w:bottom w:val="single" w:sz="4" w:space="0" w:color="auto"/>
               <w:right w:val="single" w:sz="4" w:space="0" w:color="auto"/>
             </w:tcBorders>
+            <w:shd w:val="clear" w:color="auto" w:fill="auto"/>
             <w:vAlign w:val="center"/>
           </w:tcPr>
           <w:p>
@@ -1786,6 +1882,7 @@
               <w:bottom w:val="single" w:sz="4" w:space="0" w:color="auto"/>
               <w:right w:val="single" w:sz="4" w:space="0" w:color="auto"/>
             </w:tcBorders>
+            <w:shd w:val="clear" w:color="auto" w:fill="auto"/>
             <w:vAlign w:val="center"/>
           </w:tcPr>
           <w:p>
@@ -1824,6 +1921,7 @@
               <w:bottom w:val="single" w:sz="4" w:space="0" w:color="auto"/>
               <w:right w:val="single" w:sz="4" w:space="0" w:color="auto"/>
             </w:tcBorders>
+            <w:shd w:val="clear" w:color="auto" w:fill="auto"/>
             <w:vAlign w:val="center"/>
           </w:tcPr>
           <w:p>
@@ -1845,6 +1943,7 @@
               <w:bottom w:val="single" w:sz="4" w:space="0" w:color="auto"/>
               <w:right w:val="single" w:sz="4" w:space="0" w:color="auto"/>
             </w:tcBorders>
+            <w:shd w:val="clear" w:color="auto" w:fill="auto"/>
             <w:vAlign w:val="center"/>
           </w:tcPr>
           <w:p>
@@ -1866,6 +1965,7 @@
               <w:bottom w:val="single" w:sz="4" w:space="0" w:color="auto"/>
               <w:right w:val="single" w:sz="4" w:space="0" w:color="auto"/>
             </w:tcBorders>
+            <w:shd w:val="clear" w:color="auto" w:fill="auto"/>
             <w:vAlign w:val="center"/>
           </w:tcPr>
           <w:p>
@@ -1887,6 +1987,7 @@
               <w:bottom w:val="single" w:sz="4" w:space="0" w:color="auto"/>
               <w:right w:val="single" w:sz="4" w:space="0" w:color="auto"/>
             </w:tcBorders>
+            <w:shd w:val="clear" w:color="auto" w:fill="auto"/>
             <w:vAlign w:val="center"/>
           </w:tcPr>
           <w:p>
@@ -1908,6 +2009,7 @@
               <w:bottom w:val="single" w:sz="4" w:space="0" w:color="auto"/>
               <w:right w:val="nil"/>
             </w:tcBorders>
+            <w:shd w:val="clear" w:color="auto" w:fill="auto"/>
             <w:vAlign w:val="center"/>
           </w:tcPr>
           <w:p>
@@ -1933,6 +2035,7 @@
               <w:left w:val="nil"/>
               <w:right w:val="single" w:sz="4" w:space="0" w:color="auto"/>
             </w:tcBorders>
+            <w:shd w:val="clear" w:color="auto" w:fill="auto"/>
           </w:tcPr>
           <w:p>
             <w:r>
@@ -1948,6 +2051,7 @@
               <w:left w:val="single" w:sz="4" w:space="0" w:color="auto"/>
               <w:right w:val="single" w:sz="4" w:space="0" w:color="auto"/>
             </w:tcBorders>
+            <w:shd w:val="clear" w:color="auto" w:fill="auto"/>
           </w:tcPr>
           <w:p>
             <w:r>
@@ -1963,8 +2067,11 @@
               <w:left w:val="single" w:sz="4" w:space="0" w:color="auto"/>
               <w:right w:val="single" w:sz="4" w:space="0" w:color="auto"/>
             </w:tcBorders>
-          </w:tcPr>
-          <w:p/>
+            <w:shd w:val="clear" w:color="auto" w:fill="auto"/>
+          </w:tcPr>
+          <w:p>
+            <w:r/>
+          </w:p>
         </w:tc>
         <w:tc>
           <w:tcPr>
@@ -1974,10 +2081,11 @@
               <w:left w:val="single" w:sz="4" w:space="0" w:color="auto"/>
               <w:right w:val="single" w:sz="4" w:space="0" w:color="auto"/>
             </w:tcBorders>
-          </w:tcPr>
-          <w:p>
-            <w:r>
-              <w:t>A5</w:t>
+            <w:shd w:val="clear" w:color="auto" w:fill="auto"/>
+          </w:tcPr>
+          <w:p>
+            <w:r>
+              <w:t>A7</w:t>
             </w:r>
           </w:p>
         </w:tc>
@@ -1989,8 +2097,11 @@
               <w:left w:val="single" w:sz="4" w:space="0" w:color="auto"/>
               <w:right w:val="single" w:sz="4" w:space="0" w:color="auto"/>
             </w:tcBorders>
-          </w:tcPr>
-          <w:p/>
+            <w:shd w:val="clear" w:color="auto" w:fill="auto"/>
+          </w:tcPr>
+          <w:p>
+            <w:r/>
+          </w:p>
         </w:tc>
         <w:tc>
           <w:tcPr>
@@ -2000,8 +2111,11 @@
               <w:left w:val="single" w:sz="4" w:space="0" w:color="auto"/>
               <w:right w:val="single" w:sz="4" w:space="0" w:color="auto"/>
             </w:tcBorders>
-          </w:tcPr>
-          <w:p/>
+            <w:shd w:val="clear" w:color="auto" w:fill="auto"/>
+          </w:tcPr>
+          <w:p>
+            <w:r/>
+          </w:p>
         </w:tc>
         <w:tc>
           <w:tcPr>
@@ -2011,8 +2125,11 @@
               <w:left w:val="single" w:sz="4" w:space="0" w:color="auto"/>
               <w:right w:val="nil"/>
             </w:tcBorders>
-          </w:tcPr>
-          <w:p/>
+            <w:shd w:val="clear" w:color="auto" w:fill="auto"/>
+          </w:tcPr>
+          <w:p>
+            <w:r/>
+          </w:p>
         </w:tc>
       </w:tr>
       <w:tr>
@@ -2027,8 +2144,11 @@
               <w:left w:val="nil"/>
               <w:right w:val="single" w:sz="4" w:space="0" w:color="auto"/>
             </w:tcBorders>
-          </w:tcPr>
-          <w:p/>
+            <w:shd w:val="clear" w:color="auto" w:fill="auto"/>
+          </w:tcPr>
+          <w:p>
+            <w:r/>
+          </w:p>
         </w:tc>
         <w:tc>
           <w:tcPr>
@@ -2038,6 +2158,7 @@
               <w:left w:val="single" w:sz="4" w:space="0" w:color="auto"/>
               <w:right w:val="single" w:sz="4" w:space="0" w:color="auto"/>
             </w:tcBorders>
+            <w:shd w:val="clear" w:color="auto" w:fill="auto"/>
           </w:tcPr>
           <w:p>
             <w:r>
@@ -2053,8 +2174,11 @@
               <w:left w:val="single" w:sz="4" w:space="0" w:color="auto"/>
               <w:right w:val="single" w:sz="4" w:space="0" w:color="auto"/>
             </w:tcBorders>
-          </w:tcPr>
-          <w:p/>
+            <w:shd w:val="clear" w:color="auto" w:fill="auto"/>
+          </w:tcPr>
+          <w:p>
+            <w:r/>
+          </w:p>
         </w:tc>
         <w:tc>
           <w:tcPr>
@@ -2064,10 +2188,11 @@
               <w:left w:val="single" w:sz="4" w:space="0" w:color="auto"/>
               <w:right w:val="single" w:sz="4" w:space="0" w:color="auto"/>
             </w:tcBorders>
-          </w:tcPr>
-          <w:p>
-            <w:r>
-              <w:t>A4</w:t>
+            <w:shd w:val="clear" w:color="auto" w:fill="auto"/>
+          </w:tcPr>
+          <w:p>
+            <w:r>
+              <w:t>A6</w:t>
             </w:r>
           </w:p>
         </w:tc>
@@ -2079,8 +2204,11 @@
               <w:left w:val="single" w:sz="4" w:space="0" w:color="auto"/>
               <w:right w:val="single" w:sz="4" w:space="0" w:color="auto"/>
             </w:tcBorders>
-          </w:tcPr>
-          <w:p/>
+            <w:shd w:val="clear" w:color="auto" w:fill="auto"/>
+          </w:tcPr>
+          <w:p>
+            <w:r/>
+          </w:p>
         </w:tc>
         <w:tc>
           <w:tcPr>
@@ -2090,8 +2218,11 @@
               <w:left w:val="single" w:sz="4" w:space="0" w:color="auto"/>
               <w:right w:val="single" w:sz="4" w:space="0" w:color="auto"/>
             </w:tcBorders>
-          </w:tcPr>
-          <w:p/>
+            <w:shd w:val="clear" w:color="auto" w:fill="auto"/>
+          </w:tcPr>
+          <w:p>
+            <w:r/>
+          </w:p>
         </w:tc>
         <w:tc>
           <w:tcPr>
@@ -2101,8 +2232,11 @@
               <w:left w:val="single" w:sz="4" w:space="0" w:color="auto"/>
               <w:right w:val="nil"/>
             </w:tcBorders>
-          </w:tcPr>
-          <w:p/>
+            <w:shd w:val="clear" w:color="auto" w:fill="auto"/>
+          </w:tcPr>
+          <w:p>
+            <w:r/>
+          </w:p>
         </w:tc>
       </w:tr>
       <w:tr>
@@ -2117,8 +2251,11 @@
               <w:left w:val="nil"/>
               <w:right w:val="single" w:sz="4" w:space="0" w:color="auto"/>
             </w:tcBorders>
-          </w:tcPr>
-          <w:p/>
+            <w:shd w:val="clear" w:color="auto" w:fill="auto"/>
+          </w:tcPr>
+          <w:p>
+            <w:r/>
+          </w:p>
         </w:tc>
         <w:tc>
           <w:tcPr>
@@ -2128,6 +2265,7 @@
               <w:left w:val="single" w:sz="4" w:space="0" w:color="auto"/>
               <w:right w:val="single" w:sz="4" w:space="0" w:color="auto"/>
             </w:tcBorders>
+            <w:shd w:val="clear" w:color="auto" w:fill="auto"/>
           </w:tcPr>
           <w:p>
             <w:r>
@@ -2143,8 +2281,11 @@
               <w:left w:val="single" w:sz="4" w:space="0" w:color="auto"/>
               <w:right w:val="single" w:sz="4" w:space="0" w:color="auto"/>
             </w:tcBorders>
-          </w:tcPr>
-          <w:p/>
+            <w:shd w:val="clear" w:color="auto" w:fill="auto"/>
+          </w:tcPr>
+          <w:p>
+            <w:r/>
+          </w:p>
         </w:tc>
         <w:tc>
           <w:tcPr>
@@ -2154,10 +2295,11 @@
               <w:left w:val="single" w:sz="4" w:space="0" w:color="auto"/>
               <w:right w:val="single" w:sz="4" w:space="0" w:color="auto"/>
             </w:tcBorders>
-          </w:tcPr>
-          <w:p>
-            <w:r>
-              <w:t>A5</w:t>
+            <w:shd w:val="clear" w:color="auto" w:fill="auto"/>
+          </w:tcPr>
+          <w:p>
+            <w:r>
+              <w:t>A7</w:t>
             </w:r>
           </w:p>
         </w:tc>
@@ -2169,8 +2311,11 @@
               <w:left w:val="single" w:sz="4" w:space="0" w:color="auto"/>
               <w:right w:val="single" w:sz="4" w:space="0" w:color="auto"/>
             </w:tcBorders>
-          </w:tcPr>
-          <w:p/>
+            <w:shd w:val="clear" w:color="auto" w:fill="auto"/>
+          </w:tcPr>
+          <w:p>
+            <w:r/>
+          </w:p>
         </w:tc>
         <w:tc>
           <w:tcPr>
@@ -2180,8 +2325,11 @@
               <w:left w:val="single" w:sz="4" w:space="0" w:color="auto"/>
               <w:right w:val="single" w:sz="4" w:space="0" w:color="auto"/>
             </w:tcBorders>
-          </w:tcPr>
-          <w:p/>
+            <w:shd w:val="clear" w:color="auto" w:fill="auto"/>
+          </w:tcPr>
+          <w:p>
+            <w:r/>
+          </w:p>
         </w:tc>
         <w:tc>
           <w:tcPr>
@@ -2191,8 +2339,11 @@
               <w:left w:val="single" w:sz="4" w:space="0" w:color="auto"/>
               <w:right w:val="nil"/>
             </w:tcBorders>
-          </w:tcPr>
-          <w:p/>
+            <w:shd w:val="clear" w:color="auto" w:fill="auto"/>
+          </w:tcPr>
+          <w:p>
+            <w:r/>
+          </w:p>
         </w:tc>
       </w:tr>
       <w:tr>
@@ -2207,8 +2358,11 @@
               <w:left w:val="nil"/>
               <w:right w:val="single" w:sz="4" w:space="0" w:color="auto"/>
             </w:tcBorders>
-          </w:tcPr>
-          <w:p/>
+            <w:shd w:val="clear" w:color="auto" w:fill="auto"/>
+          </w:tcPr>
+          <w:p>
+            <w:r/>
+          </w:p>
         </w:tc>
         <w:tc>
           <w:tcPr>
@@ -2218,6 +2372,7 @@
               <w:left w:val="single" w:sz="4" w:space="0" w:color="auto"/>
               <w:right w:val="single" w:sz="4" w:space="0" w:color="auto"/>
             </w:tcBorders>
+            <w:shd w:val="clear" w:color="auto" w:fill="auto"/>
           </w:tcPr>
           <w:p>
             <w:r>
@@ -2233,8 +2388,11 @@
               <w:left w:val="single" w:sz="4" w:space="0" w:color="auto"/>
               <w:right w:val="single" w:sz="4" w:space="0" w:color="auto"/>
             </w:tcBorders>
-          </w:tcPr>
-          <w:p/>
+            <w:shd w:val="clear" w:color="auto" w:fill="auto"/>
+          </w:tcPr>
+          <w:p>
+            <w:r/>
+          </w:p>
         </w:tc>
         <w:tc>
           <w:tcPr>
@@ -2244,6 +2402,7 @@
               <w:left w:val="single" w:sz="4" w:space="0" w:color="auto"/>
               <w:right w:val="single" w:sz="4" w:space="0" w:color="auto"/>
             </w:tcBorders>
+            <w:shd w:val="clear" w:color="auto" w:fill="auto"/>
           </w:tcPr>
           <w:p>
             <w:r>
@@ -2259,8 +2418,11 @@
               <w:left w:val="single" w:sz="4" w:space="0" w:color="auto"/>
               <w:right w:val="single" w:sz="4" w:space="0" w:color="auto"/>
             </w:tcBorders>
-          </w:tcPr>
-          <w:p/>
+            <w:shd w:val="clear" w:color="auto" w:fill="auto"/>
+          </w:tcPr>
+          <w:p>
+            <w:r/>
+          </w:p>
         </w:tc>
         <w:tc>
           <w:tcPr>
@@ -2270,8 +2432,11 @@
               <w:left w:val="single" w:sz="4" w:space="0" w:color="auto"/>
               <w:right w:val="single" w:sz="4" w:space="0" w:color="auto"/>
             </w:tcBorders>
-          </w:tcPr>
-          <w:p/>
+            <w:shd w:val="clear" w:color="auto" w:fill="auto"/>
+          </w:tcPr>
+          <w:p>
+            <w:r/>
+          </w:p>
         </w:tc>
         <w:tc>
           <w:tcPr>
@@ -2281,8 +2446,11 @@
               <w:left w:val="single" w:sz="4" w:space="0" w:color="auto"/>
               <w:right w:val="nil"/>
             </w:tcBorders>
-          </w:tcPr>
-          <w:p/>
+            <w:shd w:val="clear" w:color="auto" w:fill="auto"/>
+          </w:tcPr>
+          <w:p>
+            <w:r/>
+          </w:p>
         </w:tc>
       </w:tr>
       <w:tr>
@@ -2297,8 +2465,11 @@
               <w:left w:val="nil"/>
               <w:right w:val="single" w:sz="4" w:space="0" w:color="auto"/>
             </w:tcBorders>
-          </w:tcPr>
-          <w:p/>
+            <w:shd w:val="clear" w:color="auto" w:fill="auto"/>
+          </w:tcPr>
+          <w:p>
+            <w:r/>
+          </w:p>
         </w:tc>
         <w:tc>
           <w:tcPr>
@@ -2308,6 +2479,7 @@
               <w:left w:val="single" w:sz="4" w:space="0" w:color="auto"/>
               <w:right w:val="single" w:sz="4" w:space="0" w:color="auto"/>
             </w:tcBorders>
+            <w:shd w:val="clear" w:color="auto" w:fill="auto"/>
           </w:tcPr>
           <w:p>
             <w:r>
@@ -2323,8 +2495,11 @@
               <w:left w:val="single" w:sz="4" w:space="0" w:color="auto"/>
               <w:right w:val="single" w:sz="4" w:space="0" w:color="auto"/>
             </w:tcBorders>
-          </w:tcPr>
-          <w:p/>
+            <w:shd w:val="clear" w:color="auto" w:fill="auto"/>
+          </w:tcPr>
+          <w:p>
+            <w:r/>
+          </w:p>
         </w:tc>
         <w:tc>
           <w:tcPr>
@@ -2334,6 +2509,7 @@
               <w:left w:val="single" w:sz="4" w:space="0" w:color="auto"/>
               <w:right w:val="single" w:sz="4" w:space="0" w:color="auto"/>
             </w:tcBorders>
+            <w:shd w:val="clear" w:color="auto" w:fill="auto"/>
           </w:tcPr>
           <w:p>
             <w:r>
@@ -2349,8 +2525,11 @@
               <w:left w:val="single" w:sz="4" w:space="0" w:color="auto"/>
               <w:right w:val="single" w:sz="4" w:space="0" w:color="auto"/>
             </w:tcBorders>
-          </w:tcPr>
-          <w:p/>
+            <w:shd w:val="clear" w:color="auto" w:fill="auto"/>
+          </w:tcPr>
+          <w:p>
+            <w:r/>
+          </w:p>
         </w:tc>
         <w:tc>
           <w:tcPr>
@@ -2360,8 +2539,11 @@
               <w:left w:val="single" w:sz="4" w:space="0" w:color="auto"/>
               <w:right w:val="single" w:sz="4" w:space="0" w:color="auto"/>
             </w:tcBorders>
-          </w:tcPr>
-          <w:p/>
+            <w:shd w:val="clear" w:color="auto" w:fill="auto"/>
+          </w:tcPr>
+          <w:p>
+            <w:r/>
+          </w:p>
         </w:tc>
         <w:tc>
           <w:tcPr>
@@ -2371,8 +2553,11 @@
               <w:left w:val="single" w:sz="4" w:space="0" w:color="auto"/>
               <w:right w:val="nil"/>
             </w:tcBorders>
-          </w:tcPr>
-          <w:p/>
+            <w:shd w:val="clear" w:color="auto" w:fill="auto"/>
+          </w:tcPr>
+          <w:p>
+            <w:r/>
+          </w:p>
         </w:tc>
       </w:tr>
       <w:tr>
@@ -2387,8 +2572,11 @@
               <w:left w:val="nil"/>
               <w:right w:val="single" w:sz="4" w:space="0" w:color="auto"/>
             </w:tcBorders>
-          </w:tcPr>
-          <w:p/>
+            <w:shd w:val="clear" w:color="auto" w:fill="auto"/>
+          </w:tcPr>
+          <w:p>
+            <w:r/>
+          </w:p>
         </w:tc>
         <w:tc>
           <w:tcPr>
@@ -2398,6 +2586,7 @@
               <w:left w:val="single" w:sz="4" w:space="0" w:color="auto"/>
               <w:right w:val="single" w:sz="4" w:space="0" w:color="auto"/>
             </w:tcBorders>
+            <w:shd w:val="clear" w:color="auto" w:fill="auto"/>
           </w:tcPr>
           <w:p>
             <w:r>
@@ -2413,8 +2602,11 @@
               <w:left w:val="single" w:sz="4" w:space="0" w:color="auto"/>
               <w:right w:val="single" w:sz="4" w:space="0" w:color="auto"/>
             </w:tcBorders>
-          </w:tcPr>
-          <w:p/>
+            <w:shd w:val="clear" w:color="auto" w:fill="auto"/>
+          </w:tcPr>
+          <w:p>
+            <w:r/>
+          </w:p>
         </w:tc>
         <w:tc>
           <w:tcPr>
@@ -2424,6 +2616,7 @@
               <w:left w:val="single" w:sz="4" w:space="0" w:color="auto"/>
               <w:right w:val="single" w:sz="4" w:space="0" w:color="auto"/>
             </w:tcBorders>
+            <w:shd w:val="clear" w:color="auto" w:fill="auto"/>
           </w:tcPr>
           <w:p>
             <w:r>
@@ -2439,8 +2632,11 @@
               <w:left w:val="single" w:sz="4" w:space="0" w:color="auto"/>
               <w:right w:val="single" w:sz="4" w:space="0" w:color="auto"/>
             </w:tcBorders>
-          </w:tcPr>
-          <w:p/>
+            <w:shd w:val="clear" w:color="auto" w:fill="auto"/>
+          </w:tcPr>
+          <w:p>
+            <w:r/>
+          </w:p>
         </w:tc>
         <w:tc>
           <w:tcPr>
@@ -2450,8 +2646,11 @@
               <w:left w:val="single" w:sz="4" w:space="0" w:color="auto"/>
               <w:right w:val="single" w:sz="4" w:space="0" w:color="auto"/>
             </w:tcBorders>
-          </w:tcPr>
-          <w:p/>
+            <w:shd w:val="clear" w:color="auto" w:fill="auto"/>
+          </w:tcPr>
+          <w:p>
+            <w:r/>
+          </w:p>
         </w:tc>
         <w:tc>
           <w:tcPr>
@@ -2461,8 +2660,11 @@
               <w:left w:val="single" w:sz="4" w:space="0" w:color="auto"/>
               <w:right w:val="nil"/>
             </w:tcBorders>
-          </w:tcPr>
-          <w:p/>
+            <w:shd w:val="clear" w:color="auto" w:fill="auto"/>
+          </w:tcPr>
+          <w:p>
+            <w:r/>
+          </w:p>
         </w:tc>
       </w:tr>
       <w:tr>
@@ -2477,8 +2679,11 @@
               <w:left w:val="nil"/>
               <w:right w:val="single" w:sz="4" w:space="0" w:color="auto"/>
             </w:tcBorders>
-          </w:tcPr>
-          <w:p/>
+            <w:shd w:val="clear" w:color="auto" w:fill="auto"/>
+          </w:tcPr>
+          <w:p>
+            <w:r/>
+          </w:p>
         </w:tc>
         <w:tc>
           <w:tcPr>
@@ -2488,6 +2693,7 @@
               <w:left w:val="single" w:sz="4" w:space="0" w:color="auto"/>
               <w:right w:val="single" w:sz="4" w:space="0" w:color="auto"/>
             </w:tcBorders>
+            <w:shd w:val="clear" w:color="auto" w:fill="auto"/>
           </w:tcPr>
           <w:p>
             <w:r>
@@ -2503,8 +2709,11 @@
               <w:left w:val="single" w:sz="4" w:space="0" w:color="auto"/>
               <w:right w:val="single" w:sz="4" w:space="0" w:color="auto"/>
             </w:tcBorders>
-          </w:tcPr>
-          <w:p/>
+            <w:shd w:val="clear" w:color="auto" w:fill="auto"/>
+          </w:tcPr>
+          <w:p>
+            <w:r/>
+          </w:p>
         </w:tc>
         <w:tc>
           <w:tcPr>
@@ -2514,10 +2723,11 @@
               <w:left w:val="single" w:sz="4" w:space="0" w:color="auto"/>
               <w:right w:val="single" w:sz="4" w:space="0" w:color="auto"/>
             </w:tcBorders>
-          </w:tcPr>
-          <w:p>
-            <w:r>
-              <w:t>A2</w:t>
+            <w:shd w:val="clear" w:color="auto" w:fill="auto"/>
+          </w:tcPr>
+          <w:p>
+            <w:r>
+              <w:t>A1</w:t>
             </w:r>
           </w:p>
         </w:tc>
@@ -2529,8 +2739,11 @@
               <w:left w:val="single" w:sz="4" w:space="0" w:color="auto"/>
               <w:right w:val="single" w:sz="4" w:space="0" w:color="auto"/>
             </w:tcBorders>
-          </w:tcPr>
-          <w:p/>
+            <w:shd w:val="clear" w:color="auto" w:fill="auto"/>
+          </w:tcPr>
+          <w:p>
+            <w:r/>
+          </w:p>
         </w:tc>
         <w:tc>
           <w:tcPr>
@@ -2540,8 +2753,11 @@
               <w:left w:val="single" w:sz="4" w:space="0" w:color="auto"/>
               <w:right w:val="single" w:sz="4" w:space="0" w:color="auto"/>
             </w:tcBorders>
-          </w:tcPr>
-          <w:p/>
+            <w:shd w:val="clear" w:color="auto" w:fill="auto"/>
+          </w:tcPr>
+          <w:p>
+            <w:r/>
+          </w:p>
         </w:tc>
         <w:tc>
           <w:tcPr>
@@ -2551,8 +2767,11 @@
               <w:left w:val="single" w:sz="4" w:space="0" w:color="auto"/>
               <w:right w:val="nil"/>
             </w:tcBorders>
-          </w:tcPr>
-          <w:p/>
+            <w:shd w:val="clear" w:color="auto" w:fill="auto"/>
+          </w:tcPr>
+          <w:p>
+            <w:r/>
+          </w:p>
         </w:tc>
       </w:tr>
       <w:tr>
@@ -2567,8 +2786,11 @@
               <w:left w:val="nil"/>
               <w:right w:val="single" w:sz="4" w:space="0" w:color="auto"/>
             </w:tcBorders>
-          </w:tcPr>
-          <w:p/>
+            <w:shd w:val="clear" w:color="auto" w:fill="auto"/>
+          </w:tcPr>
+          <w:p>
+            <w:r/>
+          </w:p>
         </w:tc>
         <w:tc>
           <w:tcPr>
@@ -2578,6 +2800,7 @@
               <w:left w:val="single" w:sz="4" w:space="0" w:color="auto"/>
               <w:right w:val="single" w:sz="4" w:space="0" w:color="auto"/>
             </w:tcBorders>
+            <w:shd w:val="clear" w:color="auto" w:fill="auto"/>
           </w:tcPr>
           <w:p>
             <w:r>
@@ -2593,6 +2816,7 @@
               <w:left w:val="single" w:sz="4" w:space="0" w:color="auto"/>
               <w:right w:val="single" w:sz="4" w:space="0" w:color="auto"/>
             </w:tcBorders>
+            <w:shd w:val="clear" w:color="auto" w:fill="auto"/>
           </w:tcPr>
           <w:p>
             <w:r>
@@ -2608,8 +2832,11 @@
               <w:left w:val="single" w:sz="4" w:space="0" w:color="auto"/>
               <w:right w:val="single" w:sz="4" w:space="0" w:color="auto"/>
             </w:tcBorders>
-          </w:tcPr>
-          <w:p/>
+            <w:shd w:val="clear" w:color="auto" w:fill="auto"/>
+          </w:tcPr>
+          <w:p>
+            <w:r/>
+          </w:p>
         </w:tc>
         <w:tc>
           <w:tcPr>
@@ -2619,8 +2846,11 @@
               <w:left w:val="single" w:sz="4" w:space="0" w:color="auto"/>
               <w:right w:val="single" w:sz="4" w:space="0" w:color="auto"/>
             </w:tcBorders>
-          </w:tcPr>
-          <w:p/>
+            <w:shd w:val="clear" w:color="auto" w:fill="auto"/>
+          </w:tcPr>
+          <w:p>
+            <w:r/>
+          </w:p>
         </w:tc>
         <w:tc>
           <w:tcPr>
@@ -2630,8 +2860,11 @@
               <w:left w:val="single" w:sz="4" w:space="0" w:color="auto"/>
               <w:right w:val="single" w:sz="4" w:space="0" w:color="auto"/>
             </w:tcBorders>
-          </w:tcPr>
-          <w:p/>
+            <w:shd w:val="clear" w:color="auto" w:fill="auto"/>
+          </w:tcPr>
+          <w:p>
+            <w:r/>
+          </w:p>
         </w:tc>
         <w:tc>
           <w:tcPr>
@@ -2641,8 +2874,11 @@
               <w:left w:val="single" w:sz="4" w:space="0" w:color="auto"/>
               <w:right w:val="nil"/>
             </w:tcBorders>
-          </w:tcPr>
-          <w:p/>
+            <w:shd w:val="clear" w:color="auto" w:fill="auto"/>
+          </w:tcPr>
+          <w:p>
+            <w:r/>
+          </w:p>
         </w:tc>
       </w:tr>
       <w:tr>
@@ -2657,10 +2893,10 @@
               <w:left w:val="nil"/>
               <w:right w:val="single" w:sz="4" w:space="0" w:color="auto"/>
             </w:tcBorders>
-          </w:tcPr>
-          <w:p>
-            <w:r>
-              <w:lastRenderedPageBreak/>
+            <w:shd w:val="clear" w:color="auto" w:fill="auto"/>
+          </w:tcPr>
+          <w:p>
+            <w:r>
               <w:t>2. Deploy virtual network</w:t>
             </w:r>
           </w:p>
@@ -2673,6 +2909,7 @@
               <w:left w:val="single" w:sz="4" w:space="0" w:color="auto"/>
               <w:right w:val="single" w:sz="4" w:space="0" w:color="auto"/>
             </w:tcBorders>
+            <w:shd w:val="clear" w:color="auto" w:fill="auto"/>
           </w:tcPr>
           <w:p>
             <w:r>
@@ -2688,8 +2925,11 @@
               <w:left w:val="single" w:sz="4" w:space="0" w:color="auto"/>
               <w:right w:val="single" w:sz="4" w:space="0" w:color="auto"/>
             </w:tcBorders>
-          </w:tcPr>
-          <w:p/>
+            <w:shd w:val="clear" w:color="auto" w:fill="auto"/>
+          </w:tcPr>
+          <w:p>
+            <w:r/>
+          </w:p>
         </w:tc>
         <w:tc>
           <w:tcPr>
@@ -2699,6 +2939,7 @@
               <w:left w:val="single" w:sz="4" w:space="0" w:color="auto"/>
               <w:right w:val="single" w:sz="4" w:space="0" w:color="auto"/>
             </w:tcBorders>
+            <w:shd w:val="clear" w:color="auto" w:fill="auto"/>
           </w:tcPr>
           <w:p>
             <w:r>
@@ -2714,8 +2955,11 @@
               <w:left w:val="single" w:sz="4" w:space="0" w:color="auto"/>
               <w:right w:val="single" w:sz="4" w:space="0" w:color="auto"/>
             </w:tcBorders>
-          </w:tcPr>
-          <w:p/>
+            <w:shd w:val="clear" w:color="auto" w:fill="auto"/>
+          </w:tcPr>
+          <w:p>
+            <w:r/>
+          </w:p>
         </w:tc>
         <w:tc>
           <w:tcPr>
@@ -2725,8 +2969,11 @@
               <w:left w:val="single" w:sz="4" w:space="0" w:color="auto"/>
               <w:right w:val="single" w:sz="4" w:space="0" w:color="auto"/>
             </w:tcBorders>
-          </w:tcPr>
-          <w:p/>
+            <w:shd w:val="clear" w:color="auto" w:fill="auto"/>
+          </w:tcPr>
+          <w:p>
+            <w:r/>
+          </w:p>
         </w:tc>
         <w:tc>
           <w:tcPr>
@@ -2736,8 +2983,11 @@
               <w:left w:val="single" w:sz="4" w:space="0" w:color="auto"/>
               <w:right w:val="nil"/>
             </w:tcBorders>
-          </w:tcPr>
-          <w:p/>
+            <w:shd w:val="clear" w:color="auto" w:fill="auto"/>
+          </w:tcPr>
+          <w:p>
+            <w:r/>
+          </w:p>
         </w:tc>
       </w:tr>
       <w:tr>
@@ -2752,8 +3002,11 @@
               <w:left w:val="nil"/>
               <w:right w:val="single" w:sz="4" w:space="0" w:color="auto"/>
             </w:tcBorders>
-          </w:tcPr>
-          <w:p/>
+            <w:shd w:val="clear" w:color="auto" w:fill="auto"/>
+          </w:tcPr>
+          <w:p>
+            <w:r/>
+          </w:p>
         </w:tc>
         <w:tc>
           <w:tcPr>
@@ -2763,6 +3016,7 @@
               <w:left w:val="single" w:sz="4" w:space="0" w:color="auto"/>
               <w:right w:val="single" w:sz="4" w:space="0" w:color="auto"/>
             </w:tcBorders>
+            <w:shd w:val="clear" w:color="auto" w:fill="auto"/>
           </w:tcPr>
           <w:p>
             <w:r>
@@ -2778,8 +3032,11 @@
               <w:left w:val="single" w:sz="4" w:space="0" w:color="auto"/>
               <w:right w:val="single" w:sz="4" w:space="0" w:color="auto"/>
             </w:tcBorders>
-          </w:tcPr>
-          <w:p/>
+            <w:shd w:val="clear" w:color="auto" w:fill="auto"/>
+          </w:tcPr>
+          <w:p>
+            <w:r/>
+          </w:p>
         </w:tc>
         <w:tc>
           <w:tcPr>
@@ -2789,10 +3046,11 @@
               <w:left w:val="single" w:sz="4" w:space="0" w:color="auto"/>
               <w:right w:val="single" w:sz="4" w:space="0" w:color="auto"/>
             </w:tcBorders>
-          </w:tcPr>
-          <w:p>
-            <w:r>
-              <w:t>A2</w:t>
+            <w:shd w:val="clear" w:color="auto" w:fill="auto"/>
+          </w:tcPr>
+          <w:p>
+            <w:r>
+              <w:t>A1</w:t>
             </w:r>
           </w:p>
         </w:tc>
@@ -2804,8 +3062,11 @@
               <w:left w:val="single" w:sz="4" w:space="0" w:color="auto"/>
               <w:right w:val="single" w:sz="4" w:space="0" w:color="auto"/>
             </w:tcBorders>
-          </w:tcPr>
-          <w:p/>
+            <w:shd w:val="clear" w:color="auto" w:fill="auto"/>
+          </w:tcPr>
+          <w:p>
+            <w:r/>
+          </w:p>
         </w:tc>
         <w:tc>
           <w:tcPr>
@@ -2815,8 +3076,11 @@
               <w:left w:val="single" w:sz="4" w:space="0" w:color="auto"/>
               <w:right w:val="single" w:sz="4" w:space="0" w:color="auto"/>
             </w:tcBorders>
-          </w:tcPr>
-          <w:p/>
+            <w:shd w:val="clear" w:color="auto" w:fill="auto"/>
+          </w:tcPr>
+          <w:p>
+            <w:r/>
+          </w:p>
         </w:tc>
         <w:tc>
           <w:tcPr>
@@ -2826,8 +3090,11 @@
               <w:left w:val="single" w:sz="4" w:space="0" w:color="auto"/>
               <w:right w:val="nil"/>
             </w:tcBorders>
-          </w:tcPr>
-          <w:p/>
+            <w:shd w:val="clear" w:color="auto" w:fill="auto"/>
+          </w:tcPr>
+          <w:p>
+            <w:r/>
+          </w:p>
         </w:tc>
       </w:tr>
       <w:tr>
@@ -2842,8 +3109,11 @@
               <w:left w:val="nil"/>
               <w:right w:val="single" w:sz="4" w:space="0" w:color="auto"/>
             </w:tcBorders>
-          </w:tcPr>
-          <w:p/>
+            <w:shd w:val="clear" w:color="auto" w:fill="auto"/>
+          </w:tcPr>
+          <w:p>
+            <w:r/>
+          </w:p>
         </w:tc>
         <w:tc>
           <w:tcPr>
@@ -2853,6 +3123,7 @@
               <w:left w:val="single" w:sz="4" w:space="0" w:color="auto"/>
               <w:right w:val="single" w:sz="4" w:space="0" w:color="auto"/>
             </w:tcBorders>
+            <w:shd w:val="clear" w:color="auto" w:fill="auto"/>
           </w:tcPr>
           <w:p>
             <w:r>
@@ -2868,8 +3139,11 @@
               <w:left w:val="single" w:sz="4" w:space="0" w:color="auto"/>
               <w:right w:val="single" w:sz="4" w:space="0" w:color="auto"/>
             </w:tcBorders>
-          </w:tcPr>
-          <w:p/>
+            <w:shd w:val="clear" w:color="auto" w:fill="auto"/>
+          </w:tcPr>
+          <w:p>
+            <w:r/>
+          </w:p>
         </w:tc>
         <w:tc>
           <w:tcPr>
@@ -2879,6 +3153,7 @@
               <w:left w:val="single" w:sz="4" w:space="0" w:color="auto"/>
               <w:right w:val="single" w:sz="4" w:space="0" w:color="auto"/>
             </w:tcBorders>
+            <w:shd w:val="clear" w:color="auto" w:fill="auto"/>
           </w:tcPr>
           <w:p>
             <w:r>
@@ -2894,8 +3169,11 @@
               <w:left w:val="single" w:sz="4" w:space="0" w:color="auto"/>
               <w:right w:val="single" w:sz="4" w:space="0" w:color="auto"/>
             </w:tcBorders>
-          </w:tcPr>
-          <w:p/>
+            <w:shd w:val="clear" w:color="auto" w:fill="auto"/>
+          </w:tcPr>
+          <w:p>
+            <w:r/>
+          </w:p>
         </w:tc>
         <w:tc>
           <w:tcPr>
@@ -2905,8 +3183,11 @@
               <w:left w:val="single" w:sz="4" w:space="0" w:color="auto"/>
               <w:right w:val="single" w:sz="4" w:space="0" w:color="auto"/>
             </w:tcBorders>
-          </w:tcPr>
-          <w:p/>
+            <w:shd w:val="clear" w:color="auto" w:fill="auto"/>
+          </w:tcPr>
+          <w:p>
+            <w:r/>
+          </w:p>
         </w:tc>
         <w:tc>
           <w:tcPr>
@@ -2916,8 +3197,11 @@
               <w:left w:val="single" w:sz="4" w:space="0" w:color="auto"/>
               <w:right w:val="nil"/>
             </w:tcBorders>
-          </w:tcPr>
-          <w:p/>
+            <w:shd w:val="clear" w:color="auto" w:fill="auto"/>
+          </w:tcPr>
+          <w:p>
+            <w:r/>
+          </w:p>
         </w:tc>
       </w:tr>
       <w:tr>
@@ -2932,8 +3216,11 @@
               <w:left w:val="nil"/>
               <w:right w:val="single" w:sz="4" w:space="0" w:color="auto"/>
             </w:tcBorders>
-          </w:tcPr>
-          <w:p/>
+            <w:shd w:val="clear" w:color="auto" w:fill="auto"/>
+          </w:tcPr>
+          <w:p>
+            <w:r/>
+          </w:p>
         </w:tc>
         <w:tc>
           <w:tcPr>
@@ -2943,6 +3230,7 @@
               <w:left w:val="single" w:sz="4" w:space="0" w:color="auto"/>
               <w:right w:val="single" w:sz="4" w:space="0" w:color="auto"/>
             </w:tcBorders>
+            <w:shd w:val="clear" w:color="auto" w:fill="auto"/>
           </w:tcPr>
           <w:p>
             <w:r>
@@ -2958,8 +3246,11 @@
               <w:left w:val="single" w:sz="4" w:space="0" w:color="auto"/>
               <w:right w:val="single" w:sz="4" w:space="0" w:color="auto"/>
             </w:tcBorders>
-          </w:tcPr>
-          <w:p/>
+            <w:shd w:val="clear" w:color="auto" w:fill="auto"/>
+          </w:tcPr>
+          <w:p>
+            <w:r/>
+          </w:p>
         </w:tc>
         <w:tc>
           <w:tcPr>
@@ -2969,6 +3260,7 @@
               <w:left w:val="single" w:sz="4" w:space="0" w:color="auto"/>
               <w:right w:val="single" w:sz="4" w:space="0" w:color="auto"/>
             </w:tcBorders>
+            <w:shd w:val="clear" w:color="auto" w:fill="auto"/>
           </w:tcPr>
           <w:p>
             <w:r>
@@ -2984,8 +3276,11 @@
               <w:left w:val="single" w:sz="4" w:space="0" w:color="auto"/>
               <w:right w:val="single" w:sz="4" w:space="0" w:color="auto"/>
             </w:tcBorders>
-          </w:tcPr>
-          <w:p/>
+            <w:shd w:val="clear" w:color="auto" w:fill="auto"/>
+          </w:tcPr>
+          <w:p>
+            <w:r/>
+          </w:p>
         </w:tc>
         <w:tc>
           <w:tcPr>
@@ -2995,8 +3290,11 @@
               <w:left w:val="single" w:sz="4" w:space="0" w:color="auto"/>
               <w:right w:val="single" w:sz="4" w:space="0" w:color="auto"/>
             </w:tcBorders>
-          </w:tcPr>
-          <w:p/>
+            <w:shd w:val="clear" w:color="auto" w:fill="auto"/>
+          </w:tcPr>
+          <w:p>
+            <w:r/>
+          </w:p>
         </w:tc>
         <w:tc>
           <w:tcPr>
@@ -3006,8 +3304,11 @@
               <w:left w:val="single" w:sz="4" w:space="0" w:color="auto"/>
               <w:right w:val="nil"/>
             </w:tcBorders>
-          </w:tcPr>
-          <w:p/>
+            <w:shd w:val="clear" w:color="auto" w:fill="auto"/>
+          </w:tcPr>
+          <w:p>
+            <w:r/>
+          </w:p>
         </w:tc>
       </w:tr>
       <w:tr>
@@ -3022,8 +3323,11 @@
               <w:left w:val="nil"/>
               <w:right w:val="single" w:sz="4" w:space="0" w:color="auto"/>
             </w:tcBorders>
-          </w:tcPr>
-          <w:p/>
+            <w:shd w:val="clear" w:color="auto" w:fill="auto"/>
+          </w:tcPr>
+          <w:p>
+            <w:r/>
+          </w:p>
         </w:tc>
         <w:tc>
           <w:tcPr>
@@ -3033,6 +3337,7 @@
               <w:left w:val="single" w:sz="4" w:space="0" w:color="auto"/>
               <w:right w:val="single" w:sz="4" w:space="0" w:color="auto"/>
             </w:tcBorders>
+            <w:shd w:val="clear" w:color="auto" w:fill="auto"/>
           </w:tcPr>
           <w:p>
             <w:r>
@@ -3048,8 +3353,11 @@
               <w:left w:val="single" w:sz="4" w:space="0" w:color="auto"/>
               <w:right w:val="single" w:sz="4" w:space="0" w:color="auto"/>
             </w:tcBorders>
-          </w:tcPr>
-          <w:p/>
+            <w:shd w:val="clear" w:color="auto" w:fill="auto"/>
+          </w:tcPr>
+          <w:p>
+            <w:r/>
+          </w:p>
         </w:tc>
         <w:tc>
           <w:tcPr>
@@ -3059,10 +3367,11 @@
               <w:left w:val="single" w:sz="4" w:space="0" w:color="auto"/>
               <w:right w:val="single" w:sz="4" w:space="0" w:color="auto"/>
             </w:tcBorders>
-          </w:tcPr>
-          <w:p>
-            <w:r>
-              <w:t>A3</w:t>
+            <w:shd w:val="clear" w:color="auto" w:fill="auto"/>
+          </w:tcPr>
+          <w:p>
+            <w:r>
+              <w:t>A4</w:t>
             </w:r>
           </w:p>
         </w:tc>
@@ -3074,8 +3383,11 @@
               <w:left w:val="single" w:sz="4" w:space="0" w:color="auto"/>
               <w:right w:val="single" w:sz="4" w:space="0" w:color="auto"/>
             </w:tcBorders>
-          </w:tcPr>
-          <w:p/>
+            <w:shd w:val="clear" w:color="auto" w:fill="auto"/>
+          </w:tcPr>
+          <w:p>
+            <w:r/>
+          </w:p>
         </w:tc>
         <w:tc>
           <w:tcPr>
@@ -3085,8 +3397,11 @@
               <w:left w:val="single" w:sz="4" w:space="0" w:color="auto"/>
               <w:right w:val="single" w:sz="4" w:space="0" w:color="auto"/>
             </w:tcBorders>
-          </w:tcPr>
-          <w:p/>
+            <w:shd w:val="clear" w:color="auto" w:fill="auto"/>
+          </w:tcPr>
+          <w:p>
+            <w:r/>
+          </w:p>
         </w:tc>
         <w:tc>
           <w:tcPr>
@@ -3096,8 +3411,11 @@
               <w:left w:val="single" w:sz="4" w:space="0" w:color="auto"/>
               <w:right w:val="nil"/>
             </w:tcBorders>
-          </w:tcPr>
-          <w:p/>
+            <w:shd w:val="clear" w:color="auto" w:fill="auto"/>
+          </w:tcPr>
+          <w:p>
+            <w:r/>
+          </w:p>
         </w:tc>
       </w:tr>
       <w:tr>
@@ -3112,8 +3430,11 @@
               <w:left w:val="nil"/>
               <w:right w:val="single" w:sz="4" w:space="0" w:color="auto"/>
             </w:tcBorders>
-          </w:tcPr>
-          <w:p/>
+            <w:shd w:val="clear" w:color="auto" w:fill="auto"/>
+          </w:tcPr>
+          <w:p>
+            <w:r/>
+          </w:p>
         </w:tc>
         <w:tc>
           <w:tcPr>
@@ -3123,6 +3444,7 @@
               <w:left w:val="single" w:sz="4" w:space="0" w:color="auto"/>
               <w:right w:val="single" w:sz="4" w:space="0" w:color="auto"/>
             </w:tcBorders>
+            <w:shd w:val="clear" w:color="auto" w:fill="auto"/>
           </w:tcPr>
           <w:p>
             <w:r>
@@ -3138,8 +3460,11 @@
               <w:left w:val="single" w:sz="4" w:space="0" w:color="auto"/>
               <w:right w:val="single" w:sz="4" w:space="0" w:color="auto"/>
             </w:tcBorders>
-          </w:tcPr>
-          <w:p/>
+            <w:shd w:val="clear" w:color="auto" w:fill="auto"/>
+          </w:tcPr>
+          <w:p>
+            <w:r/>
+          </w:p>
         </w:tc>
         <w:tc>
           <w:tcPr>
@@ -3149,10 +3474,11 @@
               <w:left w:val="single" w:sz="4" w:space="0" w:color="auto"/>
               <w:right w:val="single" w:sz="4" w:space="0" w:color="auto"/>
             </w:tcBorders>
-          </w:tcPr>
-          <w:p>
-            <w:r>
-              <w:t>A6</w:t>
+            <w:shd w:val="clear" w:color="auto" w:fill="auto"/>
+          </w:tcPr>
+          <w:p>
+            <w:r>
+              <w:t>A8</w:t>
             </w:r>
           </w:p>
         </w:tc>
@@ -3164,8 +3490,11 @@
               <w:left w:val="single" w:sz="4" w:space="0" w:color="auto"/>
               <w:right w:val="single" w:sz="4" w:space="0" w:color="auto"/>
             </w:tcBorders>
-          </w:tcPr>
-          <w:p/>
+            <w:shd w:val="clear" w:color="auto" w:fill="auto"/>
+          </w:tcPr>
+          <w:p>
+            <w:r/>
+          </w:p>
         </w:tc>
         <w:tc>
           <w:tcPr>
@@ -3175,8 +3504,11 @@
               <w:left w:val="single" w:sz="4" w:space="0" w:color="auto"/>
               <w:right w:val="single" w:sz="4" w:space="0" w:color="auto"/>
             </w:tcBorders>
-          </w:tcPr>
-          <w:p/>
+            <w:shd w:val="clear" w:color="auto" w:fill="auto"/>
+          </w:tcPr>
+          <w:p>
+            <w:r/>
+          </w:p>
         </w:tc>
         <w:tc>
           <w:tcPr>
@@ -3186,8 +3518,11 @@
               <w:left w:val="single" w:sz="4" w:space="0" w:color="auto"/>
               <w:right w:val="nil"/>
             </w:tcBorders>
-          </w:tcPr>
-          <w:p/>
+            <w:shd w:val="clear" w:color="auto" w:fill="auto"/>
+          </w:tcPr>
+          <w:p>
+            <w:r/>
+          </w:p>
         </w:tc>
       </w:tr>
       <w:tr>
@@ -3202,6 +3537,7 @@
               <w:left w:val="nil"/>
               <w:right w:val="single" w:sz="4" w:space="0" w:color="auto"/>
             </w:tcBorders>
+            <w:shd w:val="clear" w:color="auto" w:fill="auto"/>
           </w:tcPr>
           <w:p>
             <w:r>
@@ -3217,6 +3553,7 @@
               <w:left w:val="single" w:sz="4" w:space="0" w:color="auto"/>
               <w:right w:val="single" w:sz="4" w:space="0" w:color="auto"/>
             </w:tcBorders>
+            <w:shd w:val="clear" w:color="auto" w:fill="auto"/>
           </w:tcPr>
           <w:p>
             <w:r>
@@ -3232,8 +3569,11 @@
               <w:left w:val="single" w:sz="4" w:space="0" w:color="auto"/>
               <w:right w:val="single" w:sz="4" w:space="0" w:color="auto"/>
             </w:tcBorders>
-          </w:tcPr>
-          <w:p/>
+            <w:shd w:val="clear" w:color="auto" w:fill="auto"/>
+          </w:tcPr>
+          <w:p>
+            <w:r/>
+          </w:p>
         </w:tc>
         <w:tc>
           <w:tcPr>
@@ -3243,10 +3583,11 @@
               <w:left w:val="single" w:sz="4" w:space="0" w:color="auto"/>
               <w:right w:val="single" w:sz="4" w:space="0" w:color="auto"/>
             </w:tcBorders>
-          </w:tcPr>
-          <w:p>
-            <w:r>
-              <w:t>A4</w:t>
+            <w:shd w:val="clear" w:color="auto" w:fill="auto"/>
+          </w:tcPr>
+          <w:p>
+            <w:r>
+              <w:t>A3</w:t>
             </w:r>
           </w:p>
         </w:tc>
@@ -3258,8 +3599,11 @@
               <w:left w:val="single" w:sz="4" w:space="0" w:color="auto"/>
               <w:right w:val="single" w:sz="4" w:space="0" w:color="auto"/>
             </w:tcBorders>
-          </w:tcPr>
-          <w:p/>
+            <w:shd w:val="clear" w:color="auto" w:fill="auto"/>
+          </w:tcPr>
+          <w:p>
+            <w:r/>
+          </w:p>
         </w:tc>
         <w:tc>
           <w:tcPr>
@@ -3269,8 +3613,11 @@
               <w:left w:val="single" w:sz="4" w:space="0" w:color="auto"/>
               <w:right w:val="single" w:sz="4" w:space="0" w:color="auto"/>
             </w:tcBorders>
-          </w:tcPr>
-          <w:p/>
+            <w:shd w:val="clear" w:color="auto" w:fill="auto"/>
+          </w:tcPr>
+          <w:p>
+            <w:r/>
+          </w:p>
         </w:tc>
         <w:tc>
           <w:tcPr>
@@ -3280,8 +3627,11 @@
               <w:left w:val="single" w:sz="4" w:space="0" w:color="auto"/>
               <w:right w:val="nil"/>
             </w:tcBorders>
-          </w:tcPr>
-          <w:p/>
+            <w:shd w:val="clear" w:color="auto" w:fill="auto"/>
+          </w:tcPr>
+          <w:p>
+            <w:r/>
+          </w:p>
         </w:tc>
       </w:tr>
       <w:tr>
@@ -3296,8 +3646,11 @@
               <w:left w:val="nil"/>
               <w:right w:val="single" w:sz="4" w:space="0" w:color="auto"/>
             </w:tcBorders>
-          </w:tcPr>
-          <w:p/>
+            <w:shd w:val="clear" w:color="auto" w:fill="auto"/>
+          </w:tcPr>
+          <w:p>
+            <w:r/>
+          </w:p>
         </w:tc>
         <w:tc>
           <w:tcPr>
@@ -3307,6 +3660,7 @@
               <w:left w:val="single" w:sz="4" w:space="0" w:color="auto"/>
               <w:right w:val="single" w:sz="4" w:space="0" w:color="auto"/>
             </w:tcBorders>
+            <w:shd w:val="clear" w:color="auto" w:fill="auto"/>
           </w:tcPr>
           <w:p>
             <w:r>
@@ -3322,8 +3676,11 @@
               <w:left w:val="single" w:sz="4" w:space="0" w:color="auto"/>
               <w:right w:val="single" w:sz="4" w:space="0" w:color="auto"/>
             </w:tcBorders>
-          </w:tcPr>
-          <w:p/>
+            <w:shd w:val="clear" w:color="auto" w:fill="auto"/>
+          </w:tcPr>
+          <w:p>
+            <w:r/>
+          </w:p>
         </w:tc>
         <w:tc>
           <w:tcPr>
@@ -3333,10 +3690,11 @@
               <w:left w:val="single" w:sz="4" w:space="0" w:color="auto"/>
               <w:right w:val="single" w:sz="4" w:space="0" w:color="auto"/>
             </w:tcBorders>
-          </w:tcPr>
-          <w:p>
-            <w:r>
-              <w:t>A6</w:t>
+            <w:shd w:val="clear" w:color="auto" w:fill="auto"/>
+          </w:tcPr>
+          <w:p>
+            <w:r>
+              <w:t>A8</w:t>
             </w:r>
           </w:p>
         </w:tc>
@@ -3348,8 +3706,11 @@
               <w:left w:val="single" w:sz="4" w:space="0" w:color="auto"/>
               <w:right w:val="single" w:sz="4" w:space="0" w:color="auto"/>
             </w:tcBorders>
-          </w:tcPr>
-          <w:p/>
+            <w:shd w:val="clear" w:color="auto" w:fill="auto"/>
+          </w:tcPr>
+          <w:p>
+            <w:r/>
+          </w:p>
         </w:tc>
         <w:tc>
           <w:tcPr>
@@ -3359,8 +3720,11 @@
               <w:left w:val="single" w:sz="4" w:space="0" w:color="auto"/>
               <w:right w:val="single" w:sz="4" w:space="0" w:color="auto"/>
             </w:tcBorders>
-          </w:tcPr>
-          <w:p/>
+            <w:shd w:val="clear" w:color="auto" w:fill="auto"/>
+          </w:tcPr>
+          <w:p>
+            <w:r/>
+          </w:p>
         </w:tc>
         <w:tc>
           <w:tcPr>
@@ -3370,8 +3734,11 @@
               <w:left w:val="single" w:sz="4" w:space="0" w:color="auto"/>
               <w:right w:val="nil"/>
             </w:tcBorders>
-          </w:tcPr>
-          <w:p/>
+            <w:shd w:val="clear" w:color="auto" w:fill="auto"/>
+          </w:tcPr>
+          <w:p>
+            <w:r/>
+          </w:p>
         </w:tc>
       </w:tr>
       <w:tr>
@@ -3386,6 +3753,7 @@
               <w:left w:val="nil"/>
               <w:right w:val="single" w:sz="4" w:space="0" w:color="auto"/>
             </w:tcBorders>
+            <w:shd w:val="clear" w:color="auto" w:fill="auto"/>
           </w:tcPr>
           <w:p>
             <w:r>
@@ -3401,6 +3769,7 @@
               <w:left w:val="single" w:sz="4" w:space="0" w:color="auto"/>
               <w:right w:val="single" w:sz="4" w:space="0" w:color="auto"/>
             </w:tcBorders>
+            <w:shd w:val="clear" w:color="auto" w:fill="auto"/>
           </w:tcPr>
           <w:p>
             <w:r>
@@ -3416,10 +3785,11 @@
               <w:left w:val="single" w:sz="4" w:space="0" w:color="auto"/>
               <w:right w:val="single" w:sz="4" w:space="0" w:color="auto"/>
             </w:tcBorders>
-          </w:tcPr>
-          <w:p>
-            <w:r>
-              <w:t>A14, B4</w:t>
+            <w:shd w:val="clear" w:color="auto" w:fill="auto"/>
+          </w:tcPr>
+          <w:p>
+            <w:r>
+              <w:t>A13, B4</w:t>
             </w:r>
           </w:p>
         </w:tc>
@@ -3431,8 +3801,11 @@
               <w:left w:val="single" w:sz="4" w:space="0" w:color="auto"/>
               <w:right w:val="single" w:sz="4" w:space="0" w:color="auto"/>
             </w:tcBorders>
-          </w:tcPr>
-          <w:p/>
+            <w:shd w:val="clear" w:color="auto" w:fill="auto"/>
+          </w:tcPr>
+          <w:p>
+            <w:r/>
+          </w:p>
         </w:tc>
         <w:tc>
           <w:tcPr>
@@ -3442,11 +3815,10 @@
               <w:left w:val="single" w:sz="4" w:space="0" w:color="auto"/>
               <w:right w:val="single" w:sz="4" w:space="0" w:color="auto"/>
             </w:tcBorders>
-          </w:tcPr>
-          <w:p>
-            <w:r>
-              <w:t>B1</w:t>
-            </w:r>
+            <w:shd w:val="clear" w:color="auto" w:fill="auto"/>
+          </w:tcPr>
+          <w:p>
+            <w:r/>
           </w:p>
         </w:tc>
         <w:tc>
@@ -3457,8 +3829,11 @@
               <w:left w:val="single" w:sz="4" w:space="0" w:color="auto"/>
               <w:right w:val="single" w:sz="4" w:space="0" w:color="auto"/>
             </w:tcBorders>
-          </w:tcPr>
-          <w:p/>
+            <w:shd w:val="clear" w:color="auto" w:fill="auto"/>
+          </w:tcPr>
+          <w:p>
+            <w:r/>
+          </w:p>
         </w:tc>
         <w:tc>
           <w:tcPr>
@@ -3468,8 +3843,11 @@
               <w:left w:val="single" w:sz="4" w:space="0" w:color="auto"/>
               <w:right w:val="nil"/>
             </w:tcBorders>
-          </w:tcPr>
-          <w:p/>
+            <w:shd w:val="clear" w:color="auto" w:fill="auto"/>
+          </w:tcPr>
+          <w:p>
+            <w:r/>
+          </w:p>
         </w:tc>
       </w:tr>
       <w:tr>
@@ -3484,8 +3862,11 @@
               <w:left w:val="nil"/>
               <w:right w:val="single" w:sz="4" w:space="0" w:color="auto"/>
             </w:tcBorders>
-          </w:tcPr>
-          <w:p/>
+            <w:shd w:val="clear" w:color="auto" w:fill="auto"/>
+          </w:tcPr>
+          <w:p>
+            <w:r/>
+          </w:p>
         </w:tc>
         <w:tc>
           <w:tcPr>
@@ -3495,6 +3876,7 @@
               <w:left w:val="single" w:sz="4" w:space="0" w:color="auto"/>
               <w:right w:val="single" w:sz="4" w:space="0" w:color="auto"/>
             </w:tcBorders>
+            <w:shd w:val="clear" w:color="auto" w:fill="auto"/>
           </w:tcPr>
           <w:p>
             <w:r>
@@ -3510,6 +3892,7 @@
               <w:left w:val="single" w:sz="4" w:space="0" w:color="auto"/>
               <w:right w:val="single" w:sz="4" w:space="0" w:color="auto"/>
             </w:tcBorders>
+            <w:shd w:val="clear" w:color="auto" w:fill="auto"/>
           </w:tcPr>
           <w:p>
             <w:r>
@@ -3525,8 +3908,11 @@
               <w:left w:val="single" w:sz="4" w:space="0" w:color="auto"/>
               <w:right w:val="single" w:sz="4" w:space="0" w:color="auto"/>
             </w:tcBorders>
-          </w:tcPr>
-          <w:p/>
+            <w:shd w:val="clear" w:color="auto" w:fill="auto"/>
+          </w:tcPr>
+          <w:p>
+            <w:r/>
+          </w:p>
         </w:tc>
         <w:tc>
           <w:tcPr>
@@ -3536,8 +3922,11 @@
               <w:left w:val="single" w:sz="4" w:space="0" w:color="auto"/>
               <w:right w:val="single" w:sz="4" w:space="0" w:color="auto"/>
             </w:tcBorders>
-          </w:tcPr>
-          <w:p/>
+            <w:shd w:val="clear" w:color="auto" w:fill="auto"/>
+          </w:tcPr>
+          <w:p>
+            <w:r/>
+          </w:p>
         </w:tc>
         <w:tc>
           <w:tcPr>
@@ -3547,8 +3936,11 @@
               <w:left w:val="single" w:sz="4" w:space="0" w:color="auto"/>
               <w:right w:val="single" w:sz="4" w:space="0" w:color="auto"/>
             </w:tcBorders>
-          </w:tcPr>
-          <w:p/>
+            <w:shd w:val="clear" w:color="auto" w:fill="auto"/>
+          </w:tcPr>
+          <w:p>
+            <w:r/>
+          </w:p>
         </w:tc>
         <w:tc>
           <w:tcPr>
@@ -3558,8 +3950,11 @@
               <w:left w:val="single" w:sz="4" w:space="0" w:color="auto"/>
               <w:right w:val="nil"/>
             </w:tcBorders>
-          </w:tcPr>
-          <w:p/>
+            <w:shd w:val="clear" w:color="auto" w:fill="auto"/>
+          </w:tcPr>
+          <w:p>
+            <w:r/>
+          </w:p>
         </w:tc>
       </w:tr>
       <w:tr>
@@ -3574,8 +3969,11 @@
               <w:left w:val="nil"/>
               <w:right w:val="single" w:sz="4" w:space="0" w:color="auto"/>
             </w:tcBorders>
-          </w:tcPr>
-          <w:p/>
+            <w:shd w:val="clear" w:color="auto" w:fill="auto"/>
+          </w:tcPr>
+          <w:p>
+            <w:r/>
+          </w:p>
         </w:tc>
         <w:tc>
           <w:tcPr>
@@ -3585,6 +3983,7 @@
               <w:left w:val="single" w:sz="4" w:space="0" w:color="auto"/>
               <w:right w:val="single" w:sz="4" w:space="0" w:color="auto"/>
             </w:tcBorders>
+            <w:shd w:val="clear" w:color="auto" w:fill="auto"/>
           </w:tcPr>
           <w:p>
             <w:r>
@@ -3600,8 +3999,11 @@
               <w:left w:val="single" w:sz="4" w:space="0" w:color="auto"/>
               <w:right w:val="single" w:sz="4" w:space="0" w:color="auto"/>
             </w:tcBorders>
-          </w:tcPr>
-          <w:p/>
+            <w:shd w:val="clear" w:color="auto" w:fill="auto"/>
+          </w:tcPr>
+          <w:p>
+            <w:r/>
+          </w:p>
         </w:tc>
         <w:tc>
           <w:tcPr>
@@ -3611,10 +4013,11 @@
               <w:left w:val="single" w:sz="4" w:space="0" w:color="auto"/>
               <w:right w:val="single" w:sz="4" w:space="0" w:color="auto"/>
             </w:tcBorders>
-          </w:tcPr>
-          <w:p>
-            <w:r>
-              <w:t>A7</w:t>
+            <w:shd w:val="clear" w:color="auto" w:fill="auto"/>
+          </w:tcPr>
+          <w:p>
+            <w:r>
+              <w:t>A10</w:t>
             </w:r>
           </w:p>
         </w:tc>
@@ -3626,10 +4029,11 @@
               <w:left w:val="single" w:sz="4" w:space="0" w:color="auto"/>
               <w:right w:val="single" w:sz="4" w:space="0" w:color="auto"/>
             </w:tcBorders>
-          </w:tcPr>
-          <w:p>
-            <w:r>
-              <w:t>B9</w:t>
+            <w:shd w:val="clear" w:color="auto" w:fill="auto"/>
+          </w:tcPr>
+          <w:p>
+            <w:r>
+              <w:t>A16</w:t>
             </w:r>
           </w:p>
         </w:tc>
@@ -3641,8 +4045,11 @@
               <w:left w:val="single" w:sz="4" w:space="0" w:color="auto"/>
               <w:right w:val="single" w:sz="4" w:space="0" w:color="auto"/>
             </w:tcBorders>
-          </w:tcPr>
-          <w:p/>
+            <w:shd w:val="clear" w:color="auto" w:fill="auto"/>
+          </w:tcPr>
+          <w:p>
+            <w:r/>
+          </w:p>
         </w:tc>
         <w:tc>
           <w:tcPr>
@@ -3652,41 +4059,14 @@
               <w:left w:val="single" w:sz="4" w:space="0" w:color="auto"/>
               <w:right w:val="nil"/>
             </w:tcBorders>
-          </w:tcPr>
-          <w:p/>
+            <w:shd w:val="clear" w:color="auto" w:fill="auto"/>
+          </w:tcPr>
+          <w:p>
+            <w:r/>
+          </w:p>
         </w:tc>
       </w:tr>
     </w:tbl>
-    <w:p>
-      <w:pPr>
-        <w:pStyle w:val="NoSpacing"/>
-      </w:pPr>
-    </w:p>
-    <w:p>
-      <w:pPr>
-        <w:pStyle w:val="NoSpacing"/>
-      </w:pPr>
-    </w:p>
-    <w:p>
-      <w:pPr>
-        <w:pStyle w:val="NoSpacing"/>
-      </w:pPr>
-    </w:p>
-    <w:p>
-      <w:pPr>
-        <w:pStyle w:val="NoSpacing"/>
-      </w:pPr>
-    </w:p>
-    <w:p>
-      <w:pPr>
-        <w:pStyle w:val="NoSpacing"/>
-      </w:pPr>
-    </w:p>
-    <w:p>
-      <w:pPr>
-        <w:pStyle w:val="NoSpacing"/>
-      </w:pPr>
-    </w:p>
     <w:p>
       <w:pPr>
         <w:pStyle w:val="NoSpacing"/>
@@ -3852,6 +4232,7 @@
               <w:bottom w:val="single" w:sz="4" w:space="0" w:color="auto"/>
               <w:right w:val="single" w:sz="4" w:space="0" w:color="auto"/>
             </w:tcBorders>
+            <w:shd w:val="clear" w:color="auto" w:fill="auto"/>
             <w:vAlign w:val="center"/>
           </w:tcPr>
           <w:p>
@@ -3887,6 +4268,7 @@
               <w:bottom w:val="single" w:sz="4" w:space="0" w:color="auto"/>
               <w:right w:val="single" w:sz="4" w:space="0" w:color="auto"/>
             </w:tcBorders>
+            <w:shd w:val="clear" w:color="auto" w:fill="auto"/>
             <w:vAlign w:val="center"/>
           </w:tcPr>
           <w:p>
@@ -3908,6 +4290,7 @@
               <w:bottom w:val="single" w:sz="4" w:space="0" w:color="auto"/>
               <w:right w:val="single" w:sz="4" w:space="0" w:color="auto"/>
             </w:tcBorders>
+            <w:shd w:val="clear" w:color="auto" w:fill="auto"/>
             <w:vAlign w:val="center"/>
           </w:tcPr>
           <w:p>
@@ -3929,6 +4312,7 @@
               <w:bottom w:val="single" w:sz="4" w:space="0" w:color="auto"/>
               <w:right w:val="single" w:sz="4" w:space="0" w:color="auto"/>
             </w:tcBorders>
+            <w:shd w:val="clear" w:color="auto" w:fill="auto"/>
             <w:vAlign w:val="center"/>
           </w:tcPr>
           <w:p>
@@ -3950,6 +4334,7 @@
               <w:bottom w:val="single" w:sz="4" w:space="0" w:color="auto"/>
               <w:right w:val="single" w:sz="4" w:space="0" w:color="auto"/>
             </w:tcBorders>
+            <w:shd w:val="clear" w:color="auto" w:fill="auto"/>
             <w:vAlign w:val="center"/>
           </w:tcPr>
           <w:p>
@@ -3971,6 +4356,7 @@
               <w:bottom w:val="single" w:sz="4" w:space="0" w:color="auto"/>
               <w:right w:val="nil"/>
             </w:tcBorders>
+            <w:shd w:val="clear" w:color="auto" w:fill="auto"/>
             <w:vAlign w:val="center"/>
           </w:tcPr>
           <w:p>
@@ -3996,6 +4382,7 @@
               <w:left w:val="nil"/>
               <w:right w:val="single" w:sz="4" w:space="0" w:color="auto"/>
             </w:tcBorders>
+            <w:shd w:val="clear" w:color="auto" w:fill="auto"/>
           </w:tcPr>
           <w:p>
             <w:r>
@@ -4011,8 +4398,11 @@
               <w:left w:val="single" w:sz="4" w:space="0" w:color="auto"/>
               <w:right w:val="single" w:sz="4" w:space="0" w:color="auto"/>
             </w:tcBorders>
-          </w:tcPr>
-          <w:p/>
+            <w:shd w:val="clear" w:color="auto" w:fill="auto"/>
+          </w:tcPr>
+          <w:p>
+            <w:r/>
+          </w:p>
         </w:tc>
         <w:tc>
           <w:tcPr>
@@ -4022,10 +4412,11 @@
               <w:left w:val="single" w:sz="4" w:space="0" w:color="auto"/>
               <w:right w:val="single" w:sz="4" w:space="0" w:color="auto"/>
             </w:tcBorders>
-          </w:tcPr>
-          <w:p>
-            <w:r>
-              <w:t>A9</w:t>
+            <w:shd w:val="clear" w:color="auto" w:fill="auto"/>
+          </w:tcPr>
+          <w:p>
+            <w:r>
+              <w:t>A1</w:t>
             </w:r>
           </w:p>
         </w:tc>
@@ -4037,8 +4428,11 @@
               <w:left w:val="single" w:sz="4" w:space="0" w:color="auto"/>
               <w:right w:val="single" w:sz="4" w:space="0" w:color="auto"/>
             </w:tcBorders>
-          </w:tcPr>
-          <w:p/>
+            <w:shd w:val="clear" w:color="auto" w:fill="auto"/>
+          </w:tcPr>
+          <w:p>
+            <w:r/>
+          </w:p>
         </w:tc>
         <w:tc>
           <w:tcPr>
@@ -4048,8 +4442,11 @@
               <w:left w:val="single" w:sz="4" w:space="0" w:color="auto"/>
               <w:right w:val="single" w:sz="4" w:space="0" w:color="auto"/>
             </w:tcBorders>
-          </w:tcPr>
-          <w:p/>
+            <w:shd w:val="clear" w:color="auto" w:fill="auto"/>
+          </w:tcPr>
+          <w:p>
+            <w:r/>
+          </w:p>
         </w:tc>
         <w:tc>
           <w:tcPr>
@@ -4059,8 +4456,11 @@
               <w:left w:val="single" w:sz="4" w:space="0" w:color="auto"/>
               <w:right w:val="nil"/>
             </w:tcBorders>
-          </w:tcPr>
-          <w:p/>
+            <w:shd w:val="clear" w:color="auto" w:fill="auto"/>
+          </w:tcPr>
+          <w:p>
+            <w:r/>
+          </w:p>
         </w:tc>
       </w:tr>
       <w:tr>
@@ -4075,6 +4475,7 @@
               <w:left w:val="nil"/>
               <w:right w:val="single" w:sz="4" w:space="0" w:color="auto"/>
             </w:tcBorders>
+            <w:shd w:val="clear" w:color="auto" w:fill="auto"/>
           </w:tcPr>
           <w:p>
             <w:r>
@@ -4090,8 +4491,11 @@
               <w:left w:val="single" w:sz="4" w:space="0" w:color="auto"/>
               <w:right w:val="single" w:sz="4" w:space="0" w:color="auto"/>
             </w:tcBorders>
-          </w:tcPr>
-          <w:p/>
+            <w:shd w:val="clear" w:color="auto" w:fill="auto"/>
+          </w:tcPr>
+          <w:p>
+            <w:r/>
+          </w:p>
         </w:tc>
         <w:tc>
           <w:tcPr>
@@ -4101,10 +4505,11 @@
               <w:left w:val="single" w:sz="4" w:space="0" w:color="auto"/>
               <w:right w:val="single" w:sz="4" w:space="0" w:color="auto"/>
             </w:tcBorders>
-          </w:tcPr>
-          <w:p>
-            <w:r>
-              <w:t>A9, A10</w:t>
+            <w:shd w:val="clear" w:color="auto" w:fill="auto"/>
+          </w:tcPr>
+          <w:p>
+            <w:r>
+              <w:t>A3, A4</w:t>
             </w:r>
           </w:p>
         </w:tc>
@@ -4116,8 +4521,11 @@
               <w:left w:val="single" w:sz="4" w:space="0" w:color="auto"/>
               <w:right w:val="single" w:sz="4" w:space="0" w:color="auto"/>
             </w:tcBorders>
-          </w:tcPr>
-          <w:p/>
+            <w:shd w:val="clear" w:color="auto" w:fill="auto"/>
+          </w:tcPr>
+          <w:p>
+            <w:r/>
+          </w:p>
         </w:tc>
         <w:tc>
           <w:tcPr>
@@ -4127,8 +4535,11 @@
               <w:left w:val="single" w:sz="4" w:space="0" w:color="auto"/>
               <w:right w:val="single" w:sz="4" w:space="0" w:color="auto"/>
             </w:tcBorders>
-          </w:tcPr>
-          <w:p/>
+            <w:shd w:val="clear" w:color="auto" w:fill="auto"/>
+          </w:tcPr>
+          <w:p>
+            <w:r/>
+          </w:p>
         </w:tc>
         <w:tc>
           <w:tcPr>
@@ -4138,8 +4549,11 @@
               <w:left w:val="single" w:sz="4" w:space="0" w:color="auto"/>
               <w:right w:val="nil"/>
             </w:tcBorders>
-          </w:tcPr>
-          <w:p/>
+            <w:shd w:val="clear" w:color="auto" w:fill="auto"/>
+          </w:tcPr>
+          <w:p>
+            <w:r/>
+          </w:p>
         </w:tc>
       </w:tr>
       <w:tr>
@@ -4154,6 +4568,7 @@
               <w:left w:val="nil"/>
               <w:right w:val="single" w:sz="4" w:space="0" w:color="auto"/>
             </w:tcBorders>
+            <w:shd w:val="clear" w:color="auto" w:fill="auto"/>
           </w:tcPr>
           <w:p>
             <w:r>
@@ -4169,8 +4584,11 @@
               <w:left w:val="single" w:sz="4" w:space="0" w:color="auto"/>
               <w:right w:val="single" w:sz="4" w:space="0" w:color="auto"/>
             </w:tcBorders>
-          </w:tcPr>
-          <w:p/>
+            <w:shd w:val="clear" w:color="auto" w:fill="auto"/>
+          </w:tcPr>
+          <w:p>
+            <w:r/>
+          </w:p>
         </w:tc>
         <w:tc>
           <w:tcPr>
@@ -4180,10 +4598,11 @@
               <w:left w:val="single" w:sz="4" w:space="0" w:color="auto"/>
               <w:right w:val="single" w:sz="4" w:space="0" w:color="auto"/>
             </w:tcBorders>
-          </w:tcPr>
-          <w:p>
-            <w:r>
-              <w:t>A11</w:t>
+            <w:shd w:val="clear" w:color="auto" w:fill="auto"/>
+          </w:tcPr>
+          <w:p>
+            <w:r>
+              <w:t>A8</w:t>
             </w:r>
           </w:p>
         </w:tc>
@@ -4195,8 +4614,11 @@
               <w:left w:val="single" w:sz="4" w:space="0" w:color="auto"/>
               <w:right w:val="single" w:sz="4" w:space="0" w:color="auto"/>
             </w:tcBorders>
-          </w:tcPr>
-          <w:p/>
+            <w:shd w:val="clear" w:color="auto" w:fill="auto"/>
+          </w:tcPr>
+          <w:p>
+            <w:r/>
+          </w:p>
         </w:tc>
         <w:tc>
           <w:tcPr>
@@ -4206,8 +4628,11 @@
               <w:left w:val="single" w:sz="4" w:space="0" w:color="auto"/>
               <w:right w:val="single" w:sz="4" w:space="0" w:color="auto"/>
             </w:tcBorders>
-          </w:tcPr>
-          <w:p/>
+            <w:shd w:val="clear" w:color="auto" w:fill="auto"/>
+          </w:tcPr>
+          <w:p>
+            <w:r/>
+          </w:p>
         </w:tc>
         <w:tc>
           <w:tcPr>
@@ -4217,8 +4642,11 @@
               <w:left w:val="single" w:sz="4" w:space="0" w:color="auto"/>
               <w:right w:val="nil"/>
             </w:tcBorders>
-          </w:tcPr>
-          <w:p/>
+            <w:shd w:val="clear" w:color="auto" w:fill="auto"/>
+          </w:tcPr>
+          <w:p>
+            <w:r/>
+          </w:p>
         </w:tc>
       </w:tr>
     </w:tbl>
@@ -4397,6 +4825,7 @@
               <w:bottom w:val="single" w:sz="4" w:space="0" w:color="auto"/>
               <w:right w:val="single" w:sz="4" w:space="0" w:color="auto"/>
             </w:tcBorders>
+            <w:shd w:val="clear" w:color="auto" w:fill="auto"/>
             <w:vAlign w:val="center"/>
           </w:tcPr>
           <w:p>
@@ -4432,6 +4861,7 @@
               <w:bottom w:val="single" w:sz="4" w:space="0" w:color="auto"/>
               <w:right w:val="single" w:sz="4" w:space="0" w:color="auto"/>
             </w:tcBorders>
+            <w:shd w:val="clear" w:color="auto" w:fill="auto"/>
             <w:vAlign w:val="center"/>
           </w:tcPr>
           <w:p>
@@ -4453,6 +4883,7 @@
               <w:bottom w:val="single" w:sz="4" w:space="0" w:color="auto"/>
               <w:right w:val="single" w:sz="4" w:space="0" w:color="auto"/>
             </w:tcBorders>
+            <w:shd w:val="clear" w:color="auto" w:fill="auto"/>
             <w:vAlign w:val="center"/>
           </w:tcPr>
           <w:p>
@@ -4474,6 +4905,7 @@
               <w:bottom w:val="single" w:sz="4" w:space="0" w:color="auto"/>
               <w:right w:val="single" w:sz="4" w:space="0" w:color="auto"/>
             </w:tcBorders>
+            <w:shd w:val="clear" w:color="auto" w:fill="auto"/>
             <w:vAlign w:val="center"/>
           </w:tcPr>
           <w:p>
@@ -4495,6 +4927,7 @@
               <w:bottom w:val="single" w:sz="4" w:space="0" w:color="auto"/>
               <w:right w:val="single" w:sz="4" w:space="0" w:color="auto"/>
             </w:tcBorders>
+            <w:shd w:val="clear" w:color="auto" w:fill="auto"/>
             <w:vAlign w:val="center"/>
           </w:tcPr>
           <w:p>
@@ -4516,6 +4949,7 @@
               <w:bottom w:val="single" w:sz="4" w:space="0" w:color="auto"/>
               <w:right w:val="nil"/>
             </w:tcBorders>
+            <w:shd w:val="clear" w:color="auto" w:fill="auto"/>
             <w:vAlign w:val="center"/>
           </w:tcPr>
           <w:p>
@@ -4541,6 +4975,7 @@
               <w:left w:val="nil"/>
               <w:right w:val="single" w:sz="4" w:space="0" w:color="auto"/>
             </w:tcBorders>
+            <w:shd w:val="clear" w:color="auto" w:fill="auto"/>
             <w:vAlign w:val="center"/>
           </w:tcPr>
           <w:p>
@@ -4557,10 +4992,11 @@
               <w:left w:val="single" w:sz="4" w:space="0" w:color="auto"/>
               <w:right w:val="single" w:sz="4" w:space="0" w:color="auto"/>
             </w:tcBorders>
-          </w:tcPr>
-          <w:p>
-            <w:r>
-              <w:t>A11</w:t>
+            <w:shd w:val="clear" w:color="auto" w:fill="auto"/>
+          </w:tcPr>
+          <w:p>
+            <w:r>
+              <w:t>A5, A11</w:t>
             </w:r>
           </w:p>
         </w:tc>
@@ -4572,8 +5008,11 @@
               <w:left w:val="single" w:sz="4" w:space="0" w:color="auto"/>
               <w:right w:val="single" w:sz="4" w:space="0" w:color="auto"/>
             </w:tcBorders>
-          </w:tcPr>
-          <w:p/>
+            <w:shd w:val="clear" w:color="auto" w:fill="auto"/>
+          </w:tcPr>
+          <w:p>
+            <w:r/>
+          </w:p>
         </w:tc>
         <w:tc>
           <w:tcPr>
@@ -4583,8 +5022,11 @@
               <w:left w:val="single" w:sz="4" w:space="0" w:color="auto"/>
               <w:right w:val="single" w:sz="4" w:space="0" w:color="auto"/>
             </w:tcBorders>
-          </w:tcPr>
-          <w:p/>
+            <w:shd w:val="clear" w:color="auto" w:fill="auto"/>
+          </w:tcPr>
+          <w:p>
+            <w:r/>
+          </w:p>
         </w:tc>
         <w:tc>
           <w:tcPr>
@@ -4594,8 +5036,11 @@
               <w:left w:val="single" w:sz="4" w:space="0" w:color="auto"/>
               <w:right w:val="single" w:sz="4" w:space="0" w:color="auto"/>
             </w:tcBorders>
-          </w:tcPr>
-          <w:p/>
+            <w:shd w:val="clear" w:color="auto" w:fill="auto"/>
+          </w:tcPr>
+          <w:p>
+            <w:r/>
+          </w:p>
         </w:tc>
         <w:tc>
           <w:tcPr>
@@ -4605,8 +5050,11 @@
               <w:left w:val="single" w:sz="4" w:space="0" w:color="auto"/>
               <w:right w:val="nil"/>
             </w:tcBorders>
-          </w:tcPr>
-          <w:p/>
+            <w:shd w:val="clear" w:color="auto" w:fill="auto"/>
+          </w:tcPr>
+          <w:p>
+            <w:r/>
+          </w:p>
         </w:tc>
       </w:tr>
       <w:tr>
@@ -4621,6 +5069,7 @@
               <w:left w:val="nil"/>
               <w:right w:val="single" w:sz="4" w:space="0" w:color="auto"/>
             </w:tcBorders>
+            <w:shd w:val="clear" w:color="auto" w:fill="auto"/>
             <w:vAlign w:val="center"/>
           </w:tcPr>
           <w:p>
@@ -4637,6 +5086,7 @@
               <w:left w:val="single" w:sz="4" w:space="0" w:color="auto"/>
               <w:right w:val="single" w:sz="4" w:space="0" w:color="auto"/>
             </w:tcBorders>
+            <w:shd w:val="clear" w:color="auto" w:fill="auto"/>
           </w:tcPr>
           <w:p>
             <w:r>
@@ -4652,8 +5102,11 @@
               <w:left w:val="single" w:sz="4" w:space="0" w:color="auto"/>
               <w:right w:val="single" w:sz="4" w:space="0" w:color="auto"/>
             </w:tcBorders>
-          </w:tcPr>
-          <w:p/>
+            <w:shd w:val="clear" w:color="auto" w:fill="auto"/>
+          </w:tcPr>
+          <w:p>
+            <w:r/>
+          </w:p>
         </w:tc>
         <w:tc>
           <w:tcPr>
@@ -4663,8 +5116,11 @@
               <w:left w:val="single" w:sz="4" w:space="0" w:color="auto"/>
               <w:right w:val="single" w:sz="4" w:space="0" w:color="auto"/>
             </w:tcBorders>
-          </w:tcPr>
-          <w:p/>
+            <w:shd w:val="clear" w:color="auto" w:fill="auto"/>
+          </w:tcPr>
+          <w:p>
+            <w:r/>
+          </w:p>
         </w:tc>
         <w:tc>
           <w:tcPr>
@@ -4674,8 +5130,11 @@
               <w:left w:val="single" w:sz="4" w:space="0" w:color="auto"/>
               <w:right w:val="single" w:sz="4" w:space="0" w:color="auto"/>
             </w:tcBorders>
-          </w:tcPr>
-          <w:p/>
+            <w:shd w:val="clear" w:color="auto" w:fill="auto"/>
+          </w:tcPr>
+          <w:p>
+            <w:r/>
+          </w:p>
         </w:tc>
         <w:tc>
           <w:tcPr>
@@ -4685,8 +5144,11 @@
               <w:left w:val="single" w:sz="4" w:space="0" w:color="auto"/>
               <w:right w:val="nil"/>
             </w:tcBorders>
-          </w:tcPr>
-          <w:p/>
+            <w:shd w:val="clear" w:color="auto" w:fill="auto"/>
+          </w:tcPr>
+          <w:p>
+            <w:r/>
+          </w:p>
         </w:tc>
       </w:tr>
       <w:tr>
@@ -4701,6 +5163,7 @@
               <w:left w:val="nil"/>
               <w:right w:val="single" w:sz="4" w:space="0" w:color="auto"/>
             </w:tcBorders>
+            <w:shd w:val="clear" w:color="auto" w:fill="auto"/>
             <w:vAlign w:val="center"/>
           </w:tcPr>
           <w:p>
@@ -4732,6 +5195,7 @@
               <w:left w:val="single" w:sz="4" w:space="0" w:color="auto"/>
               <w:right w:val="single" w:sz="4" w:space="0" w:color="auto"/>
             </w:tcBorders>
+            <w:shd w:val="clear" w:color="auto" w:fill="auto"/>
           </w:tcPr>
           <w:p>
             <w:r>
@@ -4747,8 +5211,11 @@
               <w:left w:val="single" w:sz="4" w:space="0" w:color="auto"/>
               <w:right w:val="single" w:sz="4" w:space="0" w:color="auto"/>
             </w:tcBorders>
-          </w:tcPr>
-          <w:p/>
+            <w:shd w:val="clear" w:color="auto" w:fill="auto"/>
+          </w:tcPr>
+          <w:p>
+            <w:r/>
+          </w:p>
         </w:tc>
         <w:tc>
           <w:tcPr>
@@ -4758,8 +5225,11 @@
               <w:left w:val="single" w:sz="4" w:space="0" w:color="auto"/>
               <w:right w:val="single" w:sz="4" w:space="0" w:color="auto"/>
             </w:tcBorders>
-          </w:tcPr>
-          <w:p/>
+            <w:shd w:val="clear" w:color="auto" w:fill="auto"/>
+          </w:tcPr>
+          <w:p>
+            <w:r/>
+          </w:p>
         </w:tc>
         <w:tc>
           <w:tcPr>
@@ -4769,8 +5239,11 @@
               <w:left w:val="single" w:sz="4" w:space="0" w:color="auto"/>
               <w:right w:val="single" w:sz="4" w:space="0" w:color="auto"/>
             </w:tcBorders>
-          </w:tcPr>
-          <w:p/>
+            <w:shd w:val="clear" w:color="auto" w:fill="auto"/>
+          </w:tcPr>
+          <w:p>
+            <w:r/>
+          </w:p>
         </w:tc>
         <w:tc>
           <w:tcPr>
@@ -4780,8 +5253,11 @@
               <w:left w:val="single" w:sz="4" w:space="0" w:color="auto"/>
               <w:right w:val="nil"/>
             </w:tcBorders>
-          </w:tcPr>
-          <w:p/>
+            <w:shd w:val="clear" w:color="auto" w:fill="auto"/>
+          </w:tcPr>
+          <w:p>
+            <w:r/>
+          </w:p>
         </w:tc>
       </w:tr>
       <w:tr>
@@ -4796,6 +5272,7 @@
               <w:left w:val="nil"/>
               <w:right w:val="single" w:sz="4" w:space="0" w:color="auto"/>
             </w:tcBorders>
+            <w:shd w:val="clear" w:color="auto" w:fill="auto"/>
             <w:vAlign w:val="center"/>
           </w:tcPr>
           <w:p>
@@ -4812,6 +5289,7 @@
               <w:left w:val="single" w:sz="4" w:space="0" w:color="auto"/>
               <w:right w:val="single" w:sz="4" w:space="0" w:color="auto"/>
             </w:tcBorders>
+            <w:shd w:val="clear" w:color="auto" w:fill="auto"/>
           </w:tcPr>
           <w:p>
             <w:r>
@@ -4827,8 +5305,11 @@
               <w:left w:val="single" w:sz="4" w:space="0" w:color="auto"/>
               <w:right w:val="single" w:sz="4" w:space="0" w:color="auto"/>
             </w:tcBorders>
-          </w:tcPr>
-          <w:p/>
+            <w:shd w:val="clear" w:color="auto" w:fill="auto"/>
+          </w:tcPr>
+          <w:p>
+            <w:r/>
+          </w:p>
         </w:tc>
         <w:tc>
           <w:tcPr>
@@ -4838,8 +5319,11 @@
               <w:left w:val="single" w:sz="4" w:space="0" w:color="auto"/>
               <w:right w:val="single" w:sz="4" w:space="0" w:color="auto"/>
             </w:tcBorders>
-          </w:tcPr>
-          <w:p/>
+            <w:shd w:val="clear" w:color="auto" w:fill="auto"/>
+          </w:tcPr>
+          <w:p>
+            <w:r/>
+          </w:p>
         </w:tc>
         <w:tc>
           <w:tcPr>
@@ -4849,8 +5333,11 @@
               <w:left w:val="single" w:sz="4" w:space="0" w:color="auto"/>
               <w:right w:val="single" w:sz="4" w:space="0" w:color="auto"/>
             </w:tcBorders>
-          </w:tcPr>
-          <w:p/>
+            <w:shd w:val="clear" w:color="auto" w:fill="auto"/>
+          </w:tcPr>
+          <w:p>
+            <w:r/>
+          </w:p>
         </w:tc>
         <w:tc>
           <w:tcPr>
@@ -4860,8 +5347,11 @@
               <w:left w:val="single" w:sz="4" w:space="0" w:color="auto"/>
               <w:right w:val="nil"/>
             </w:tcBorders>
-          </w:tcPr>
-          <w:p/>
+            <w:shd w:val="clear" w:color="auto" w:fill="auto"/>
+          </w:tcPr>
+          <w:p>
+            <w:r/>
+          </w:p>
         </w:tc>
       </w:tr>
       <w:tr>
@@ -4876,6 +5366,7 @@
               <w:left w:val="nil"/>
               <w:right w:val="single" w:sz="4" w:space="0" w:color="auto"/>
             </w:tcBorders>
+            <w:shd w:val="clear" w:color="auto" w:fill="auto"/>
             <w:vAlign w:val="center"/>
           </w:tcPr>
           <w:p>
@@ -4917,8 +5408,11 @@
               <w:left w:val="single" w:sz="4" w:space="0" w:color="auto"/>
               <w:right w:val="single" w:sz="4" w:space="0" w:color="auto"/>
             </w:tcBorders>
-          </w:tcPr>
-          <w:p/>
+            <w:shd w:val="clear" w:color="auto" w:fill="auto"/>
+          </w:tcPr>
+          <w:p>
+            <w:r/>
+          </w:p>
         </w:tc>
         <w:tc>
           <w:tcPr>
@@ -4928,10 +5422,11 @@
               <w:left w:val="single" w:sz="4" w:space="0" w:color="auto"/>
               <w:right w:val="single" w:sz="4" w:space="0" w:color="auto"/>
             </w:tcBorders>
-          </w:tcPr>
-          <w:p>
-            <w:r>
-              <w:t>A8</w:t>
+            <w:shd w:val="clear" w:color="auto" w:fill="auto"/>
+          </w:tcPr>
+          <w:p>
+            <w:r>
+              <w:t>A9</w:t>
             </w:r>
           </w:p>
         </w:tc>
@@ -4943,8 +5438,11 @@
               <w:left w:val="single" w:sz="4" w:space="0" w:color="auto"/>
               <w:right w:val="single" w:sz="4" w:space="0" w:color="auto"/>
             </w:tcBorders>
-          </w:tcPr>
-          <w:p/>
+            <w:shd w:val="clear" w:color="auto" w:fill="auto"/>
+          </w:tcPr>
+          <w:p>
+            <w:r/>
+          </w:p>
         </w:tc>
         <w:tc>
           <w:tcPr>
@@ -4954,8 +5452,11 @@
               <w:left w:val="single" w:sz="4" w:space="0" w:color="auto"/>
               <w:right w:val="single" w:sz="4" w:space="0" w:color="auto"/>
             </w:tcBorders>
-          </w:tcPr>
-          <w:p/>
+            <w:shd w:val="clear" w:color="auto" w:fill="auto"/>
+          </w:tcPr>
+          <w:p>
+            <w:r/>
+          </w:p>
         </w:tc>
         <w:tc>
           <w:tcPr>
@@ -4965,8 +5466,11 @@
               <w:left w:val="single" w:sz="4" w:space="0" w:color="auto"/>
               <w:right w:val="nil"/>
             </w:tcBorders>
-          </w:tcPr>
-          <w:p/>
+            <w:shd w:val="clear" w:color="auto" w:fill="auto"/>
+          </w:tcPr>
+          <w:p>
+            <w:r/>
+          </w:p>
         </w:tc>
       </w:tr>
       <w:tr>
@@ -4981,6 +5485,7 @@
               <w:left w:val="nil"/>
               <w:right w:val="single" w:sz="4" w:space="0" w:color="auto"/>
             </w:tcBorders>
+            <w:shd w:val="clear" w:color="auto" w:fill="auto"/>
             <w:vAlign w:val="center"/>
           </w:tcPr>
           <w:p>
@@ -5000,7 +5505,6 @@
           </w:p>
           <w:p>
             <w:r>
-              <w:lastRenderedPageBreak/>
               <w:t xml:space="preserve">  - relational, data warehouse and no SQL databases</w:t>
             </w:r>
           </w:p>
@@ -5043,8 +5547,11 @@
               <w:left w:val="single" w:sz="4" w:space="0" w:color="auto"/>
               <w:right w:val="single" w:sz="4" w:space="0" w:color="auto"/>
             </w:tcBorders>
-          </w:tcPr>
-          <w:p/>
+            <w:shd w:val="clear" w:color="auto" w:fill="auto"/>
+          </w:tcPr>
+          <w:p>
+            <w:r/>
+          </w:p>
         </w:tc>
         <w:tc>
           <w:tcPr>
@@ -5054,10 +5561,11 @@
               <w:left w:val="single" w:sz="4" w:space="0" w:color="auto"/>
               <w:right w:val="single" w:sz="4" w:space="0" w:color="auto"/>
             </w:tcBorders>
-          </w:tcPr>
-          <w:p>
-            <w:r>
-              <w:t>A8</w:t>
+            <w:shd w:val="clear" w:color="auto" w:fill="auto"/>
+          </w:tcPr>
+          <w:p>
+            <w:r>
+              <w:t>A9</w:t>
             </w:r>
           </w:p>
         </w:tc>
@@ -5069,8 +5577,11 @@
               <w:left w:val="single" w:sz="4" w:space="0" w:color="auto"/>
               <w:right w:val="single" w:sz="4" w:space="0" w:color="auto"/>
             </w:tcBorders>
-          </w:tcPr>
-          <w:p/>
+            <w:shd w:val="clear" w:color="auto" w:fill="auto"/>
+          </w:tcPr>
+          <w:p>
+            <w:r/>
+          </w:p>
         </w:tc>
         <w:tc>
           <w:tcPr>
@@ -5080,8 +5591,11 @@
               <w:left w:val="single" w:sz="4" w:space="0" w:color="auto"/>
               <w:right w:val="single" w:sz="4" w:space="0" w:color="auto"/>
             </w:tcBorders>
-          </w:tcPr>
-          <w:p/>
+            <w:shd w:val="clear" w:color="auto" w:fill="auto"/>
+          </w:tcPr>
+          <w:p>
+            <w:r/>
+          </w:p>
         </w:tc>
         <w:tc>
           <w:tcPr>
@@ -5091,8 +5605,11 @@
               <w:left w:val="single" w:sz="4" w:space="0" w:color="auto"/>
               <w:right w:val="nil"/>
             </w:tcBorders>
-          </w:tcPr>
-          <w:p/>
+            <w:shd w:val="clear" w:color="auto" w:fill="auto"/>
+          </w:tcPr>
+          <w:p>
+            <w:r/>
+          </w:p>
         </w:tc>
       </w:tr>
       <w:tr>
@@ -5107,6 +5624,7 @@
               <w:left w:val="nil"/>
               <w:right w:val="single" w:sz="4" w:space="0" w:color="auto"/>
             </w:tcBorders>
+            <w:shd w:val="clear" w:color="auto" w:fill="auto"/>
             <w:vAlign w:val="center"/>
           </w:tcPr>
           <w:p>
@@ -5123,8 +5641,11 @@
               <w:left w:val="single" w:sz="4" w:space="0" w:color="auto"/>
               <w:right w:val="single" w:sz="4" w:space="0" w:color="auto"/>
             </w:tcBorders>
-          </w:tcPr>
-          <w:p/>
+            <w:shd w:val="clear" w:color="auto" w:fill="auto"/>
+          </w:tcPr>
+          <w:p>
+            <w:r/>
+          </w:p>
         </w:tc>
         <w:tc>
           <w:tcPr>
@@ -5134,10 +5655,11 @@
               <w:left w:val="single" w:sz="4" w:space="0" w:color="auto"/>
               <w:right w:val="single" w:sz="4" w:space="0" w:color="auto"/>
             </w:tcBorders>
-          </w:tcPr>
-          <w:p>
-            <w:r>
-              <w:t>A8</w:t>
+            <w:shd w:val="clear" w:color="auto" w:fill="auto"/>
+          </w:tcPr>
+          <w:p>
+            <w:r>
+              <w:t>A9</w:t>
             </w:r>
           </w:p>
         </w:tc>
@@ -5149,8 +5671,11 @@
               <w:left w:val="single" w:sz="4" w:space="0" w:color="auto"/>
               <w:right w:val="single" w:sz="4" w:space="0" w:color="auto"/>
             </w:tcBorders>
-          </w:tcPr>
-          <w:p/>
+            <w:shd w:val="clear" w:color="auto" w:fill="auto"/>
+          </w:tcPr>
+          <w:p>
+            <w:r/>
+          </w:p>
         </w:tc>
         <w:tc>
           <w:tcPr>
@@ -5160,8 +5685,11 @@
               <w:left w:val="single" w:sz="4" w:space="0" w:color="auto"/>
               <w:right w:val="single" w:sz="4" w:space="0" w:color="auto"/>
             </w:tcBorders>
-          </w:tcPr>
-          <w:p/>
+            <w:shd w:val="clear" w:color="auto" w:fill="auto"/>
+          </w:tcPr>
+          <w:p>
+            <w:r/>
+          </w:p>
         </w:tc>
         <w:tc>
           <w:tcPr>
@@ -5171,8 +5699,11 @@
               <w:left w:val="single" w:sz="4" w:space="0" w:color="auto"/>
               <w:right w:val="nil"/>
             </w:tcBorders>
-          </w:tcPr>
-          <w:p/>
+            <w:shd w:val="clear" w:color="auto" w:fill="auto"/>
+          </w:tcPr>
+          <w:p>
+            <w:r/>
+          </w:p>
         </w:tc>
       </w:tr>
       <w:tr>
@@ -5187,6 +5718,7 @@
               <w:left w:val="nil"/>
               <w:right w:val="single" w:sz="4" w:space="0" w:color="auto"/>
             </w:tcBorders>
+            <w:shd w:val="clear" w:color="auto" w:fill="auto"/>
             <w:vAlign w:val="center"/>
           </w:tcPr>
           <w:p>
@@ -5203,8 +5735,11 @@
               <w:left w:val="single" w:sz="4" w:space="0" w:color="auto"/>
               <w:right w:val="single" w:sz="4" w:space="0" w:color="auto"/>
             </w:tcBorders>
-          </w:tcPr>
-          <w:p/>
+            <w:shd w:val="clear" w:color="auto" w:fill="auto"/>
+          </w:tcPr>
+          <w:p>
+            <w:r/>
+          </w:p>
         </w:tc>
         <w:tc>
           <w:tcPr>
@@ -5214,10 +5749,11 @@
               <w:left w:val="single" w:sz="4" w:space="0" w:color="auto"/>
               <w:right w:val="single" w:sz="4" w:space="0" w:color="auto"/>
             </w:tcBorders>
-          </w:tcPr>
-          <w:p>
-            <w:r>
-              <w:t>A8</w:t>
+            <w:shd w:val="clear" w:color="auto" w:fill="auto"/>
+          </w:tcPr>
+          <w:p>
+            <w:r>
+              <w:t>A9</w:t>
             </w:r>
           </w:p>
         </w:tc>
@@ -5229,8 +5765,11 @@
               <w:left w:val="single" w:sz="4" w:space="0" w:color="auto"/>
               <w:right w:val="single" w:sz="4" w:space="0" w:color="auto"/>
             </w:tcBorders>
-          </w:tcPr>
-          <w:p/>
+            <w:shd w:val="clear" w:color="auto" w:fill="auto"/>
+          </w:tcPr>
+          <w:p>
+            <w:r/>
+          </w:p>
         </w:tc>
         <w:tc>
           <w:tcPr>
@@ -5240,8 +5779,11 @@
               <w:left w:val="single" w:sz="4" w:space="0" w:color="auto"/>
               <w:right w:val="single" w:sz="4" w:space="0" w:color="auto"/>
             </w:tcBorders>
-          </w:tcPr>
-          <w:p/>
+            <w:shd w:val="clear" w:color="auto" w:fill="auto"/>
+          </w:tcPr>
+          <w:p>
+            <w:r/>
+          </w:p>
         </w:tc>
         <w:tc>
           <w:tcPr>
@@ -5251,8 +5793,11 @@
               <w:left w:val="single" w:sz="4" w:space="0" w:color="auto"/>
               <w:right w:val="nil"/>
             </w:tcBorders>
-          </w:tcPr>
-          <w:p/>
+            <w:shd w:val="clear" w:color="auto" w:fill="auto"/>
+          </w:tcPr>
+          <w:p>
+            <w:r/>
+          </w:p>
         </w:tc>
       </w:tr>
       <w:tr>
@@ -5267,6 +5812,7 @@
               <w:left w:val="nil"/>
               <w:right w:val="single" w:sz="4" w:space="0" w:color="auto"/>
             </w:tcBorders>
+            <w:shd w:val="clear" w:color="auto" w:fill="auto"/>
             <w:vAlign w:val="center"/>
           </w:tcPr>
           <w:p>
@@ -5293,8 +5839,11 @@
               <w:left w:val="single" w:sz="4" w:space="0" w:color="auto"/>
               <w:right w:val="single" w:sz="4" w:space="0" w:color="auto"/>
             </w:tcBorders>
-          </w:tcPr>
-          <w:p/>
+            <w:shd w:val="clear" w:color="auto" w:fill="auto"/>
+          </w:tcPr>
+          <w:p>
+            <w:r/>
+          </w:p>
         </w:tc>
         <w:tc>
           <w:tcPr>
@@ -5304,10 +5853,11 @@
               <w:left w:val="single" w:sz="4" w:space="0" w:color="auto"/>
               <w:right w:val="single" w:sz="4" w:space="0" w:color="auto"/>
             </w:tcBorders>
-          </w:tcPr>
-          <w:p>
-            <w:r>
-              <w:t>A8</w:t>
+            <w:shd w:val="clear" w:color="auto" w:fill="auto"/>
+          </w:tcPr>
+          <w:p>
+            <w:r>
+              <w:t>A9</w:t>
             </w:r>
           </w:p>
         </w:tc>
@@ -5319,8 +5869,11 @@
               <w:left w:val="single" w:sz="4" w:space="0" w:color="auto"/>
               <w:right w:val="single" w:sz="4" w:space="0" w:color="auto"/>
             </w:tcBorders>
-          </w:tcPr>
-          <w:p/>
+            <w:shd w:val="clear" w:color="auto" w:fill="auto"/>
+          </w:tcPr>
+          <w:p>
+            <w:r/>
+          </w:p>
         </w:tc>
         <w:tc>
           <w:tcPr>
@@ -5330,8 +5883,11 @@
               <w:left w:val="single" w:sz="4" w:space="0" w:color="auto"/>
               <w:right w:val="single" w:sz="4" w:space="0" w:color="auto"/>
             </w:tcBorders>
-          </w:tcPr>
-          <w:p/>
+            <w:shd w:val="clear" w:color="auto" w:fill="auto"/>
+          </w:tcPr>
+          <w:p>
+            <w:r/>
+          </w:p>
         </w:tc>
         <w:tc>
           <w:tcPr>
@@ -5341,8 +5897,11 @@
               <w:left w:val="single" w:sz="4" w:space="0" w:color="auto"/>
               <w:right w:val="nil"/>
             </w:tcBorders>
-          </w:tcPr>
-          <w:p/>
+            <w:shd w:val="clear" w:color="auto" w:fill="auto"/>
+          </w:tcPr>
+          <w:p>
+            <w:r/>
+          </w:p>
         </w:tc>
       </w:tr>
       <w:tr>
@@ -5357,6 +5916,7 @@
               <w:left w:val="nil"/>
               <w:right w:val="single" w:sz="4" w:space="0" w:color="auto"/>
             </w:tcBorders>
+            <w:shd w:val="clear" w:color="auto" w:fill="auto"/>
             <w:vAlign w:val="center"/>
           </w:tcPr>
           <w:p>
@@ -5373,8 +5933,11 @@
               <w:left w:val="single" w:sz="4" w:space="0" w:color="auto"/>
               <w:right w:val="single" w:sz="4" w:space="0" w:color="auto"/>
             </w:tcBorders>
-          </w:tcPr>
-          <w:p/>
+            <w:shd w:val="clear" w:color="auto" w:fill="auto"/>
+          </w:tcPr>
+          <w:p>
+            <w:r/>
+          </w:p>
         </w:tc>
         <w:tc>
           <w:tcPr>
@@ -5384,10 +5947,11 @@
               <w:left w:val="single" w:sz="4" w:space="0" w:color="auto"/>
               <w:right w:val="single" w:sz="4" w:space="0" w:color="auto"/>
             </w:tcBorders>
-          </w:tcPr>
-          <w:p>
-            <w:r>
-              <w:t>A8</w:t>
+            <w:shd w:val="clear" w:color="auto" w:fill="auto"/>
+          </w:tcPr>
+          <w:p>
+            <w:r>
+              <w:t>A9</w:t>
             </w:r>
           </w:p>
         </w:tc>
@@ -5399,8 +5963,11 @@
               <w:left w:val="single" w:sz="4" w:space="0" w:color="auto"/>
               <w:right w:val="single" w:sz="4" w:space="0" w:color="auto"/>
             </w:tcBorders>
-          </w:tcPr>
-          <w:p/>
+            <w:shd w:val="clear" w:color="auto" w:fill="auto"/>
+          </w:tcPr>
+          <w:p>
+            <w:r/>
+          </w:p>
         </w:tc>
         <w:tc>
           <w:tcPr>
@@ -5410,8 +5977,11 @@
               <w:left w:val="single" w:sz="4" w:space="0" w:color="auto"/>
               <w:right w:val="single" w:sz="4" w:space="0" w:color="auto"/>
             </w:tcBorders>
-          </w:tcPr>
-          <w:p/>
+            <w:shd w:val="clear" w:color="auto" w:fill="auto"/>
+          </w:tcPr>
+          <w:p>
+            <w:r/>
+          </w:p>
         </w:tc>
         <w:tc>
           <w:tcPr>
@@ -5421,8 +5991,11 @@
               <w:left w:val="single" w:sz="4" w:space="0" w:color="auto"/>
               <w:right w:val="nil"/>
             </w:tcBorders>
-          </w:tcPr>
-          <w:p/>
+            <w:shd w:val="clear" w:color="auto" w:fill="auto"/>
+          </w:tcPr>
+          <w:p>
+            <w:r/>
+          </w:p>
         </w:tc>
       </w:tr>
       <w:tr>
@@ -5437,6 +6010,7 @@
               <w:left w:val="nil"/>
               <w:right w:val="single" w:sz="4" w:space="0" w:color="auto"/>
             </w:tcBorders>
+            <w:shd w:val="clear" w:color="auto" w:fill="auto"/>
             <w:vAlign w:val="center"/>
           </w:tcPr>
           <w:p>
@@ -5468,6 +6042,7 @@
               <w:left w:val="single" w:sz="4" w:space="0" w:color="auto"/>
               <w:right w:val="single" w:sz="4" w:space="0" w:color="auto"/>
             </w:tcBorders>
+            <w:shd w:val="clear" w:color="auto" w:fill="auto"/>
           </w:tcPr>
           <w:p>
             <w:r>
@@ -5483,8 +6058,11 @@
               <w:left w:val="single" w:sz="4" w:space="0" w:color="auto"/>
               <w:right w:val="single" w:sz="4" w:space="0" w:color="auto"/>
             </w:tcBorders>
-          </w:tcPr>
-          <w:p/>
+            <w:shd w:val="clear" w:color="auto" w:fill="auto"/>
+          </w:tcPr>
+          <w:p>
+            <w:r/>
+          </w:p>
         </w:tc>
         <w:tc>
           <w:tcPr>
@@ -5494,8 +6072,11 @@
               <w:left w:val="single" w:sz="4" w:space="0" w:color="auto"/>
               <w:right w:val="single" w:sz="4" w:space="0" w:color="auto"/>
             </w:tcBorders>
-          </w:tcPr>
-          <w:p/>
+            <w:shd w:val="clear" w:color="auto" w:fill="auto"/>
+          </w:tcPr>
+          <w:p>
+            <w:r/>
+          </w:p>
         </w:tc>
         <w:tc>
           <w:tcPr>
@@ -5505,8 +6086,11 @@
               <w:left w:val="single" w:sz="4" w:space="0" w:color="auto"/>
               <w:right w:val="single" w:sz="4" w:space="0" w:color="auto"/>
             </w:tcBorders>
-          </w:tcPr>
-          <w:p/>
+            <w:shd w:val="clear" w:color="auto" w:fill="auto"/>
+          </w:tcPr>
+          <w:p>
+            <w:r/>
+          </w:p>
         </w:tc>
         <w:tc>
           <w:tcPr>
@@ -5516,8 +6100,11 @@
               <w:left w:val="single" w:sz="4" w:space="0" w:color="auto"/>
               <w:right w:val="nil"/>
             </w:tcBorders>
-          </w:tcPr>
-          <w:p/>
+            <w:shd w:val="clear" w:color="auto" w:fill="auto"/>
+          </w:tcPr>
+          <w:p>
+            <w:r/>
+          </w:p>
         </w:tc>
       </w:tr>
     </w:tbl>
@@ -5688,6 +6275,7 @@
               <w:bottom w:val="single" w:sz="4" w:space="0" w:color="auto"/>
               <w:right w:val="single" w:sz="4" w:space="0" w:color="auto"/>
             </w:tcBorders>
+            <w:shd w:val="clear" w:color="auto" w:fill="auto"/>
             <w:vAlign w:val="center"/>
           </w:tcPr>
           <w:p>
@@ -5717,6 +6305,7 @@
               <w:bottom w:val="single" w:sz="4" w:space="0" w:color="auto"/>
               <w:right w:val="single" w:sz="4" w:space="0" w:color="auto"/>
             </w:tcBorders>
+            <w:shd w:val="clear" w:color="auto" w:fill="auto"/>
             <w:vAlign w:val="center"/>
           </w:tcPr>
           <w:p>
@@ -5746,6 +6335,7 @@
               <w:bottom w:val="single" w:sz="4" w:space="0" w:color="auto"/>
               <w:right w:val="single" w:sz="4" w:space="0" w:color="auto"/>
             </w:tcBorders>
+            <w:shd w:val="clear" w:color="auto" w:fill="auto"/>
             <w:vAlign w:val="center"/>
           </w:tcPr>
           <w:p>
@@ -5775,6 +6365,7 @@
               <w:bottom w:val="single" w:sz="4" w:space="0" w:color="auto"/>
               <w:right w:val="single" w:sz="4" w:space="0" w:color="auto"/>
             </w:tcBorders>
+            <w:shd w:val="clear" w:color="auto" w:fill="auto"/>
             <w:vAlign w:val="center"/>
           </w:tcPr>
           <w:p>
@@ -5796,6 +6387,7 @@
               <w:bottom w:val="single" w:sz="4" w:space="0" w:color="auto"/>
               <w:right w:val="single" w:sz="4" w:space="0" w:color="auto"/>
             </w:tcBorders>
+            <w:shd w:val="clear" w:color="auto" w:fill="auto"/>
             <w:vAlign w:val="center"/>
           </w:tcPr>
           <w:p>
@@ -5817,6 +6409,7 @@
               <w:bottom w:val="single" w:sz="4" w:space="0" w:color="auto"/>
               <w:right w:val="single" w:sz="4" w:space="0" w:color="auto"/>
             </w:tcBorders>
+            <w:shd w:val="clear" w:color="auto" w:fill="auto"/>
             <w:vAlign w:val="center"/>
           </w:tcPr>
           <w:p>
@@ -5838,6 +6431,7 @@
               <w:bottom w:val="single" w:sz="4" w:space="0" w:color="auto"/>
               <w:right w:val="single" w:sz="4" w:space="0" w:color="auto"/>
             </w:tcBorders>
+            <w:shd w:val="clear" w:color="auto" w:fill="auto"/>
             <w:vAlign w:val="center"/>
           </w:tcPr>
           <w:p>
@@ -5859,6 +6453,7 @@
               <w:bottom w:val="single" w:sz="4" w:space="0" w:color="auto"/>
               <w:right w:val="nil"/>
             </w:tcBorders>
+            <w:shd w:val="clear" w:color="auto" w:fill="auto"/>
             <w:vAlign w:val="center"/>
           </w:tcPr>
           <w:p>
@@ -5884,6 +6479,7 @@
               <w:left w:val="nil"/>
               <w:right w:val="single" w:sz="4" w:space="0" w:color="auto"/>
             </w:tcBorders>
+            <w:shd w:val="clear" w:color="auto" w:fill="auto"/>
           </w:tcPr>
           <w:p>
             <w:r>
@@ -5899,8 +6495,11 @@
               <w:left w:val="single" w:sz="4" w:space="0" w:color="auto"/>
               <w:right w:val="single" w:sz="4" w:space="0" w:color="auto"/>
             </w:tcBorders>
-          </w:tcPr>
-          <w:p/>
+            <w:shd w:val="clear" w:color="auto" w:fill="auto"/>
+          </w:tcPr>
+          <w:p>
+            <w:r/>
+          </w:p>
         </w:tc>
         <w:tc>
           <w:tcPr>
@@ -5910,6 +6509,7 @@
               <w:left w:val="single" w:sz="4" w:space="0" w:color="auto"/>
               <w:right w:val="single" w:sz="4" w:space="0" w:color="auto"/>
             </w:tcBorders>
+            <w:shd w:val="clear" w:color="auto" w:fill="auto"/>
           </w:tcPr>
           <w:p>
             <w:r>
@@ -5924,8 +6524,11 @@
               <w:left w:val="single" w:sz="4" w:space="0" w:color="auto"/>
               <w:right w:val="single" w:sz="4" w:space="0" w:color="auto"/>
             </w:tcBorders>
-          </w:tcPr>
-          <w:p/>
+            <w:shd w:val="clear" w:color="auto" w:fill="auto"/>
+          </w:tcPr>
+          <w:p>
+            <w:r/>
+          </w:p>
         </w:tc>
         <w:tc>
           <w:tcPr>
@@ -5934,10 +6537,11 @@
               <w:left w:val="single" w:sz="4" w:space="0" w:color="auto"/>
               <w:right w:val="single" w:sz="4" w:space="0" w:color="auto"/>
             </w:tcBorders>
-          </w:tcPr>
-          <w:p>
-            <w:r>
-              <w:t>A13</w:t>
+            <w:shd w:val="clear" w:color="auto" w:fill="auto"/>
+          </w:tcPr>
+          <w:p>
+            <w:r>
+              <w:t>A9</w:t>
             </w:r>
           </w:p>
         </w:tc>
@@ -5948,10 +6552,11 @@
               <w:left w:val="single" w:sz="4" w:space="0" w:color="auto"/>
               <w:right w:val="single" w:sz="4" w:space="0" w:color="auto"/>
             </w:tcBorders>
-          </w:tcPr>
-          <w:p>
-            <w:r>
-              <w:t>B16</w:t>
+            <w:shd w:val="clear" w:color="auto" w:fill="auto"/>
+          </w:tcPr>
+          <w:p>
+            <w:r>
+              <w:t>A1</w:t>
             </w:r>
           </w:p>
         </w:tc>
@@ -5962,8 +6567,11 @@
               <w:left w:val="single" w:sz="4" w:space="0" w:color="auto"/>
               <w:right w:val="single" w:sz="4" w:space="0" w:color="auto"/>
             </w:tcBorders>
-          </w:tcPr>
-          <w:p/>
+            <w:shd w:val="clear" w:color="auto" w:fill="auto"/>
+          </w:tcPr>
+          <w:p>
+            <w:r/>
+          </w:p>
         </w:tc>
         <w:tc>
           <w:tcPr>
@@ -5972,8 +6580,11 @@
               <w:left w:val="single" w:sz="4" w:space="0" w:color="auto"/>
               <w:right w:val="nil"/>
             </w:tcBorders>
-          </w:tcPr>
-          <w:p/>
+            <w:shd w:val="clear" w:color="auto" w:fill="auto"/>
+          </w:tcPr>
+          <w:p>
+            <w:r/>
+          </w:p>
         </w:tc>
       </w:tr>
       <w:tr>
@@ -5988,6 +6599,7 @@
               <w:left w:val="nil"/>
               <w:right w:val="single" w:sz="4" w:space="0" w:color="auto"/>
             </w:tcBorders>
+            <w:shd w:val="clear" w:color="auto" w:fill="auto"/>
           </w:tcPr>
           <w:p>
             <w:r>
@@ -6003,8 +6615,11 @@
               <w:left w:val="single" w:sz="4" w:space="0" w:color="auto"/>
               <w:right w:val="single" w:sz="4" w:space="0" w:color="auto"/>
             </w:tcBorders>
-          </w:tcPr>
-          <w:p/>
+            <w:shd w:val="clear" w:color="auto" w:fill="auto"/>
+          </w:tcPr>
+          <w:p>
+            <w:r/>
+          </w:p>
         </w:tc>
         <w:tc>
           <w:tcPr>
@@ -6014,6 +6629,7 @@
               <w:left w:val="single" w:sz="4" w:space="0" w:color="auto"/>
               <w:right w:val="single" w:sz="4" w:space="0" w:color="auto"/>
             </w:tcBorders>
+            <w:shd w:val="clear" w:color="auto" w:fill="auto"/>
           </w:tcPr>
           <w:p>
             <w:r>
@@ -6028,8 +6644,11 @@
               <w:left w:val="single" w:sz="4" w:space="0" w:color="auto"/>
               <w:right w:val="single" w:sz="4" w:space="0" w:color="auto"/>
             </w:tcBorders>
-          </w:tcPr>
-          <w:p/>
+            <w:shd w:val="clear" w:color="auto" w:fill="auto"/>
+          </w:tcPr>
+          <w:p>
+            <w:r/>
+          </w:p>
         </w:tc>
         <w:tc>
           <w:tcPr>
@@ -6038,10 +6657,11 @@
               <w:left w:val="single" w:sz="4" w:space="0" w:color="auto"/>
               <w:right w:val="single" w:sz="4" w:space="0" w:color="auto"/>
             </w:tcBorders>
-          </w:tcPr>
-          <w:p>
-            <w:r>
-              <w:t>A13</w:t>
+            <w:shd w:val="clear" w:color="auto" w:fill="auto"/>
+          </w:tcPr>
+          <w:p>
+            <w:r>
+              <w:t>A9</w:t>
             </w:r>
           </w:p>
         </w:tc>
@@ -6052,10 +6672,11 @@
               <w:left w:val="single" w:sz="4" w:space="0" w:color="auto"/>
               <w:right w:val="single" w:sz="4" w:space="0" w:color="auto"/>
             </w:tcBorders>
-          </w:tcPr>
-          <w:p>
-            <w:r>
-              <w:t>A7, B16</w:t>
+            <w:shd w:val="clear" w:color="auto" w:fill="auto"/>
+          </w:tcPr>
+          <w:p>
+            <w:r>
+              <w:t>A17</w:t>
             </w:r>
           </w:p>
         </w:tc>
@@ -6066,8 +6687,11 @@
               <w:left w:val="single" w:sz="4" w:space="0" w:color="auto"/>
               <w:right w:val="single" w:sz="4" w:space="0" w:color="auto"/>
             </w:tcBorders>
-          </w:tcPr>
-          <w:p/>
+            <w:shd w:val="clear" w:color="auto" w:fill="auto"/>
+          </w:tcPr>
+          <w:p>
+            <w:r/>
+          </w:p>
         </w:tc>
         <w:tc>
           <w:tcPr>
@@ -6076,8 +6700,11 @@
               <w:left w:val="single" w:sz="4" w:space="0" w:color="auto"/>
               <w:right w:val="nil"/>
             </w:tcBorders>
-          </w:tcPr>
-          <w:p/>
+            <w:shd w:val="clear" w:color="auto" w:fill="auto"/>
+          </w:tcPr>
+          <w:p>
+            <w:r/>
+          </w:p>
         </w:tc>
       </w:tr>
       <w:tr>
@@ -6092,10 +6719,10 @@
               <w:left w:val="nil"/>
               <w:right w:val="single" w:sz="4" w:space="0" w:color="auto"/>
             </w:tcBorders>
-          </w:tcPr>
-          <w:p>
-            <w:r>
-              <w:lastRenderedPageBreak/>
+            <w:shd w:val="clear" w:color="auto" w:fill="auto"/>
+          </w:tcPr>
+          <w:p>
+            <w:r>
               <w:t>Learning</w:t>
             </w:r>
           </w:p>
@@ -6108,8 +6735,11 @@
               <w:left w:val="single" w:sz="4" w:space="0" w:color="auto"/>
               <w:right w:val="single" w:sz="4" w:space="0" w:color="auto"/>
             </w:tcBorders>
-          </w:tcPr>
-          <w:p/>
+            <w:shd w:val="clear" w:color="auto" w:fill="auto"/>
+          </w:tcPr>
+          <w:p>
+            <w:r/>
+          </w:p>
         </w:tc>
         <w:tc>
           <w:tcPr>
@@ -6119,6 +6749,7 @@
               <w:left w:val="single" w:sz="4" w:space="0" w:color="auto"/>
               <w:right w:val="single" w:sz="4" w:space="0" w:color="auto"/>
             </w:tcBorders>
+            <w:shd w:val="clear" w:color="auto" w:fill="auto"/>
           </w:tcPr>
           <w:p>
             <w:r>
@@ -6133,8 +6764,11 @@
               <w:left w:val="single" w:sz="4" w:space="0" w:color="auto"/>
               <w:right w:val="single" w:sz="4" w:space="0" w:color="auto"/>
             </w:tcBorders>
-          </w:tcPr>
-          <w:p/>
+            <w:shd w:val="clear" w:color="auto" w:fill="auto"/>
+          </w:tcPr>
+          <w:p>
+            <w:r/>
+          </w:p>
         </w:tc>
         <w:tc>
           <w:tcPr>
@@ -6143,11 +6777,10 @@
               <w:left w:val="single" w:sz="4" w:space="0" w:color="auto"/>
               <w:right w:val="single" w:sz="4" w:space="0" w:color="auto"/>
             </w:tcBorders>
-          </w:tcPr>
-          <w:p>
-            <w:r>
-              <w:t>A12</w:t>
-            </w:r>
+            <w:shd w:val="clear" w:color="auto" w:fill="auto"/>
+          </w:tcPr>
+          <w:p>
+            <w:r/>
           </w:p>
         </w:tc>
         <w:tc>
@@ -6157,10 +6790,11 @@
               <w:left w:val="single" w:sz="4" w:space="0" w:color="auto"/>
               <w:right w:val="single" w:sz="4" w:space="0" w:color="auto"/>
             </w:tcBorders>
-          </w:tcPr>
-          <w:p>
-            <w:r>
-              <w:t>B15</w:t>
+            <w:shd w:val="clear" w:color="auto" w:fill="auto"/>
+          </w:tcPr>
+          <w:p>
+            <w:r>
+              <w:t>A18</w:t>
             </w:r>
           </w:p>
         </w:tc>
@@ -6171,8 +6805,11 @@
               <w:left w:val="single" w:sz="4" w:space="0" w:color="auto"/>
               <w:right w:val="single" w:sz="4" w:space="0" w:color="auto"/>
             </w:tcBorders>
-          </w:tcPr>
-          <w:p/>
+            <w:shd w:val="clear" w:color="auto" w:fill="auto"/>
+          </w:tcPr>
+          <w:p>
+            <w:r/>
+          </w:p>
         </w:tc>
         <w:tc>
           <w:tcPr>
@@ -6181,8 +6818,11 @@
               <w:left w:val="single" w:sz="4" w:space="0" w:color="auto"/>
               <w:right w:val="nil"/>
             </w:tcBorders>
-          </w:tcPr>
-          <w:p/>
+            <w:shd w:val="clear" w:color="auto" w:fill="auto"/>
+          </w:tcPr>
+          <w:p>
+            <w:r/>
+          </w:p>
         </w:tc>
       </w:tr>
       <w:tr>
@@ -6197,6 +6837,7 @@
               <w:left w:val="nil"/>
               <w:right w:val="single" w:sz="4" w:space="0" w:color="auto"/>
             </w:tcBorders>
+            <w:shd w:val="clear" w:color="auto" w:fill="auto"/>
           </w:tcPr>
           <w:p>
             <w:r>
@@ -6212,8 +6853,11 @@
               <w:left w:val="single" w:sz="4" w:space="0" w:color="auto"/>
               <w:right w:val="single" w:sz="4" w:space="0" w:color="auto"/>
             </w:tcBorders>
-          </w:tcPr>
-          <w:p/>
+            <w:shd w:val="clear" w:color="auto" w:fill="auto"/>
+          </w:tcPr>
+          <w:p>
+            <w:r/>
+          </w:p>
         </w:tc>
         <w:tc>
           <w:tcPr>
@@ -6223,6 +6867,7 @@
               <w:left w:val="single" w:sz="4" w:space="0" w:color="auto"/>
               <w:right w:val="single" w:sz="4" w:space="0" w:color="auto"/>
             </w:tcBorders>
+            <w:shd w:val="clear" w:color="auto" w:fill="auto"/>
           </w:tcPr>
           <w:p>
             <w:r>
@@ -6237,8 +6882,11 @@
               <w:left w:val="single" w:sz="4" w:space="0" w:color="auto"/>
               <w:right w:val="single" w:sz="4" w:space="0" w:color="auto"/>
             </w:tcBorders>
-          </w:tcPr>
-          <w:p/>
+            <w:shd w:val="clear" w:color="auto" w:fill="auto"/>
+          </w:tcPr>
+          <w:p>
+            <w:r/>
+          </w:p>
         </w:tc>
         <w:tc>
           <w:tcPr>
@@ -6247,11 +6895,10 @@
               <w:left w:val="single" w:sz="4" w:space="0" w:color="auto"/>
               <w:right w:val="single" w:sz="4" w:space="0" w:color="auto"/>
             </w:tcBorders>
-          </w:tcPr>
-          <w:p>
-            <w:r>
-              <w:t>A12</w:t>
-            </w:r>
+            <w:shd w:val="clear" w:color="auto" w:fill="auto"/>
+          </w:tcPr>
+          <w:p>
+            <w:r/>
           </w:p>
         </w:tc>
         <w:tc>
@@ -6261,10 +6908,11 @@
               <w:left w:val="single" w:sz="4" w:space="0" w:color="auto"/>
               <w:right w:val="single" w:sz="4" w:space="0" w:color="auto"/>
             </w:tcBorders>
-          </w:tcPr>
-          <w:p>
-            <w:r>
-              <w:t>B15</w:t>
+            <w:shd w:val="clear" w:color="auto" w:fill="auto"/>
+          </w:tcPr>
+          <w:p>
+            <w:r>
+              <w:t>A7</w:t>
             </w:r>
           </w:p>
         </w:tc>
@@ -6275,8 +6923,11 @@
               <w:left w:val="single" w:sz="4" w:space="0" w:color="auto"/>
               <w:right w:val="single" w:sz="4" w:space="0" w:color="auto"/>
             </w:tcBorders>
-          </w:tcPr>
-          <w:p/>
+            <w:shd w:val="clear" w:color="auto" w:fill="auto"/>
+          </w:tcPr>
+          <w:p>
+            <w:r/>
+          </w:p>
         </w:tc>
         <w:tc>
           <w:tcPr>
@@ -6285,8 +6936,11 @@
               <w:left w:val="single" w:sz="4" w:space="0" w:color="auto"/>
               <w:right w:val="nil"/>
             </w:tcBorders>
-          </w:tcPr>
-          <w:p/>
+            <w:shd w:val="clear" w:color="auto" w:fill="auto"/>
+          </w:tcPr>
+          <w:p>
+            <w:r/>
+          </w:p>
         </w:tc>
       </w:tr>
       <w:tr>
@@ -6301,6 +6955,7 @@
               <w:left w:val="nil"/>
               <w:right w:val="single" w:sz="4" w:space="0" w:color="auto"/>
             </w:tcBorders>
+            <w:shd w:val="clear" w:color="auto" w:fill="auto"/>
           </w:tcPr>
           <w:p>
             <w:r>
@@ -6316,8 +6971,11 @@
               <w:left w:val="single" w:sz="4" w:space="0" w:color="auto"/>
               <w:right w:val="single" w:sz="4" w:space="0" w:color="auto"/>
             </w:tcBorders>
-          </w:tcPr>
-          <w:p/>
+            <w:shd w:val="clear" w:color="auto" w:fill="auto"/>
+          </w:tcPr>
+          <w:p>
+            <w:r/>
+          </w:p>
         </w:tc>
         <w:tc>
           <w:tcPr>
@@ -6327,6 +6985,7 @@
               <w:left w:val="single" w:sz="4" w:space="0" w:color="auto"/>
               <w:right w:val="single" w:sz="4" w:space="0" w:color="auto"/>
             </w:tcBorders>
+            <w:shd w:val="clear" w:color="auto" w:fill="auto"/>
           </w:tcPr>
           <w:p>
             <w:r>
@@ -6341,8 +7000,11 @@
               <w:left w:val="single" w:sz="4" w:space="0" w:color="auto"/>
               <w:right w:val="single" w:sz="4" w:space="0" w:color="auto"/>
             </w:tcBorders>
-          </w:tcPr>
-          <w:p/>
+            <w:shd w:val="clear" w:color="auto" w:fill="auto"/>
+          </w:tcPr>
+          <w:p>
+            <w:r/>
+          </w:p>
         </w:tc>
         <w:tc>
           <w:tcPr>
@@ -6351,11 +7013,10 @@
               <w:left w:val="single" w:sz="4" w:space="0" w:color="auto"/>
               <w:right w:val="single" w:sz="4" w:space="0" w:color="auto"/>
             </w:tcBorders>
-          </w:tcPr>
-          <w:p>
-            <w:r>
-              <w:t>A12</w:t>
-            </w:r>
+            <w:shd w:val="clear" w:color="auto" w:fill="auto"/>
+          </w:tcPr>
+          <w:p>
+            <w:r/>
           </w:p>
         </w:tc>
         <w:tc>
@@ -6365,10 +7026,11 @@
               <w:left w:val="single" w:sz="4" w:space="0" w:color="auto"/>
               <w:right w:val="single" w:sz="4" w:space="0" w:color="auto"/>
             </w:tcBorders>
-          </w:tcPr>
-          <w:p>
-            <w:r>
-              <w:t>B15</w:t>
+            <w:shd w:val="clear" w:color="auto" w:fill="auto"/>
+          </w:tcPr>
+          <w:p>
+            <w:r>
+              <w:t>A18</w:t>
             </w:r>
           </w:p>
         </w:tc>
@@ -6379,8 +7041,11 @@
               <w:left w:val="single" w:sz="4" w:space="0" w:color="auto"/>
               <w:right w:val="single" w:sz="4" w:space="0" w:color="auto"/>
             </w:tcBorders>
-          </w:tcPr>
-          <w:p/>
+            <w:shd w:val="clear" w:color="auto" w:fill="auto"/>
+          </w:tcPr>
+          <w:p>
+            <w:r/>
+          </w:p>
         </w:tc>
         <w:tc>
           <w:tcPr>
@@ -6389,8 +7054,11 @@
               <w:left w:val="single" w:sz="4" w:space="0" w:color="auto"/>
               <w:right w:val="nil"/>
             </w:tcBorders>
-          </w:tcPr>
-          <w:p/>
+            <w:shd w:val="clear" w:color="auto" w:fill="auto"/>
+          </w:tcPr>
+          <w:p>
+            <w:r/>
+          </w:p>
         </w:tc>
       </w:tr>
     </w:tbl>
@@ -6414,7 +7082,7 @@
 </file>
 
 <file path=word/endnotes.xml><?xml version="1.0" encoding="utf-8"?>
-<w:endnotes xmlns:wpc="http://schemas.microsoft.com/office/word/2010/wordprocessingCanvas" xmlns:cx="http://schemas.microsoft.com/office/drawing/2014/chartex" xmlns:cx1="http://schemas.microsoft.com/office/drawing/2015/9/8/chartex" xmlns:cx2="http://schemas.microsoft.com/office/drawing/2015/10/21/chartex" xmlns:cx3="http://schemas.microsoft.com/office/drawing/2016/5/9/chartex" xmlns:cx4="http://schemas.microsoft.com/office/drawing/2016/5/10/chartex" xmlns:cx5="http://schemas.microsoft.com/office/drawing/2016/5/11/chartex" xmlns:cx6="http://schemas.microsoft.com/office/drawing/2016/5/12/chartex" xmlns:cx7="http://schemas.microsoft.com/office/drawing/2016/5/13/chartex" xmlns:cx8="http://schemas.microsoft.com/office/drawing/2016/5/14/chartex" xmlns:mc="http://schemas.openxmlformats.org/markup-compatibility/2006" xmlns:m="http://schemas.openxmlformats.org/officeDocument/2006/math" xmlns:aink="http://schemas.microsoft.com/office/drawing/2016/ink" xmlns:am3d="http://schemas.microsoft.com/office/drawing/2017/model3d" xmlns:oel="http://schemas.microsoft.com/office/2019/extlst" xmlns:r="http://schemas.openxmlformats.org/officeDocument/2006/relationships" xmlns:wp14="http://schemas.microsoft.com/office/word/2010/wordprocessingDrawing" xmlns:wp="http://schemas.openxmlformats.org/drawingml/2006/wordprocessingDrawing" xmlns:wpg="http://schemas.microsoft.com/office/word/2010/wordprocessingGroup" xmlns:wpi="http://schemas.microsoft.com/office/word/2010/wordprocessingInk" xmlns:wps="http://schemas.microsoft.com/office/word/2010/wordprocessingShape" xmlns:o="urn:schemas-microsoft-com:office:office" xmlns:v="urn:schemas-microsoft-com:vml" xmlns:w10="urn:schemas-microsoft-com:office:word" xmlns:w="http://schemas.openxmlformats.org/wordprocessingml/2006/main" xmlns:w14="http://schemas.microsoft.com/office/word/2010/wordml" xmlns:w15="http://schemas.microsoft.com/office/word/2012/wordml" xmlns:w16cex="http://schemas.microsoft.com/office/word/2018/wordml/cex" xmlns:w16cid="http://schemas.microsoft.com/office/word/2016/wordml/cid" xmlns:w16="http://schemas.microsoft.com/office/word/2018/wordml" xmlns:w16sdtdh="http://schemas.microsoft.com/office/word/2020/wordml/sdtdatahash" xmlns:w16sdtfl="http://schemas.microsoft.com/office/word/2024/wordml/sdtformatlock" xmlns:w16se="http://schemas.microsoft.com/office/word/2015/wordml/symex" xmlns:w16du="http://schemas.microsoft.com/office/word/2023/wordml/word16du" xmlns:wne="http://schemas.microsoft.com/office/word/2006/wordml" mc:Ignorable="w14 w15 w16se w16cid w16 w16cex w16sdtdh w16sdtfl w16du wp14">
+<w:endnotes xmlns:wpc="http://schemas.microsoft.com/office/word/2010/wordprocessingCanvas" xmlns:cx="http://schemas.microsoft.com/office/drawing/2014/chartex" xmlns:cx1="http://schemas.microsoft.com/office/drawing/2015/9/8/chartex" xmlns:cx2="http://schemas.microsoft.com/office/drawing/2015/10/21/chartex" xmlns:cx3="http://schemas.microsoft.com/office/drawing/2016/5/9/chartex" xmlns:cx4="http://schemas.microsoft.com/office/drawing/2016/5/10/chartex" xmlns:cx5="http://schemas.microsoft.com/office/drawing/2016/5/11/chartex" xmlns:cx6="http://schemas.microsoft.com/office/drawing/2016/5/12/chartex" xmlns:cx7="http://schemas.microsoft.com/office/drawing/2016/5/13/chartex" xmlns:cx8="http://schemas.microsoft.com/office/drawing/2016/5/14/chartex" xmlns:mc="http://schemas.openxmlformats.org/markup-compatibility/2006" xmlns:aink="http://schemas.microsoft.com/office/drawing/2016/ink" xmlns:am3d="http://schemas.microsoft.com/office/drawing/2017/model3d" xmlns:o="urn:schemas-microsoft-com:office:office" xmlns:oel="http://schemas.microsoft.com/office/2019/extlst" xmlns:r="http://schemas.openxmlformats.org/officeDocument/2006/relationships" xmlns:m="http://schemas.openxmlformats.org/officeDocument/2006/math" xmlns:v="urn:schemas-microsoft-com:vml" xmlns:wp14="http://schemas.microsoft.com/office/word/2010/wordprocessingDrawing" xmlns:wp="http://schemas.openxmlformats.org/drawingml/2006/wordprocessingDrawing" xmlns:w10="urn:schemas-microsoft-com:office:word" xmlns:w="http://schemas.openxmlformats.org/wordprocessingml/2006/main" xmlns:w14="http://schemas.microsoft.com/office/word/2010/wordml" xmlns:w15="http://schemas.microsoft.com/office/word/2012/wordml" xmlns:w16cex="http://schemas.microsoft.com/office/word/2018/wordml/cex" xmlns:w16cid="http://schemas.microsoft.com/office/word/2016/wordml/cid" xmlns:w16="http://schemas.microsoft.com/office/word/2018/wordml" xmlns:w16sdtdh="http://schemas.microsoft.com/office/word/2020/wordml/sdtdatahash" xmlns:w16se="http://schemas.microsoft.com/office/word/2015/wordml/symex" xmlns:wpg="http://schemas.microsoft.com/office/word/2010/wordprocessingGroup" xmlns:wpi="http://schemas.microsoft.com/office/word/2010/wordprocessingInk" xmlns:wne="http://schemas.microsoft.com/office/word/2006/wordml" xmlns:wps="http://schemas.microsoft.com/office/word/2010/wordprocessingShape" mc:Ignorable="w14 w15 w16se w16cid w16 w16cex w16sdtdh wp14">
   <w:endnote w:type="separator" w:id="-1">
     <w:p>
       <w:r>
@@ -6433,7 +7101,7 @@
 </file>
 
 <file path=word/footer1.xml><?xml version="1.0" encoding="utf-8"?>
-<w:ftr xmlns:wpc="http://schemas.microsoft.com/office/word/2010/wordprocessingCanvas" xmlns:cx="http://schemas.microsoft.com/office/drawing/2014/chartex" xmlns:cx1="http://schemas.microsoft.com/office/drawing/2015/9/8/chartex" xmlns:cx2="http://schemas.microsoft.com/office/drawing/2015/10/21/chartex" xmlns:cx3="http://schemas.microsoft.com/office/drawing/2016/5/9/chartex" xmlns:cx4="http://schemas.microsoft.com/office/drawing/2016/5/10/chartex" xmlns:cx5="http://schemas.microsoft.com/office/drawing/2016/5/11/chartex" xmlns:cx6="http://schemas.microsoft.com/office/drawing/2016/5/12/chartex" xmlns:cx7="http://schemas.microsoft.com/office/drawing/2016/5/13/chartex" xmlns:cx8="http://schemas.microsoft.com/office/drawing/2016/5/14/chartex" xmlns:mc="http://schemas.openxmlformats.org/markup-compatibility/2006" xmlns:m="http://schemas.openxmlformats.org/officeDocument/2006/math" xmlns:aink="http://schemas.microsoft.com/office/drawing/2016/ink" xmlns:am3d="http://schemas.microsoft.com/office/drawing/2017/model3d" xmlns:oel="http://schemas.microsoft.com/office/2019/extlst" xmlns:r="http://schemas.openxmlformats.org/officeDocument/2006/relationships" xmlns:wp14="http://schemas.microsoft.com/office/word/2010/wordprocessingDrawing" xmlns:wp="http://schemas.openxmlformats.org/drawingml/2006/wordprocessingDrawing" xmlns:wpg="http://schemas.microsoft.com/office/word/2010/wordprocessingGroup" xmlns:wpi="http://schemas.microsoft.com/office/word/2010/wordprocessingInk" xmlns:wps="http://schemas.microsoft.com/office/word/2010/wordprocessingShape" xmlns:o="urn:schemas-microsoft-com:office:office" xmlns:v="urn:schemas-microsoft-com:vml" xmlns:w10="urn:schemas-microsoft-com:office:word" xmlns:w="http://schemas.openxmlformats.org/wordprocessingml/2006/main" xmlns:w14="http://schemas.microsoft.com/office/word/2010/wordml" xmlns:w15="http://schemas.microsoft.com/office/word/2012/wordml" xmlns:w16cex="http://schemas.microsoft.com/office/word/2018/wordml/cex" xmlns:w16cid="http://schemas.microsoft.com/office/word/2016/wordml/cid" xmlns:w16="http://schemas.microsoft.com/office/word/2018/wordml" xmlns:w16sdtdh="http://schemas.microsoft.com/office/word/2020/wordml/sdtdatahash" xmlns:w16sdtfl="http://schemas.microsoft.com/office/word/2024/wordml/sdtformatlock" xmlns:w16se="http://schemas.microsoft.com/office/word/2015/wordml/symex" xmlns:w16du="http://schemas.microsoft.com/office/word/2023/wordml/word16du" xmlns:wne="http://schemas.microsoft.com/office/word/2006/wordml" mc:Ignorable="w14 w15 w16se w16cid w16 w16cex w16sdtdh w16sdtfl w16du wp14">
+<w:ftr xmlns:wpc="http://schemas.microsoft.com/office/word/2010/wordprocessingCanvas" xmlns:cx="http://schemas.microsoft.com/office/drawing/2014/chartex" xmlns:cx1="http://schemas.microsoft.com/office/drawing/2015/9/8/chartex" xmlns:cx2="http://schemas.microsoft.com/office/drawing/2015/10/21/chartex" xmlns:cx3="http://schemas.microsoft.com/office/drawing/2016/5/9/chartex" xmlns:cx4="http://schemas.microsoft.com/office/drawing/2016/5/10/chartex" xmlns:cx5="http://schemas.microsoft.com/office/drawing/2016/5/11/chartex" xmlns:cx6="http://schemas.microsoft.com/office/drawing/2016/5/12/chartex" xmlns:cx7="http://schemas.microsoft.com/office/drawing/2016/5/13/chartex" xmlns:cx8="http://schemas.microsoft.com/office/drawing/2016/5/14/chartex" xmlns:mc="http://schemas.openxmlformats.org/markup-compatibility/2006" xmlns:aink="http://schemas.microsoft.com/office/drawing/2016/ink" xmlns:am3d="http://schemas.microsoft.com/office/drawing/2017/model3d" xmlns:o="urn:schemas-microsoft-com:office:office" xmlns:oel="http://schemas.microsoft.com/office/2019/extlst" xmlns:r="http://schemas.openxmlformats.org/officeDocument/2006/relationships" xmlns:m="http://schemas.openxmlformats.org/officeDocument/2006/math" xmlns:v="urn:schemas-microsoft-com:vml" xmlns:wp14="http://schemas.microsoft.com/office/word/2010/wordprocessingDrawing" xmlns:wp="http://schemas.openxmlformats.org/drawingml/2006/wordprocessingDrawing" xmlns:w10="urn:schemas-microsoft-com:office:word" xmlns:w="http://schemas.openxmlformats.org/wordprocessingml/2006/main" xmlns:w14="http://schemas.microsoft.com/office/word/2010/wordml" xmlns:w15="http://schemas.microsoft.com/office/word/2012/wordml" xmlns:w16cex="http://schemas.microsoft.com/office/word/2018/wordml/cex" xmlns:w16cid="http://schemas.microsoft.com/office/word/2016/wordml/cid" xmlns:w16="http://schemas.microsoft.com/office/word/2018/wordml" xmlns:w16sdtdh="http://schemas.microsoft.com/office/word/2020/wordml/sdtdatahash" xmlns:w16se="http://schemas.microsoft.com/office/word/2015/wordml/symex" xmlns:wpg="http://schemas.microsoft.com/office/word/2010/wordprocessingGroup" xmlns:wpi="http://schemas.microsoft.com/office/word/2010/wordprocessingInk" xmlns:wne="http://schemas.microsoft.com/office/word/2006/wordml" xmlns:wps="http://schemas.microsoft.com/office/word/2010/wordprocessingShape" mc:Ignorable="w14 w15 w16se w16cid w16 w16cex w16sdtdh wp14">
   <w:p>
     <w:pPr>
       <w:pStyle w:val="Footer"/>
@@ -6466,13 +7134,14 @@
     <w:r>
       <w:t>0</w:t>
     </w:r>
-    <w:proofErr w:type="gramStart"/>
     <w:r>
-      <w:t xml:space="preserve">   (</w:t>
+      <w:t xml:space="preserve">   (Template Version 1.</w:t>
     </w:r>
-    <w:proofErr w:type="gramEnd"/>
     <w:r>
-      <w:t>Template Version 1.1)</w:t>
+      <w:t>1</w:t>
+    </w:r>
+    <w:r>
+      <w:t>)</w:t>
     </w:r>
     <w:r>
       <w:tab/>
@@ -6491,7 +7160,7 @@
       <w:rPr>
         <w:noProof/>
       </w:rPr>
-      <w:t>13 March 2024</w:t>
+      <w:t>9 February 2022</w:t>
     </w:r>
     <w:r>
       <w:fldChar w:fldCharType="end"/>
@@ -6534,7 +7203,7 @@
 </file>
 
 <file path=word/footnotes.xml><?xml version="1.0" encoding="utf-8"?>
-<w:footnotes xmlns:wpc="http://schemas.microsoft.com/office/word/2010/wordprocessingCanvas" xmlns:cx="http://schemas.microsoft.com/office/drawing/2014/chartex" xmlns:cx1="http://schemas.microsoft.com/office/drawing/2015/9/8/chartex" xmlns:cx2="http://schemas.microsoft.com/office/drawing/2015/10/21/chartex" xmlns:cx3="http://schemas.microsoft.com/office/drawing/2016/5/9/chartex" xmlns:cx4="http://schemas.microsoft.com/office/drawing/2016/5/10/chartex" xmlns:cx5="http://schemas.microsoft.com/office/drawing/2016/5/11/chartex" xmlns:cx6="http://schemas.microsoft.com/office/drawing/2016/5/12/chartex" xmlns:cx7="http://schemas.microsoft.com/office/drawing/2016/5/13/chartex" xmlns:cx8="http://schemas.microsoft.com/office/drawing/2016/5/14/chartex" xmlns:mc="http://schemas.openxmlformats.org/markup-compatibility/2006" xmlns:m="http://schemas.openxmlformats.org/officeDocument/2006/math" xmlns:aink="http://schemas.microsoft.com/office/drawing/2016/ink" xmlns:am3d="http://schemas.microsoft.com/office/drawing/2017/model3d" xmlns:oel="http://schemas.microsoft.com/office/2019/extlst" xmlns:r="http://schemas.openxmlformats.org/officeDocument/2006/relationships" xmlns:wp14="http://schemas.microsoft.com/office/word/2010/wordprocessingDrawing" xmlns:wp="http://schemas.openxmlformats.org/drawingml/2006/wordprocessingDrawing" xmlns:wpg="http://schemas.microsoft.com/office/word/2010/wordprocessingGroup" xmlns:wpi="http://schemas.microsoft.com/office/word/2010/wordprocessingInk" xmlns:wps="http://schemas.microsoft.com/office/word/2010/wordprocessingShape" xmlns:o="urn:schemas-microsoft-com:office:office" xmlns:v="urn:schemas-microsoft-com:vml" xmlns:w10="urn:schemas-microsoft-com:office:word" xmlns:w="http://schemas.openxmlformats.org/wordprocessingml/2006/main" xmlns:w14="http://schemas.microsoft.com/office/word/2010/wordml" xmlns:w15="http://schemas.microsoft.com/office/word/2012/wordml" xmlns:w16cex="http://schemas.microsoft.com/office/word/2018/wordml/cex" xmlns:w16cid="http://schemas.microsoft.com/office/word/2016/wordml/cid" xmlns:w16="http://schemas.microsoft.com/office/word/2018/wordml" xmlns:w16sdtdh="http://schemas.microsoft.com/office/word/2020/wordml/sdtdatahash" xmlns:w16sdtfl="http://schemas.microsoft.com/office/word/2024/wordml/sdtformatlock" xmlns:w16se="http://schemas.microsoft.com/office/word/2015/wordml/symex" xmlns:w16du="http://schemas.microsoft.com/office/word/2023/wordml/word16du" xmlns:wne="http://schemas.microsoft.com/office/word/2006/wordml" mc:Ignorable="w14 w15 w16se w16cid w16 w16cex w16sdtdh w16sdtfl w16du wp14">
+<w:footnotes xmlns:wpc="http://schemas.microsoft.com/office/word/2010/wordprocessingCanvas" xmlns:cx="http://schemas.microsoft.com/office/drawing/2014/chartex" xmlns:cx1="http://schemas.microsoft.com/office/drawing/2015/9/8/chartex" xmlns:cx2="http://schemas.microsoft.com/office/drawing/2015/10/21/chartex" xmlns:cx3="http://schemas.microsoft.com/office/drawing/2016/5/9/chartex" xmlns:cx4="http://schemas.microsoft.com/office/drawing/2016/5/10/chartex" xmlns:cx5="http://schemas.microsoft.com/office/drawing/2016/5/11/chartex" xmlns:cx6="http://schemas.microsoft.com/office/drawing/2016/5/12/chartex" xmlns:cx7="http://schemas.microsoft.com/office/drawing/2016/5/13/chartex" xmlns:cx8="http://schemas.microsoft.com/office/drawing/2016/5/14/chartex" xmlns:mc="http://schemas.openxmlformats.org/markup-compatibility/2006" xmlns:aink="http://schemas.microsoft.com/office/drawing/2016/ink" xmlns:am3d="http://schemas.microsoft.com/office/drawing/2017/model3d" xmlns:o="urn:schemas-microsoft-com:office:office" xmlns:oel="http://schemas.microsoft.com/office/2019/extlst" xmlns:r="http://schemas.openxmlformats.org/officeDocument/2006/relationships" xmlns:m="http://schemas.openxmlformats.org/officeDocument/2006/math" xmlns:v="urn:schemas-microsoft-com:vml" xmlns:wp14="http://schemas.microsoft.com/office/word/2010/wordprocessingDrawing" xmlns:wp="http://schemas.openxmlformats.org/drawingml/2006/wordprocessingDrawing" xmlns:w10="urn:schemas-microsoft-com:office:word" xmlns:w="http://schemas.openxmlformats.org/wordprocessingml/2006/main" xmlns:w14="http://schemas.microsoft.com/office/word/2010/wordml" xmlns:w15="http://schemas.microsoft.com/office/word/2012/wordml" xmlns:w16cex="http://schemas.microsoft.com/office/word/2018/wordml/cex" xmlns:w16cid="http://schemas.microsoft.com/office/word/2016/wordml/cid" xmlns:w16="http://schemas.microsoft.com/office/word/2018/wordml" xmlns:w16sdtdh="http://schemas.microsoft.com/office/word/2020/wordml/sdtdatahash" xmlns:w16se="http://schemas.microsoft.com/office/word/2015/wordml/symex" xmlns:wpg="http://schemas.microsoft.com/office/word/2010/wordprocessingGroup" xmlns:wpi="http://schemas.microsoft.com/office/word/2010/wordprocessingInk" xmlns:wne="http://schemas.microsoft.com/office/word/2006/wordml" xmlns:wps="http://schemas.microsoft.com/office/word/2010/wordprocessingShape" mc:Ignorable="w14 w15 w16se w16cid w16 w16cex w16sdtdh wp14">
   <w:footnote w:type="separator" w:id="-1">
     <w:p>
       <w:r>
@@ -6553,7 +7222,7 @@
 </file>
 
 <file path=word/header1.xml><?xml version="1.0" encoding="utf-8"?>
-<w:hdr xmlns:wpc="http://schemas.microsoft.com/office/word/2010/wordprocessingCanvas" xmlns:cx="http://schemas.microsoft.com/office/drawing/2014/chartex" xmlns:cx1="http://schemas.microsoft.com/office/drawing/2015/9/8/chartex" xmlns:cx2="http://schemas.microsoft.com/office/drawing/2015/10/21/chartex" xmlns:cx3="http://schemas.microsoft.com/office/drawing/2016/5/9/chartex" xmlns:cx4="http://schemas.microsoft.com/office/drawing/2016/5/10/chartex" xmlns:cx5="http://schemas.microsoft.com/office/drawing/2016/5/11/chartex" xmlns:cx6="http://schemas.microsoft.com/office/drawing/2016/5/12/chartex" xmlns:cx7="http://schemas.microsoft.com/office/drawing/2016/5/13/chartex" xmlns:cx8="http://schemas.microsoft.com/office/drawing/2016/5/14/chartex" xmlns:mc="http://schemas.openxmlformats.org/markup-compatibility/2006" xmlns:m="http://schemas.openxmlformats.org/officeDocument/2006/math" xmlns:aink="http://schemas.microsoft.com/office/drawing/2016/ink" xmlns:am3d="http://schemas.microsoft.com/office/drawing/2017/model3d" xmlns:oel="http://schemas.microsoft.com/office/2019/extlst" xmlns:r="http://schemas.openxmlformats.org/officeDocument/2006/relationships" xmlns:wp14="http://schemas.microsoft.com/office/word/2010/wordprocessingDrawing" xmlns:wp="http://schemas.openxmlformats.org/drawingml/2006/wordprocessingDrawing" xmlns:wpg="http://schemas.microsoft.com/office/word/2010/wordprocessingGroup" xmlns:wpi="http://schemas.microsoft.com/office/word/2010/wordprocessingInk" xmlns:wps="http://schemas.microsoft.com/office/word/2010/wordprocessingShape" xmlns:o="urn:schemas-microsoft-com:office:office" xmlns:v="urn:schemas-microsoft-com:vml" xmlns:w10="urn:schemas-microsoft-com:office:word" xmlns:w="http://schemas.openxmlformats.org/wordprocessingml/2006/main" xmlns:w14="http://schemas.microsoft.com/office/word/2010/wordml" xmlns:w15="http://schemas.microsoft.com/office/word/2012/wordml" xmlns:w16cex="http://schemas.microsoft.com/office/word/2018/wordml/cex" xmlns:w16cid="http://schemas.microsoft.com/office/word/2016/wordml/cid" xmlns:w16="http://schemas.microsoft.com/office/word/2018/wordml" xmlns:w16sdtdh="http://schemas.microsoft.com/office/word/2020/wordml/sdtdatahash" xmlns:w16sdtfl="http://schemas.microsoft.com/office/word/2024/wordml/sdtformatlock" xmlns:w16se="http://schemas.microsoft.com/office/word/2015/wordml/symex" xmlns:w16du="http://schemas.microsoft.com/office/word/2023/wordml/word16du" xmlns:wne="http://schemas.microsoft.com/office/word/2006/wordml" mc:Ignorable="w14 w15 w16se w16cid w16 w16cex w16sdtdh w16sdtfl w16du wp14">
+<w:hdr xmlns:wpc="http://schemas.microsoft.com/office/word/2010/wordprocessingCanvas" xmlns:cx="http://schemas.microsoft.com/office/drawing/2014/chartex" xmlns:cx1="http://schemas.microsoft.com/office/drawing/2015/9/8/chartex" xmlns:cx2="http://schemas.microsoft.com/office/drawing/2015/10/21/chartex" xmlns:cx3="http://schemas.microsoft.com/office/drawing/2016/5/9/chartex" xmlns:cx4="http://schemas.microsoft.com/office/drawing/2016/5/10/chartex" xmlns:cx5="http://schemas.microsoft.com/office/drawing/2016/5/11/chartex" xmlns:cx6="http://schemas.microsoft.com/office/drawing/2016/5/12/chartex" xmlns:cx7="http://schemas.microsoft.com/office/drawing/2016/5/13/chartex" xmlns:cx8="http://schemas.microsoft.com/office/drawing/2016/5/14/chartex" xmlns:mc="http://schemas.openxmlformats.org/markup-compatibility/2006" xmlns:aink="http://schemas.microsoft.com/office/drawing/2016/ink" xmlns:am3d="http://schemas.microsoft.com/office/drawing/2017/model3d" xmlns:o="urn:schemas-microsoft-com:office:office" xmlns:oel="http://schemas.microsoft.com/office/2019/extlst" xmlns:r="http://schemas.openxmlformats.org/officeDocument/2006/relationships" xmlns:m="http://schemas.openxmlformats.org/officeDocument/2006/math" xmlns:v="urn:schemas-microsoft-com:vml" xmlns:wp14="http://schemas.microsoft.com/office/word/2010/wordprocessingDrawing" xmlns:wp="http://schemas.openxmlformats.org/drawingml/2006/wordprocessingDrawing" xmlns:w10="urn:schemas-microsoft-com:office:word" xmlns:w="http://schemas.openxmlformats.org/wordprocessingml/2006/main" xmlns:w14="http://schemas.microsoft.com/office/word/2010/wordml" xmlns:w15="http://schemas.microsoft.com/office/word/2012/wordml" xmlns:w16cex="http://schemas.microsoft.com/office/word/2018/wordml/cex" xmlns:w16cid="http://schemas.microsoft.com/office/word/2016/wordml/cid" xmlns:w16="http://schemas.microsoft.com/office/word/2018/wordml" xmlns:w16sdtdh="http://schemas.microsoft.com/office/word/2020/wordml/sdtdatahash" xmlns:w16se="http://schemas.microsoft.com/office/word/2015/wordml/symex" xmlns:wpg="http://schemas.microsoft.com/office/word/2010/wordprocessingGroup" xmlns:wpi="http://schemas.microsoft.com/office/word/2010/wordprocessingInk" xmlns:wne="http://schemas.microsoft.com/office/word/2006/wordml" xmlns:wps="http://schemas.microsoft.com/office/word/2010/wordprocessingShape" mc:Ignorable="w14 w15 w16se w16cid w16 w16cex w16sdtdh wp14">
   <w:p>
     <w:pPr>
       <w:pStyle w:val="Header"/>
@@ -6682,7 +7351,7 @@
 </file>
 
 <file path=word/header2.xml><?xml version="1.0" encoding="utf-8"?>
-<w:hdr xmlns:wpc="http://schemas.microsoft.com/office/word/2010/wordprocessingCanvas" xmlns:cx="http://schemas.microsoft.com/office/drawing/2014/chartex" xmlns:cx1="http://schemas.microsoft.com/office/drawing/2015/9/8/chartex" xmlns:cx2="http://schemas.microsoft.com/office/drawing/2015/10/21/chartex" xmlns:cx3="http://schemas.microsoft.com/office/drawing/2016/5/9/chartex" xmlns:cx4="http://schemas.microsoft.com/office/drawing/2016/5/10/chartex" xmlns:cx5="http://schemas.microsoft.com/office/drawing/2016/5/11/chartex" xmlns:cx6="http://schemas.microsoft.com/office/drawing/2016/5/12/chartex" xmlns:cx7="http://schemas.microsoft.com/office/drawing/2016/5/13/chartex" xmlns:cx8="http://schemas.microsoft.com/office/drawing/2016/5/14/chartex" xmlns:mc="http://schemas.openxmlformats.org/markup-compatibility/2006" xmlns:m="http://schemas.openxmlformats.org/officeDocument/2006/math" xmlns:aink="http://schemas.microsoft.com/office/drawing/2016/ink" xmlns:am3d="http://schemas.microsoft.com/office/drawing/2017/model3d" xmlns:oel="http://schemas.microsoft.com/office/2019/extlst" xmlns:r="http://schemas.openxmlformats.org/officeDocument/2006/relationships" xmlns:wp14="http://schemas.microsoft.com/office/word/2010/wordprocessingDrawing" xmlns:wp="http://schemas.openxmlformats.org/drawingml/2006/wordprocessingDrawing" xmlns:wpg="http://schemas.microsoft.com/office/word/2010/wordprocessingGroup" xmlns:wpi="http://schemas.microsoft.com/office/word/2010/wordprocessingInk" xmlns:wps="http://schemas.microsoft.com/office/word/2010/wordprocessingShape" xmlns:o="urn:schemas-microsoft-com:office:office" xmlns:v="urn:schemas-microsoft-com:vml" xmlns:w10="urn:schemas-microsoft-com:office:word" xmlns:w="http://schemas.openxmlformats.org/wordprocessingml/2006/main" xmlns:w14="http://schemas.microsoft.com/office/word/2010/wordml" xmlns:w15="http://schemas.microsoft.com/office/word/2012/wordml" xmlns:w16cex="http://schemas.microsoft.com/office/word/2018/wordml/cex" xmlns:w16cid="http://schemas.microsoft.com/office/word/2016/wordml/cid" xmlns:w16="http://schemas.microsoft.com/office/word/2018/wordml" xmlns:w16sdtdh="http://schemas.microsoft.com/office/word/2020/wordml/sdtdatahash" xmlns:w16sdtfl="http://schemas.microsoft.com/office/word/2024/wordml/sdtformatlock" xmlns:w16se="http://schemas.microsoft.com/office/word/2015/wordml/symex" xmlns:w16du="http://schemas.microsoft.com/office/word/2023/wordml/word16du" xmlns:wne="http://schemas.microsoft.com/office/word/2006/wordml" mc:Ignorable="w14 w15 w16se w16cid w16 w16cex w16sdtdh w16sdtfl w16du wp14">
+<w:hdr xmlns:wpc="http://schemas.microsoft.com/office/word/2010/wordprocessingCanvas" xmlns:cx="http://schemas.microsoft.com/office/drawing/2014/chartex" xmlns:cx1="http://schemas.microsoft.com/office/drawing/2015/9/8/chartex" xmlns:cx2="http://schemas.microsoft.com/office/drawing/2015/10/21/chartex" xmlns:cx3="http://schemas.microsoft.com/office/drawing/2016/5/9/chartex" xmlns:cx4="http://schemas.microsoft.com/office/drawing/2016/5/10/chartex" xmlns:cx5="http://schemas.microsoft.com/office/drawing/2016/5/11/chartex" xmlns:cx6="http://schemas.microsoft.com/office/drawing/2016/5/12/chartex" xmlns:cx7="http://schemas.microsoft.com/office/drawing/2016/5/13/chartex" xmlns:cx8="http://schemas.microsoft.com/office/drawing/2016/5/14/chartex" xmlns:mc="http://schemas.openxmlformats.org/markup-compatibility/2006" xmlns:aink="http://schemas.microsoft.com/office/drawing/2016/ink" xmlns:am3d="http://schemas.microsoft.com/office/drawing/2017/model3d" xmlns:o="urn:schemas-microsoft-com:office:office" xmlns:oel="http://schemas.microsoft.com/office/2019/extlst" xmlns:r="http://schemas.openxmlformats.org/officeDocument/2006/relationships" xmlns:m="http://schemas.openxmlformats.org/officeDocument/2006/math" xmlns:v="urn:schemas-microsoft-com:vml" xmlns:wp14="http://schemas.microsoft.com/office/word/2010/wordprocessingDrawing" xmlns:wp="http://schemas.openxmlformats.org/drawingml/2006/wordprocessingDrawing" xmlns:w10="urn:schemas-microsoft-com:office:word" xmlns:w="http://schemas.openxmlformats.org/wordprocessingml/2006/main" xmlns:w14="http://schemas.microsoft.com/office/word/2010/wordml" xmlns:w15="http://schemas.microsoft.com/office/word/2012/wordml" xmlns:w16cex="http://schemas.microsoft.com/office/word/2018/wordml/cex" xmlns:w16cid="http://schemas.microsoft.com/office/word/2016/wordml/cid" xmlns:w16="http://schemas.microsoft.com/office/word/2018/wordml" xmlns:w16sdtdh="http://schemas.microsoft.com/office/word/2020/wordml/sdtdatahash" xmlns:w16se="http://schemas.microsoft.com/office/word/2015/wordml/symex" xmlns:wpg="http://schemas.microsoft.com/office/word/2010/wordprocessingGroup" xmlns:wpi="http://schemas.microsoft.com/office/word/2010/wordprocessingInk" xmlns:wne="http://schemas.microsoft.com/office/word/2006/wordml" xmlns:wps="http://schemas.microsoft.com/office/word/2010/wordprocessingShape" mc:Ignorable="w14 w15 w16se w16cid w16 w16cex w16sdtdh wp14">
   <w:p>
     <w:pPr>
       <w:pStyle w:val="Header"/>
@@ -6811,7 +7480,7 @@
 </file>
 
 <file path=word/header3.xml><?xml version="1.0" encoding="utf-8"?>
-<w:hdr xmlns:wpc="http://schemas.microsoft.com/office/word/2010/wordprocessingCanvas" xmlns:cx="http://schemas.microsoft.com/office/drawing/2014/chartex" xmlns:cx1="http://schemas.microsoft.com/office/drawing/2015/9/8/chartex" xmlns:cx2="http://schemas.microsoft.com/office/drawing/2015/10/21/chartex" xmlns:cx3="http://schemas.microsoft.com/office/drawing/2016/5/9/chartex" xmlns:cx4="http://schemas.microsoft.com/office/drawing/2016/5/10/chartex" xmlns:cx5="http://schemas.microsoft.com/office/drawing/2016/5/11/chartex" xmlns:cx6="http://schemas.microsoft.com/office/drawing/2016/5/12/chartex" xmlns:cx7="http://schemas.microsoft.com/office/drawing/2016/5/13/chartex" xmlns:cx8="http://schemas.microsoft.com/office/drawing/2016/5/14/chartex" xmlns:mc="http://schemas.openxmlformats.org/markup-compatibility/2006" xmlns:m="http://schemas.openxmlformats.org/officeDocument/2006/math" xmlns:aink="http://schemas.microsoft.com/office/drawing/2016/ink" xmlns:am3d="http://schemas.microsoft.com/office/drawing/2017/model3d" xmlns:oel="http://schemas.microsoft.com/office/2019/extlst" xmlns:r="http://schemas.openxmlformats.org/officeDocument/2006/relationships" xmlns:wp14="http://schemas.microsoft.com/office/word/2010/wordprocessingDrawing" xmlns:wp="http://schemas.openxmlformats.org/drawingml/2006/wordprocessingDrawing" xmlns:wpg="http://schemas.microsoft.com/office/word/2010/wordprocessingGroup" xmlns:wpi="http://schemas.microsoft.com/office/word/2010/wordprocessingInk" xmlns:wps="http://schemas.microsoft.com/office/word/2010/wordprocessingShape" xmlns:o="urn:schemas-microsoft-com:office:office" xmlns:v="urn:schemas-microsoft-com:vml" xmlns:w10="urn:schemas-microsoft-com:office:word" xmlns:w="http://schemas.openxmlformats.org/wordprocessingml/2006/main" xmlns:w14="http://schemas.microsoft.com/office/word/2010/wordml" xmlns:w15="http://schemas.microsoft.com/office/word/2012/wordml" xmlns:w16cex="http://schemas.microsoft.com/office/word/2018/wordml/cex" xmlns:w16cid="http://schemas.microsoft.com/office/word/2016/wordml/cid" xmlns:w16="http://schemas.microsoft.com/office/word/2018/wordml" xmlns:w16sdtdh="http://schemas.microsoft.com/office/word/2020/wordml/sdtdatahash" xmlns:w16sdtfl="http://schemas.microsoft.com/office/word/2024/wordml/sdtformatlock" xmlns:w16se="http://schemas.microsoft.com/office/word/2015/wordml/symex" xmlns:w16du="http://schemas.microsoft.com/office/word/2023/wordml/word16du" xmlns:wne="http://schemas.microsoft.com/office/word/2006/wordml" mc:Ignorable="w14 w15 w16se w16cid w16 w16cex w16sdtdh w16sdtfl w16du wp14">
+<w:hdr xmlns:wpc="http://schemas.microsoft.com/office/word/2010/wordprocessingCanvas" xmlns:cx="http://schemas.microsoft.com/office/drawing/2014/chartex" xmlns:cx1="http://schemas.microsoft.com/office/drawing/2015/9/8/chartex" xmlns:cx2="http://schemas.microsoft.com/office/drawing/2015/10/21/chartex" xmlns:cx3="http://schemas.microsoft.com/office/drawing/2016/5/9/chartex" xmlns:cx4="http://schemas.microsoft.com/office/drawing/2016/5/10/chartex" xmlns:cx5="http://schemas.microsoft.com/office/drawing/2016/5/11/chartex" xmlns:cx6="http://schemas.microsoft.com/office/drawing/2016/5/12/chartex" xmlns:cx7="http://schemas.microsoft.com/office/drawing/2016/5/13/chartex" xmlns:cx8="http://schemas.microsoft.com/office/drawing/2016/5/14/chartex" xmlns:mc="http://schemas.openxmlformats.org/markup-compatibility/2006" xmlns:aink="http://schemas.microsoft.com/office/drawing/2016/ink" xmlns:am3d="http://schemas.microsoft.com/office/drawing/2017/model3d" xmlns:o="urn:schemas-microsoft-com:office:office" xmlns:oel="http://schemas.microsoft.com/office/2019/extlst" xmlns:r="http://schemas.openxmlformats.org/officeDocument/2006/relationships" xmlns:m="http://schemas.openxmlformats.org/officeDocument/2006/math" xmlns:v="urn:schemas-microsoft-com:vml" xmlns:wp14="http://schemas.microsoft.com/office/word/2010/wordprocessingDrawing" xmlns:wp="http://schemas.openxmlformats.org/drawingml/2006/wordprocessingDrawing" xmlns:w10="urn:schemas-microsoft-com:office:word" xmlns:w="http://schemas.openxmlformats.org/wordprocessingml/2006/main" xmlns:w14="http://schemas.microsoft.com/office/word/2010/wordml" xmlns:w15="http://schemas.microsoft.com/office/word/2012/wordml" xmlns:w16cex="http://schemas.microsoft.com/office/word/2018/wordml/cex" xmlns:w16cid="http://schemas.microsoft.com/office/word/2016/wordml/cid" xmlns:w16="http://schemas.microsoft.com/office/word/2018/wordml" xmlns:w16sdtdh="http://schemas.microsoft.com/office/word/2020/wordml/sdtdatahash" xmlns:w16se="http://schemas.microsoft.com/office/word/2015/wordml/symex" xmlns:wpg="http://schemas.microsoft.com/office/word/2010/wordprocessingGroup" xmlns:wpi="http://schemas.microsoft.com/office/word/2010/wordprocessingInk" xmlns:wne="http://schemas.microsoft.com/office/word/2006/wordml" xmlns:wps="http://schemas.microsoft.com/office/word/2010/wordprocessingShape" mc:Ignorable="w14 w15 w16se w16cid w16 w16cex w16sdtdh wp14">
   <w:p>
     <w:pPr>
       <w:pStyle w:val="Header"/>
@@ -6940,7 +7609,7 @@
 </file>
 
 <file path=word/numbering.xml><?xml version="1.0" encoding="utf-8"?>
-<w:numbering xmlns:wpc="http://schemas.microsoft.com/office/word/2010/wordprocessingCanvas" xmlns:cx="http://schemas.microsoft.com/office/drawing/2014/chartex" xmlns:cx1="http://schemas.microsoft.com/office/drawing/2015/9/8/chartex" xmlns:cx2="http://schemas.microsoft.com/office/drawing/2015/10/21/chartex" xmlns:cx3="http://schemas.microsoft.com/office/drawing/2016/5/9/chartex" xmlns:cx4="http://schemas.microsoft.com/office/drawing/2016/5/10/chartex" xmlns:cx5="http://schemas.microsoft.com/office/drawing/2016/5/11/chartex" xmlns:cx6="http://schemas.microsoft.com/office/drawing/2016/5/12/chartex" xmlns:cx7="http://schemas.microsoft.com/office/drawing/2016/5/13/chartex" xmlns:cx8="http://schemas.microsoft.com/office/drawing/2016/5/14/chartex" xmlns:mc="http://schemas.openxmlformats.org/markup-compatibility/2006" xmlns:m="http://schemas.openxmlformats.org/officeDocument/2006/math" xmlns:aink="http://schemas.microsoft.com/office/drawing/2016/ink" xmlns:am3d="http://schemas.microsoft.com/office/drawing/2017/model3d" xmlns:oel="http://schemas.microsoft.com/office/2019/extlst" xmlns:r="http://schemas.openxmlformats.org/officeDocument/2006/relationships" xmlns:wp14="http://schemas.microsoft.com/office/word/2010/wordprocessingDrawing" xmlns:wp="http://schemas.openxmlformats.org/drawingml/2006/wordprocessingDrawing" xmlns:wpg="http://schemas.microsoft.com/office/word/2010/wordprocessingGroup" xmlns:wpi="http://schemas.microsoft.com/office/word/2010/wordprocessingInk" xmlns:wps="http://schemas.microsoft.com/office/word/2010/wordprocessingShape" xmlns:o="urn:schemas-microsoft-com:office:office" xmlns:v="urn:schemas-microsoft-com:vml" xmlns:w10="urn:schemas-microsoft-com:office:word" xmlns:w="http://schemas.openxmlformats.org/wordprocessingml/2006/main" xmlns:w14="http://schemas.microsoft.com/office/word/2010/wordml" xmlns:w15="http://schemas.microsoft.com/office/word/2012/wordml" xmlns:w16cex="http://schemas.microsoft.com/office/word/2018/wordml/cex" xmlns:w16cid="http://schemas.microsoft.com/office/word/2016/wordml/cid" xmlns:w16="http://schemas.microsoft.com/office/word/2018/wordml" xmlns:w16sdtdh="http://schemas.microsoft.com/office/word/2020/wordml/sdtdatahash" xmlns:w16sdtfl="http://schemas.microsoft.com/office/word/2024/wordml/sdtformatlock" xmlns:w16se="http://schemas.microsoft.com/office/word/2015/wordml/symex" xmlns:w16du="http://schemas.microsoft.com/office/word/2023/wordml/word16du" xmlns:wne="http://schemas.microsoft.com/office/word/2006/wordml" mc:Ignorable="w14 w15 w16se w16cid w16 w16cex w16sdtdh w16sdtfl w16du wp14">
+<w:numbering xmlns:wpc="http://schemas.microsoft.com/office/word/2010/wordprocessingCanvas" xmlns:cx="http://schemas.microsoft.com/office/drawing/2014/chartex" xmlns:cx1="http://schemas.microsoft.com/office/drawing/2015/9/8/chartex" xmlns:cx2="http://schemas.microsoft.com/office/drawing/2015/10/21/chartex" xmlns:cx3="http://schemas.microsoft.com/office/drawing/2016/5/9/chartex" xmlns:cx4="http://schemas.microsoft.com/office/drawing/2016/5/10/chartex" xmlns:cx5="http://schemas.microsoft.com/office/drawing/2016/5/11/chartex" xmlns:cx6="http://schemas.microsoft.com/office/drawing/2016/5/12/chartex" xmlns:cx7="http://schemas.microsoft.com/office/drawing/2016/5/13/chartex" xmlns:cx8="http://schemas.microsoft.com/office/drawing/2016/5/14/chartex" xmlns:mc="http://schemas.openxmlformats.org/markup-compatibility/2006" xmlns:aink="http://schemas.microsoft.com/office/drawing/2016/ink" xmlns:am3d="http://schemas.microsoft.com/office/drawing/2017/model3d" xmlns:o="urn:schemas-microsoft-com:office:office" xmlns:oel="http://schemas.microsoft.com/office/2019/extlst" xmlns:r="http://schemas.openxmlformats.org/officeDocument/2006/relationships" xmlns:m="http://schemas.openxmlformats.org/officeDocument/2006/math" xmlns:v="urn:schemas-microsoft-com:vml" xmlns:wp14="http://schemas.microsoft.com/office/word/2010/wordprocessingDrawing" xmlns:wp="http://schemas.openxmlformats.org/drawingml/2006/wordprocessingDrawing" xmlns:w10="urn:schemas-microsoft-com:office:word" xmlns:w="http://schemas.openxmlformats.org/wordprocessingml/2006/main" xmlns:w14="http://schemas.microsoft.com/office/word/2010/wordml" xmlns:w15="http://schemas.microsoft.com/office/word/2012/wordml" xmlns:w16cex="http://schemas.microsoft.com/office/word/2018/wordml/cex" xmlns:w16cid="http://schemas.microsoft.com/office/word/2016/wordml/cid" xmlns:w16="http://schemas.microsoft.com/office/word/2018/wordml" xmlns:w16sdtdh="http://schemas.microsoft.com/office/word/2020/wordml/sdtdatahash" xmlns:w16se="http://schemas.microsoft.com/office/word/2015/wordml/symex" xmlns:wpg="http://schemas.microsoft.com/office/word/2010/wordprocessingGroup" xmlns:wpi="http://schemas.microsoft.com/office/word/2010/wordprocessingInk" xmlns:wne="http://schemas.microsoft.com/office/word/2006/wordml" xmlns:wps="http://schemas.microsoft.com/office/word/2010/wordprocessingShape" mc:Ignorable="w14 w15 w16se w16cid w16 w16cex w16sdtdh wp14">
   <w:abstractNum w:abstractNumId="0" w15:restartNumberingAfterBreak="0">
     <w:nsid w:val="008C174E"/>
     <w:multiLevelType w:val="hybridMultilevel"/>
@@ -11024,7 +11693,7 @@
 </file>
 
 <file path=word/styles.xml><?xml version="1.0" encoding="utf-8"?>
-<w:styles xmlns:mc="http://schemas.openxmlformats.org/markup-compatibility/2006" xmlns:r="http://schemas.openxmlformats.org/officeDocument/2006/relationships" xmlns:w="http://schemas.openxmlformats.org/wordprocessingml/2006/main" xmlns:w14="http://schemas.microsoft.com/office/word/2010/wordml" xmlns:w15="http://schemas.microsoft.com/office/word/2012/wordml" xmlns:w16cex="http://schemas.microsoft.com/office/word/2018/wordml/cex" xmlns:w16cid="http://schemas.microsoft.com/office/word/2016/wordml/cid" xmlns:w16="http://schemas.microsoft.com/office/word/2018/wordml" xmlns:w16sdtdh="http://schemas.microsoft.com/office/word/2020/wordml/sdtdatahash" xmlns:w16sdtfl="http://schemas.microsoft.com/office/word/2024/wordml/sdtformatlock" xmlns:w16se="http://schemas.microsoft.com/office/word/2015/wordml/symex" xmlns:w16du="http://schemas.microsoft.com/office/word/2023/wordml/word16du" mc:Ignorable="w14 w15 w16se w16cid w16 w16cex w16sdtdh w16sdtfl w16du">
+<w:styles xmlns:mc="http://schemas.openxmlformats.org/markup-compatibility/2006" xmlns:r="http://schemas.openxmlformats.org/officeDocument/2006/relationships" xmlns:w="http://schemas.openxmlformats.org/wordprocessingml/2006/main" xmlns:w14="http://schemas.microsoft.com/office/word/2010/wordml" xmlns:w15="http://schemas.microsoft.com/office/word/2012/wordml" xmlns:w16cex="http://schemas.microsoft.com/office/word/2018/wordml/cex" xmlns:w16cid="http://schemas.microsoft.com/office/word/2016/wordml/cid" xmlns:w16="http://schemas.microsoft.com/office/word/2018/wordml" xmlns:w16sdtdh="http://schemas.microsoft.com/office/word/2020/wordml/sdtdatahash" xmlns:w16se="http://schemas.microsoft.com/office/word/2015/wordml/symex" mc:Ignorable="w14 w15 w16se w16cid w16 w16cex w16sdtdh">
   <w:docDefaults>
     <w:rPrDefault>
       <w:rPr>
@@ -12311,25 +12980,19 @@
 </file>
 
 <file path=customXml/item1.xml><?xml version="1.0" encoding="utf-8"?>
-<p:properties xmlns:p="http://schemas.microsoft.com/office/2006/metadata/properties" xmlns:xsi="http://www.w3.org/2001/XMLSchema-instance" xmlns:pc="http://schemas.microsoft.com/office/infopath/2007/PartnerControls">
-  <documentManagement>
-    <Category0 xmlns="bef73783-b83a-4f38-94d5-1aaaa1b3b0a2">1</Category0>
-    <i0f84bba906045b4af568ee102a52dcb xmlns="2933ac1b-cace-482f-bed9-bf9b7d80f34a">
-      <Terms xmlns="http://schemas.microsoft.com/office/infopath/2007/PartnerControls">
-        <TermInfo xmlns="http://schemas.microsoft.com/office/infopath/2007/PartnerControls">
-          <TermName xmlns="http://schemas.microsoft.com/office/infopath/2007/PartnerControls">Corporate Records</TermName>
-          <TermId xmlns="http://schemas.microsoft.com/office/infopath/2007/PartnerControls">2c702203-4f28-4769-bfc5-dad5ef3425c7</TermId>
-        </TermInfo>
-      </Terms>
-    </i0f84bba906045b4af568ee102a52dcb>
-    <TaxCatchAll xmlns="2933ac1b-cace-482f-bed9-bf9b7d80f34a">
-      <Value>1</Value>
-    </TaxCatchAll>
-  </documentManagement>
-</p:properties>
+<b:Sources xmlns:b="http://schemas.openxmlformats.org/officeDocument/2006/bibliography" xmlns="http://schemas.openxmlformats.org/officeDocument/2006/bibliography" SelectedStyle="\APA.XSL" StyleName="APA"/>
 </file>
 
 <file path=customXml/item2.xml><?xml version="1.0" encoding="utf-8"?>
+<?mso-contentType ?>
+<FormTemplates xmlns="http://schemas.microsoft.com/sharepoint/v3/contenttype/forms">
+  <Display>DocumentLibraryForm</Display>
+  <Edit>DocumentLibraryForm</Edit>
+  <New>DocumentLibraryForm</New>
+</FormTemplates>
+</file>
+
+<file path=customXml/item3.xml><?xml version="1.0" encoding="utf-8"?>
 <ct:contentTypeSchema xmlns:ct="http://schemas.microsoft.com/office/2006/metadata/contentType" xmlns:ma="http://schemas.microsoft.com/office/2006/metadata/properties/metaAttributes" ct:_="" ma:_="" ma:contentTypeName="Document" ma:contentTypeID="0x010100D17E1B4D89D91D49A316865B50B76B78" ma:contentTypeVersion="26" ma:contentTypeDescription="Create a new document." ma:contentTypeScope="" ma:versionID="2e43e94bda34b09537a48d601b321f81">
   <xsd:schema xmlns:xsd="http://www.w3.org/2001/XMLSchema" xmlns:xs="http://www.w3.org/2001/XMLSchema" xmlns:p="http://schemas.microsoft.com/office/2006/metadata/properties" xmlns:ns2="bef73783-b83a-4f38-94d5-1aaaa1b3b0a2" xmlns:ns3="2933ac1b-cace-482f-bed9-bf9b7d80f34a" targetNamespace="http://schemas.microsoft.com/office/2006/metadata/properties" ma:root="true" ma:fieldsID="68ad2338b471bae35515ce7eaf1f964b" ns2:_="" ns3:_="">
     <xsd:import namespace="bef73783-b83a-4f38-94d5-1aaaa1b3b0a2"/>
@@ -12544,20 +13207,46 @@
 </ct:contentTypeSchema>
 </file>
 
-<file path=customXml/item3.xml><?xml version="1.0" encoding="utf-8"?>
-<?mso-contentType ?>
-<FormTemplates xmlns="http://schemas.microsoft.com/sharepoint/v3/contenttype/forms">
-  <Display>DocumentLibraryForm</Display>
-  <Edit>DocumentLibraryForm</Edit>
-  <New>DocumentLibraryForm</New>
-</FormTemplates>
-</file>
-
 <file path=customXml/item4.xml><?xml version="1.0" encoding="utf-8"?>
-<b:Sources xmlns:b="http://schemas.openxmlformats.org/officeDocument/2006/bibliography" xmlns="http://schemas.openxmlformats.org/officeDocument/2006/bibliography" SelectedStyle="\APA.XSL" StyleName="APA"/>
+<p:properties xmlns:p="http://schemas.microsoft.com/office/2006/metadata/properties" xmlns:xsi="http://www.w3.org/2001/XMLSchema-instance" xmlns:pc="http://schemas.microsoft.com/office/infopath/2007/PartnerControls">
+  <documentManagement>
+    <Category0 xmlns="bef73783-b83a-4f38-94d5-1aaaa1b3b0a2">1</Category0>
+    <i0f84bba906045b4af568ee102a52dcb xmlns="2933ac1b-cace-482f-bed9-bf9b7d80f34a">
+      <Terms xmlns="http://schemas.microsoft.com/office/infopath/2007/PartnerControls">
+        <TermInfo xmlns="http://schemas.microsoft.com/office/infopath/2007/PartnerControls">
+          <TermName xmlns="http://schemas.microsoft.com/office/infopath/2007/PartnerControls">Corporate Records</TermName>
+          <TermId xmlns="http://schemas.microsoft.com/office/infopath/2007/PartnerControls">2c702203-4f28-4769-bfc5-dad5ef3425c7</TermId>
+        </TermInfo>
+      </Terms>
+    </i0f84bba906045b4af568ee102a52dcb>
+    <TaxCatchAll xmlns="2933ac1b-cace-482f-bed9-bf9b7d80f34a">
+      <Value>1</Value>
+    </TaxCatchAll>
+  </documentManagement>
+</p:properties>
 </file>
 
 <file path=customXml/itemProps1.xml><?xml version="1.0" encoding="utf-8"?>
+<ds:datastoreItem xmlns:ds="http://schemas.openxmlformats.org/officeDocument/2006/customXml" ds:itemID="{7769C2E1-50C7-4AF2-861B-F52E75CE3623}">
+  <ds:schemaRefs>
+    <ds:schemaRef ds:uri="http://schemas.openxmlformats.org/officeDocument/2006/bibliography"/>
+  </ds:schemaRefs>
+</ds:datastoreItem>
+</file>
+
+<file path=customXml/itemProps2.xml><?xml version="1.0" encoding="utf-8"?>
+<ds:datastoreItem xmlns:ds="http://schemas.openxmlformats.org/officeDocument/2006/customXml" ds:itemID="{93737E1E-B456-42C7-9F02-6B7D736E2393}">
+  <ds:schemaRefs>
+    <ds:schemaRef ds:uri="http://schemas.microsoft.com/sharepoint/v3/contenttype/forms"/>
+  </ds:schemaRefs>
+</ds:datastoreItem>
+</file>
+
+<file path=customXml/itemProps3.xml><?xml version="1.0" encoding="utf-8"?>
+<ds:datastoreItem xmlns:ds="http://schemas.openxmlformats.org/officeDocument/2006/customXml" ds:itemID="{05C235B8-E803-46E7-B24C-80752B1E7EE4}"/>
+</file>
+
+<file path=customXml/itemProps4.xml><?xml version="1.0" encoding="utf-8"?>
 <ds:datastoreItem xmlns:ds="http://schemas.openxmlformats.org/officeDocument/2006/customXml" ds:itemID="{88E25B5C-5BD7-403A-8876-7F03EDF4549D}">
   <ds:schemaRefs>
     <ds:schemaRef ds:uri="http://schemas.microsoft.com/office/2006/metadata/properties"/>
@@ -12566,39 +13255,4 @@
     <ds:schemaRef ds:uri="2933ac1b-cace-482f-bed9-bf9b7d80f34a"/>
   </ds:schemaRefs>
 </ds:datastoreItem>
-</file>
-
-<file path=customXml/itemProps2.xml><?xml version="1.0" encoding="utf-8"?>
-<ds:datastoreItem xmlns:ds="http://schemas.openxmlformats.org/officeDocument/2006/customXml" ds:itemID="{05C235B8-E803-46E7-B24C-80752B1E7EE4}">
-  <ds:schemaRefs>
-    <ds:schemaRef ds:uri="http://schemas.microsoft.com/office/2006/metadata/contentType"/>
-    <ds:schemaRef ds:uri="http://schemas.microsoft.com/office/2006/metadata/properties/metaAttributes"/>
-    <ds:schemaRef ds:uri="http://www.w3.org/2001/XMLSchema"/>
-    <ds:schemaRef ds:uri="http://schemas.microsoft.com/office/2006/metadata/properties"/>
-    <ds:schemaRef ds:uri="bef73783-b83a-4f38-94d5-1aaaa1b3b0a2"/>
-    <ds:schemaRef ds:uri="2933ac1b-cace-482f-bed9-bf9b7d80f34a"/>
-    <ds:schemaRef ds:uri="http://schemas.microsoft.com/office/2006/documentManagement/types"/>
-    <ds:schemaRef ds:uri="http://schemas.microsoft.com/office/infopath/2007/PartnerControls"/>
-    <ds:schemaRef ds:uri="http://schemas.openxmlformats.org/package/2006/metadata/core-properties"/>
-    <ds:schemaRef ds:uri="http://purl.org/dc/elements/1.1/"/>
-    <ds:schemaRef ds:uri="http://purl.org/dc/terms/"/>
-    <ds:schemaRef ds:uri="http://schemas.microsoft.com/internal/obd"/>
-  </ds:schemaRefs>
-</ds:datastoreItem>
-</file>
-
-<file path=customXml/itemProps3.xml><?xml version="1.0" encoding="utf-8"?>
-<ds:datastoreItem xmlns:ds="http://schemas.openxmlformats.org/officeDocument/2006/customXml" ds:itemID="{93737E1E-B456-42C7-9F02-6B7D736E2393}">
-  <ds:schemaRefs>
-    <ds:schemaRef ds:uri="http://schemas.microsoft.com/sharepoint/v3/contenttype/forms"/>
-  </ds:schemaRefs>
-</ds:datastoreItem>
-</file>
-
-<file path=customXml/itemProps4.xml><?xml version="1.0" encoding="utf-8"?>
-<ds:datastoreItem xmlns:ds="http://schemas.openxmlformats.org/officeDocument/2006/customXml" ds:itemID="{7769C2E1-50C7-4AF2-861B-F52E75CE3623}">
-  <ds:schemaRefs>
-    <ds:schemaRef ds:uri="http://schemas.openxmlformats.org/officeDocument/2006/bibliography"/>
-  </ds:schemaRefs>
-</ds:datastoreItem>
 </file>